--- a/6-Automation/Python/11-Screen Capture  - Ver 1.0 - id 16/Documentation/Screen Capture - Code Source.docx
+++ b/6-Automation/Python/11-Screen Capture  - Ver 1.0 - id 16/Documentation/Screen Capture - Code Source.docx
@@ -78,25 +78,7 @@
           <w:sz w:val="18"/>
           <w:highlight w:val="lightGray"/>
         </w:rPr>
-        <w:t xml:space="preserve"> -&gt; ID Column: 1, </w:t>
-      </w:r>
-      <w:proofErr w:type="spellStart"/>
-      <w:r>
-        <w:rPr>
-          <w:rFonts w:ascii="Arial" w:eastAsia="Arial" w:hAnsi="Arial"/>
-          <w:sz w:val="18"/>
-          <w:highlight w:val="lightGray"/>
-        </w:rPr>
-        <w:t>Name_En</w:t>
-      </w:r>
-      <w:proofErr w:type="spellEnd"/>
-      <w:r>
-        <w:rPr>
-          <w:rFonts w:ascii="Arial" w:eastAsia="Arial" w:hAnsi="Arial"/>
-          <w:sz w:val="18"/>
-          <w:highlight w:val="lightGray"/>
-        </w:rPr>
-        <w:t xml:space="preserve"> Column: Motasem Essam] </w:t>
+        <w:t xml:space="preserve"> -&gt; ID Column: 1, Name_En Column: Motasem Essam] </w:t>
       </w:r>
       <w:r>
         <w:rPr>
@@ -116,27 +98,7 @@
           <w:szCs w:val="18"/>
           <w:highlight w:val="lightGray"/>
         </w:rPr>
-        <w:t xml:space="preserve"> Persons Table -&gt; ID Column: 1, </w:t>
-      </w:r>
-      <w:proofErr w:type="spellStart"/>
-      <w:r>
-        <w:rPr>
-          <w:rFonts w:ascii="Arial" w:eastAsia="Arial" w:hAnsi="Arial"/>
-          <w:sz w:val="18"/>
-          <w:szCs w:val="18"/>
-          <w:highlight w:val="lightGray"/>
-        </w:rPr>
-        <w:t>Name_En</w:t>
-      </w:r>
-      <w:proofErr w:type="spellEnd"/>
-      <w:r>
-        <w:rPr>
-          <w:rFonts w:ascii="Arial" w:eastAsia="Arial" w:hAnsi="Arial"/>
-          <w:sz w:val="18"/>
-          <w:szCs w:val="18"/>
-          <w:highlight w:val="lightGray"/>
-        </w:rPr>
-        <w:t xml:space="preserve"> Column: </w:t>
+        <w:t xml:space="preserve"> Persons Table -&gt; ID Column: 1, Name_En Column: </w:t>
       </w:r>
       <w:r>
         <w:rPr>
@@ -322,13 +284,8 @@
         <w:t>make edit mode work</w:t>
       </w:r>
       <w:r>
-        <w:t xml:space="preserve"> to control nodes moves by </w:t>
-      </w:r>
-      <w:proofErr w:type="spellStart"/>
-      <w:r>
-        <w:t>arros</w:t>
-      </w:r>
-      <w:proofErr w:type="spellEnd"/>
+        <w:t xml:space="preserve"> to control nodes moves by arros</w:t>
+      </w:r>
     </w:p>
     <w:p>
       <w:pPr>
@@ -378,15 +335,7 @@
         <w:t xml:space="preserve"> shortcut</w:t>
       </w:r>
       <w:r>
-        <w:t xml:space="preserve"> give me </w:t>
-      </w:r>
-      <w:proofErr w:type="spellStart"/>
-      <w:r>
-        <w:t>widnow</w:t>
-      </w:r>
-      <w:proofErr w:type="spellEnd"/>
-      <w:r>
-        <w:t xml:space="preserve"> to save file</w:t>
+        <w:t xml:space="preserve"> give me widnow to save file</w:t>
       </w:r>
     </w:p>
     <w:p>
@@ -495,13 +444,7 @@
         </w:numPr>
       </w:pPr>
       <w:r>
-        <w:t xml:space="preserve">add </w:t>
-      </w:r>
-      <w:r>
-        <w:t>increase and decease</w:t>
-      </w:r>
-      <w:r>
-        <w:t xml:space="preserve"> text size buttons with shortcuts ctrl + and ctrl – to increase and decease text size</w:t>
+        <w:t>add increase and decease text size buttons with shortcuts ctrl + and ctrl – to increase and decease text size</w:t>
       </w:r>
     </w:p>
     <w:p>
@@ -628,27 +571,7 @@
           <w:sz w:val="18"/>
           <w:highlight w:val="lightGray"/>
         </w:rPr>
-        <w:t xml:space="preserve">: Persons Table -&gt; ID Column: 1, </w:t>
-      </w:r>
-      <w:proofErr w:type="spellStart"/>
-      <w:r>
-        <w:rPr>
-          <w:rFonts w:ascii="Arial" w:hAnsi="Arial"/>
-          <w:color w:val="000000"/>
-          <w:sz w:val="18"/>
-          <w:highlight w:val="lightGray"/>
-        </w:rPr>
-        <w:t>Name_En</w:t>
-      </w:r>
-      <w:proofErr w:type="spellEnd"/>
-      <w:r>
-        <w:rPr>
-          <w:rFonts w:ascii="Arial" w:hAnsi="Arial"/>
-          <w:color w:val="000000"/>
-          <w:sz w:val="18"/>
-          <w:highlight w:val="lightGray"/>
-        </w:rPr>
-        <w:t xml:space="preserve"> Column: Motasem Essam] -&gt; </w:t>
+        <w:t xml:space="preserve">: Persons Table -&gt; ID Column: 1, Name_En Column: Motasem Essam] -&gt; </w:t>
       </w:r>
       <w:r>
         <w:rPr>
@@ -781,13 +704,8 @@
       </w:r>
     </w:p>
     <w:p>
-      <w:proofErr w:type="spellStart"/>
-      <w:r>
-        <w:t>screen_tool</w:t>
-      </w:r>
-      <w:proofErr w:type="spellEnd"/>
-      <w:r>
-        <w:t>/</w:t>
+      <w:r>
+        <w:t>screen_tool/</w:t>
       </w:r>
     </w:p>
     <w:p>
@@ -851,23 +769,6 @@
       </w:r>
       <w:r>
         <w:t xml:space="preserve"> edit_nodes.py       # edit mode + resize handles</w:t>
-      </w:r>
-    </w:p>
-    <w:p>
-      <w:r>
-        <w:rPr>
-          <w:rFonts w:ascii="MS Gothic" w:eastAsia="MS Gothic" w:hAnsi="MS Gothic" w:cs="MS Gothic" w:hint="eastAsia"/>
-        </w:rPr>
-        <w:t>├</w:t>
-      </w:r>
-      <w:r>
-        <w:rPr>
-          <w:rFonts w:ascii="Calibri" w:hAnsi="Calibri" w:cs="Calibri"/>
-        </w:rPr>
-        <w:t>──</w:t>
-      </w:r>
-      <w:r>
-        <w:t xml:space="preserve"> draw_tools.py       # text, arrow, pin, brush tools</w:t>
       </w:r>
     </w:p>
     <w:p/>
@@ -900,27 +801,7 @@
           <w:sz w:val="18"/>
           <w:highlight w:val="lightGray"/>
         </w:rPr>
-        <w:t xml:space="preserve">: Persons Table -&gt; ID Column: 1, </w:t>
-      </w:r>
-      <w:proofErr w:type="spellStart"/>
-      <w:r>
-        <w:rPr>
-          <w:rFonts w:ascii="Arial" w:hAnsi="Arial"/>
-          <w:color w:val="000000"/>
-          <w:sz w:val="18"/>
-          <w:highlight w:val="lightGray"/>
-        </w:rPr>
-        <w:t>Name_En</w:t>
-      </w:r>
-      <w:proofErr w:type="spellEnd"/>
-      <w:r>
-        <w:rPr>
-          <w:rFonts w:ascii="Arial" w:hAnsi="Arial"/>
-          <w:color w:val="000000"/>
-          <w:sz w:val="18"/>
-          <w:highlight w:val="lightGray"/>
-        </w:rPr>
-        <w:t xml:space="preserve"> Column: Motasem Essam] -&gt; </w:t>
+        <w:t xml:space="preserve">: Persons Table -&gt; ID Column: 1, Name_En Column: Motasem Essam] -&gt; </w:t>
       </w:r>
       <w:r>
         <w:rPr>
@@ -978,6 +859,34 @@
         <w:t xml:space="preserve"> [5/2/2026]</w:t>
       </w:r>
     </w:p>
+    <w:p>
+      <w:r>
+        <w:t>import keyboard</w:t>
+      </w:r>
+    </w:p>
+    <w:p>
+      <w:r>
+        <w:t>from snip_core import SnipCore</w:t>
+      </w:r>
+    </w:p>
+    <w:p/>
+    <w:p>
+      <w:r>
+        <w:t>app = SnipCore()</w:t>
+      </w:r>
+    </w:p>
+    <w:p/>
+    <w:p>
+      <w:r>
+        <w:t>keyboard.add_hotkey("ctrl+space+f", app.capture_screen)</w:t>
+      </w:r>
+    </w:p>
+    <w:p/>
+    <w:p>
+      <w:r>
+        <w:t>app.root.mainloop()</w:t>
+      </w:r>
+    </w:p>
     <w:p/>
     <w:p/>
     <w:p>
@@ -1012,27 +921,7 @@
           <w:sz w:val="18"/>
           <w:highlight w:val="lightGray"/>
         </w:rPr>
-        <w:t xml:space="preserve">: Persons Table -&gt; ID Column: 1, </w:t>
-      </w:r>
-      <w:proofErr w:type="spellStart"/>
-      <w:r>
-        <w:rPr>
-          <w:rFonts w:ascii="Arial" w:hAnsi="Arial"/>
-          <w:color w:val="000000"/>
-          <w:sz w:val="18"/>
-          <w:highlight w:val="lightGray"/>
-        </w:rPr>
-        <w:t>Name_En</w:t>
-      </w:r>
-      <w:proofErr w:type="spellEnd"/>
-      <w:r>
-        <w:rPr>
-          <w:rFonts w:ascii="Arial" w:hAnsi="Arial"/>
-          <w:color w:val="000000"/>
-          <w:sz w:val="18"/>
-          <w:highlight w:val="lightGray"/>
-        </w:rPr>
-        <w:t xml:space="preserve"> Column: Motasem Essam] -&gt; </w:t>
+        <w:t xml:space="preserve">: Persons Table -&gt; ID Column: 1, Name_En Column: Motasem Essam] -&gt; </w:t>
       </w:r>
       <w:r>
         <w:rPr>
@@ -1090,6 +979,6655 @@
         <w:t xml:space="preserve"> [5/2/2026]</w:t>
       </w:r>
     </w:p>
+    <w:p>
+      <w:r>
+        <w:t>import tkinter as tk</w:t>
+      </w:r>
+    </w:p>
+    <w:p>
+      <w:r>
+        <w:t>from tkinter import filedialog</w:t>
+      </w:r>
+    </w:p>
+    <w:p>
+      <w:r>
+        <w:t>from edit_nodes import NodeEditor</w:t>
+      </w:r>
+    </w:p>
+    <w:p/>
+    <w:p>
+      <w:r>
+        <w:t>class SnipCore:</w:t>
+      </w:r>
+    </w:p>
+    <w:p>
+      <w:r>
+        <w:t>    def __init__(self):</w:t>
+      </w:r>
+    </w:p>
+    <w:p>
+      <w:r>
+        <w:lastRenderedPageBreak/>
+        <w:t>        self.root = tk.Tk()</w:t>
+      </w:r>
+    </w:p>
+    <w:p>
+      <w:r>
+        <w:t>        self.root.state("zoomed")</w:t>
+      </w:r>
+    </w:p>
+    <w:p>
+      <w:r>
+        <w:t>        self.root.configure(bg="black")</w:t>
+      </w:r>
+    </w:p>
+    <w:p/>
+    <w:p>
+      <w:r>
+        <w:t>        self.last_saved_file = None</w:t>
+      </w:r>
+    </w:p>
+    <w:p>
+      <w:r>
+        <w:t>        self.last_saved_path = None</w:t>
+      </w:r>
+    </w:p>
+    <w:p>
+      <w:r>
+        <w:t>        self.edit_mode = False</w:t>
+      </w:r>
+    </w:p>
+    <w:p>
+      <w:r>
+        <w:t>        self.selected_node = None</w:t>
+      </w:r>
+    </w:p>
+    <w:p>
+      <w:r>
+        <w:t>        self.draw_win = None</w:t>
+      </w:r>
+    </w:p>
+    <w:p>
+      <w:r>
+        <w:t>        self.draw_mode = False</w:t>
+      </w:r>
+    </w:p>
+    <w:p>
+      <w:r>
+        <w:t>        self.sel_start = None</w:t>
+      </w:r>
+    </w:p>
+    <w:p>
+      <w:r>
+        <w:t>        self.sel_end = None</w:t>
+      </w:r>
+    </w:p>
+    <w:p>
+      <w:r>
+        <w:t>        self.drag_mode = None   # "move" | "resize" | "draw"</w:t>
+      </w:r>
+    </w:p>
+    <w:p>
+      <w:r>
+        <w:t>        self.move_offset = (0, 0)</w:t>
+      </w:r>
+    </w:p>
+    <w:p>
+      <w:r>
+        <w:t>        self.text_size = 24</w:t>
+      </w:r>
+    </w:p>
+    <w:p>
+      <w:r>
+        <w:t>        self.color = "red"</w:t>
+      </w:r>
+    </w:p>
+    <w:p>
+      <w:r>
+        <w:t>        self.size = 3</w:t>
+      </w:r>
+    </w:p>
+    <w:p>
+      <w:r>
+        <w:t>        self.draw_objects = []</w:t>
+      </w:r>
+    </w:p>
+    <w:p>
+      <w:r>
+        <w:t>        self.selected_object = None</w:t>
+      </w:r>
+    </w:p>
+    <w:p>
+      <w:r>
+        <w:t>        self.start_point = None</w:t>
+      </w:r>
+    </w:p>
+    <w:p>
+      <w:r>
+        <w:t>        self.last_point = None</w:t>
+      </w:r>
+    </w:p>
+    <w:p>
+      <w:r>
+        <w:t>        self.preview_item = None</w:t>
+      </w:r>
+    </w:p>
+    <w:p/>
+    <w:p>
+      <w:r>
+        <w:t>        self.tk_img_main = None</w:t>
+      </w:r>
+    </w:p>
+    <w:p>
+      <w:r>
+        <w:t>        self.tk_img_draw = None</w:t>
+      </w:r>
+    </w:p>
+    <w:p/>
+    <w:p>
+      <w:r>
+        <w:lastRenderedPageBreak/>
+        <w:t>        self.current_tool = "pen"</w:t>
+      </w:r>
+    </w:p>
+    <w:p>
+      <w:r>
+        <w:t>        self.selected_object = None</w:t>
+      </w:r>
+    </w:p>
+    <w:p>
+      <w:r>
+        <w:t>        self.start_point = None</w:t>
+      </w:r>
+    </w:p>
+    <w:p>
+      <w:r>
+        <w:t>        self.last_point = None</w:t>
+      </w:r>
+    </w:p>
+    <w:p>
+      <w:r>
+        <w:t>        self.preview_item = None</w:t>
+      </w:r>
+    </w:p>
+    <w:p/>
+    <w:p>
+      <w:r>
+        <w:t>        self.canvas = tk.Canvas(self.root, cursor="cross")</w:t>
+      </w:r>
+    </w:p>
+    <w:p>
+      <w:r>
+        <w:t>        self.canvas.pack(fill=tk.BOTH, expand=True)</w:t>
+      </w:r>
+    </w:p>
+    <w:p/>
+    <w:p>
+      <w:r>
+        <w:t>        self.editor = NodeEditor(self)</w:t>
+      </w:r>
+    </w:p>
+    <w:p/>
+    <w:p>
+      <w:r>
+        <w:t>        self.root.tk.call('tk', 'scaling', 1.0)</w:t>
+      </w:r>
+    </w:p>
+    <w:p/>
+    <w:p>
+      <w:r>
+        <w:t>        # ================= IMAGE =================</w:t>
+      </w:r>
+    </w:p>
+    <w:p>
+      <w:r>
+        <w:t>        self.image = None</w:t>
+      </w:r>
+    </w:p>
+    <w:p>
+      <w:r>
+        <w:t>        self.tk_img = None</w:t>
+      </w:r>
+    </w:p>
+    <w:p/>
+    <w:p>
+      <w:r>
+        <w:t>        # ================= MODES =================</w:t>
+      </w:r>
+    </w:p>
+    <w:p>
+      <w:r>
+        <w:t>        self.mode = "snip"   # snip | draw | edit</w:t>
+      </w:r>
+    </w:p>
+    <w:p/>
+    <w:p>
+      <w:r>
+        <w:t>        # ================= SELECTION =================</w:t>
+      </w:r>
+    </w:p>
+    <w:p>
+      <w:r>
+        <w:t>        self.selecting = False</w:t>
+      </w:r>
+    </w:p>
+    <w:p>
+      <w:r>
+        <w:t>        self.sel_start = None</w:t>
+      </w:r>
+    </w:p>
+    <w:p>
+      <w:r>
+        <w:t>        self.sel_rect = None</w:t>
+      </w:r>
+    </w:p>
+    <w:p/>
+    <w:p>
+      <w:r>
+        <w:t>        # ================= NODES (8 handles) =================</w:t>
+      </w:r>
+    </w:p>
+    <w:p>
+      <w:r>
+        <w:lastRenderedPageBreak/>
+        <w:t>        self.handles = []</w:t>
+      </w:r>
+    </w:p>
+    <w:p>
+      <w:r>
+        <w:t>        self.active_handle = None</w:t>
+      </w:r>
+    </w:p>
+    <w:p>
+      <w:r>
+        <w:t>        self.handle_map = [</w:t>
+      </w:r>
+    </w:p>
+    <w:p>
+      <w:r>
+        <w:t>            "nw", "ne", "se", "sw",</w:t>
+      </w:r>
+    </w:p>
+    <w:p>
+      <w:r>
+        <w:t>            "n", "s", "w", "e"</w:t>
+      </w:r>
+    </w:p>
+    <w:p>
+      <w:r>
+        <w:t>        ]</w:t>
+      </w:r>
+    </w:p>
+    <w:p/>
+    <w:p>
+      <w:r>
+        <w:t>        # ================= DRAW =================</w:t>
+      </w:r>
+    </w:p>
+    <w:p>
+      <w:r>
+        <w:t>        self.draw_objects = []</w:t>
+      </w:r>
+    </w:p>
+    <w:p>
+      <w:r>
+        <w:t>        self.current_tool = "pen"</w:t>
+      </w:r>
+    </w:p>
+    <w:p>
+      <w:r>
+        <w:t>        self.last_point = None</w:t>
+      </w:r>
+    </w:p>
+    <w:p/>
+    <w:p>
+      <w:r>
+        <w:t>        # ================= DRAW SYSTEM STATE =================</w:t>
+      </w:r>
+    </w:p>
+    <w:p>
+      <w:r>
+        <w:t>        self.draw_mode = False</w:t>
+      </w:r>
+    </w:p>
+    <w:p>
+      <w:r>
+        <w:t>        self.draw_objects = []</w:t>
+      </w:r>
+    </w:p>
+    <w:p>
+      <w:r>
+        <w:t>        self.undo_stack = []</w:t>
+      </w:r>
+    </w:p>
+    <w:p>
+      <w:r>
+        <w:t>        self.redo_stack = []</w:t>
+      </w:r>
+    </w:p>
+    <w:p>
+      <w:r>
+        <w:t>        self.current_tool = "pen"</w:t>
+      </w:r>
+    </w:p>
+    <w:p>
+      <w:r>
+        <w:t>        self.color = "red"</w:t>
+      </w:r>
+    </w:p>
+    <w:p>
+      <w:r>
+        <w:t>        self.size = 3</w:t>
+      </w:r>
+    </w:p>
+    <w:p>
+      <w:r>
+        <w:t>        self.start_point = None</w:t>
+      </w:r>
+    </w:p>
+    <w:p>
+      <w:r>
+        <w:t>        self.canvas_draw = None</w:t>
+      </w:r>
+    </w:p>
+    <w:p>
+      <w:r>
+        <w:t>        self.draw_win = None</w:t>
+      </w:r>
+    </w:p>
+    <w:p>
+      <w:r>
+        <w:t>        self.image = None</w:t>
+      </w:r>
+    </w:p>
+    <w:p>
+      <w:r>
+        <w:t>        self.draw_history = []   # full actions</w:t>
+      </w:r>
+    </w:p>
+    <w:p>
+      <w:r>
+        <w:t>        self.history_index = -1</w:t>
+      </w:r>
+    </w:p>
+    <w:p>
+      <w:r>
+        <w:lastRenderedPageBreak/>
+        <w:t>        self.undo_stack</w:t>
+      </w:r>
+    </w:p>
+    <w:p>
+      <w:r>
+        <w:t xml:space="preserve">        self.redo_stack </w:t>
+      </w:r>
+    </w:p>
+    <w:p>
+      <w:r>
+        <w:t>        self.input_lock = False</w:t>
+      </w:r>
+    </w:p>
+    <w:p>
+      <w:r>
+        <w:t>        self.active_mode = "snip"  # snip | draw</w:t>
+      </w:r>
+    </w:p>
+    <w:p>
+      <w:r>
+        <w:t>        self.preview_item = None</w:t>
+      </w:r>
+    </w:p>
+    <w:p/>
+    <w:p>
+      <w:r>
+        <w:t>        # ================= EVENTS =================</w:t>
+      </w:r>
+    </w:p>
+    <w:p>
+      <w:r>
+        <w:t>        self.canvas.bind("&lt;ButtonPress-1&gt;", self.on_press)</w:t>
+      </w:r>
+    </w:p>
+    <w:p>
+      <w:r>
+        <w:t>        self.canvas.bind("&lt;B1-Motion&gt;", self.on_drag)</w:t>
+      </w:r>
+    </w:p>
+    <w:p>
+      <w:r>
+        <w:t>        self.canvas.bind("&lt;ButtonRelease-1&gt;", self.on_release)</w:t>
+      </w:r>
+    </w:p>
+    <w:p>
+      <w:r>
+        <w:t>        self.canvas.bind("&lt;Motion&gt;", self.on_mouse_move)</w:t>
+      </w:r>
+    </w:p>
+    <w:p>
+      <w:r>
+        <w:t>        self.root.bind("&lt;Control-e&gt;", self.toggle_edit_mode)</w:t>
+      </w:r>
+    </w:p>
+    <w:p>
+      <w:r>
+        <w:t>        self.root.bind("&lt;Return&gt;", self.save_selection)</w:t>
+      </w:r>
+    </w:p>
+    <w:p>
+      <w:r>
+        <w:t>        self.root.bind("&lt;Escape&gt;", self.reset)</w:t>
+      </w:r>
+    </w:p>
+    <w:p>
+      <w:r>
+        <w:t>        self.root.bind("&lt;Up&gt;",    lambda e: self.move_node_by(0, -5))</w:t>
+      </w:r>
+    </w:p>
+    <w:p>
+      <w:r>
+        <w:t>        self.root.bind("&lt;Down&gt;",  lambda e: self.move_node_by(0, 5))</w:t>
+      </w:r>
+    </w:p>
+    <w:p>
+      <w:r>
+        <w:t>        self.root.bind("&lt;Left&gt;",  lambda e: self.move_node_by(-5, 0))</w:t>
+      </w:r>
+    </w:p>
+    <w:p>
+      <w:r>
+        <w:t>        self.root.bind("&lt;Right&gt;", lambda e: self.move_node_by(5, 0))</w:t>
+      </w:r>
+    </w:p>
+    <w:p>
+      <w:r>
+        <w:t>        self.root.bind("&lt;Control-d&gt;", self.toggle_draw_mode)</w:t>
+      </w:r>
+    </w:p>
+    <w:p/>
+    <w:p>
+      <w:r>
+        <w:t>        # mode switches</w:t>
+      </w:r>
+    </w:p>
+    <w:p>
+      <w:r>
+        <w:t>        self.root.bind("1", lambda e: self.set_mode("snip"))</w:t>
+      </w:r>
+    </w:p>
+    <w:p>
+      <w:r>
+        <w:t>        self.root.bind("2", lambda e: self.set_mode("draw"))</w:t>
+      </w:r>
+    </w:p>
+    <w:p>
+      <w:r>
+        <w:t>        self.root.bind("3", lambda e: self.set_mode("edit"))</w:t>
+      </w:r>
+    </w:p>
+    <w:p/>
+    <w:p>
+      <w:r>
+        <w:t>    # =========================================================</w:t>
+      </w:r>
+    </w:p>
+    <w:p>
+      <w:r>
+        <w:lastRenderedPageBreak/>
+        <w:t>    # MODE SWITCH</w:t>
+      </w:r>
+    </w:p>
+    <w:p>
+      <w:r>
+        <w:t>    # =========================================================</w:t>
+      </w:r>
+    </w:p>
+    <w:p>
+      <w:r>
+        <w:t>    def set_mode(self, mode):</w:t>
+      </w:r>
+    </w:p>
+    <w:p>
+      <w:r>
+        <w:t>        self.mode = mode</w:t>
+      </w:r>
+    </w:p>
+    <w:p>
+      <w:r>
+        <w:t>        print("Mode:", mode)</w:t>
+      </w:r>
+    </w:p>
+    <w:p/>
+    <w:p>
+      <w:r>
+        <w:t>    # =========================================================</w:t>
+      </w:r>
+    </w:p>
+    <w:p>
+      <w:r>
+        <w:t>    # CAPTURE SCREEN</w:t>
+      </w:r>
+    </w:p>
+    <w:p>
+      <w:r>
+        <w:t>    # =========================================================</w:t>
+      </w:r>
+    </w:p>
+    <w:p>
+      <w:r>
+        <w:t>    def capture_screen(self):</w:t>
+      </w:r>
+    </w:p>
+    <w:p>
+      <w:r>
+        <w:t>        import ctypes</w:t>
+      </w:r>
+    </w:p>
+    <w:p>
+      <w:r>
+        <w:t>        import time</w:t>
+      </w:r>
+    </w:p>
+    <w:p>
+      <w:r>
+        <w:t>        from PIL import ImageGrab, ImageTk</w:t>
+      </w:r>
+    </w:p>
+    <w:p/>
+    <w:p>
+      <w:r>
+        <w:t>        # ===== FIX DPI =====</w:t>
+      </w:r>
+    </w:p>
+    <w:p>
+      <w:r>
+        <w:t>        try:</w:t>
+      </w:r>
+    </w:p>
+    <w:p>
+      <w:r>
+        <w:t>            ctypes.windll.user32.SetProcessDPIAware()</w:t>
+      </w:r>
+    </w:p>
+    <w:p>
+      <w:r>
+        <w:t>        except:</w:t>
+      </w:r>
+    </w:p>
+    <w:p>
+      <w:r>
+        <w:t>            pass</w:t>
+      </w:r>
+    </w:p>
+    <w:p/>
+    <w:p>
+      <w:r>
+        <w:t>        # ===== HIDE APP FIRST =====</w:t>
+      </w:r>
+    </w:p>
+    <w:p>
+      <w:r>
+        <w:t>        self.root.withdraw()</w:t>
+      </w:r>
+    </w:p>
+    <w:p>
+      <w:r>
+        <w:t>        self.root.update()</w:t>
+      </w:r>
+    </w:p>
+    <w:p/>
+    <w:p>
+      <w:r>
+        <w:t>        # small delay to ensure clean screen</w:t>
+      </w:r>
+    </w:p>
+    <w:p>
+      <w:r>
+        <w:t>        time.sleep(0.15)</w:t>
+      </w:r>
+    </w:p>
+    <w:p/>
+    <w:p>
+      <w:r>
+        <w:t>        # ===== TAKE FULL SCREENSHOT =====</w:t>
+      </w:r>
+    </w:p>
+    <w:p>
+      <w:r>
+        <w:t>        self.image = ImageGrab.grab(all_screens=True)</w:t>
+      </w:r>
+    </w:p>
+    <w:p/>
+    <w:p>
+      <w:r>
+        <w:t>        # save size for later cropping</w:t>
+      </w:r>
+    </w:p>
+    <w:p>
+      <w:r>
+        <w:t>        self.img_width, self.img_height = self.image.size</w:t>
+      </w:r>
+    </w:p>
+    <w:p/>
+    <w:p>
+      <w:r>
+        <w:t>        # ===== SHOW APP AGAIN =====</w:t>
+      </w:r>
+    </w:p>
+    <w:p>
+      <w:r>
+        <w:t>        self.root.deiconify()</w:t>
+      </w:r>
+    </w:p>
+    <w:p/>
+    <w:p>
+      <w:r>
+        <w:t>        # force maximize after capture</w:t>
+      </w:r>
+    </w:p>
+    <w:p>
+      <w:r>
+        <w:t>        self.root.state("zoomed")</w:t>
+      </w:r>
+    </w:p>
+    <w:p>
+      <w:r>
+        <w:t>        self.root.lift()</w:t>
+      </w:r>
+    </w:p>
+    <w:p>
+      <w:r>
+        <w:t>        self.root.focus_force()</w:t>
+      </w:r>
+    </w:p>
+    <w:p/>
+    <w:p>
+      <w:r>
+        <w:t>        # ===== DISPLAY IMAGE =====</w:t>
+      </w:r>
+    </w:p>
+    <w:p>
+      <w:r>
+        <w:t>        self.tk_img = ImageTk.PhotoImage(self.image)</w:t>
+      </w:r>
+    </w:p>
+    <w:p/>
+    <w:p>
+      <w:r>
+        <w:t>        self.canvas.delete("all")</w:t>
+      </w:r>
+    </w:p>
+    <w:p>
+      <w:r>
+        <w:t>        self.canvas.create_image(0, 0, anchor="nw", image=self.tk_img)</w:t>
+      </w:r>
+    </w:p>
+    <w:p/>
+    <w:p>
+      <w:r>
+        <w:t>        # reset selection</w:t>
+      </w:r>
+    </w:p>
+    <w:p>
+      <w:r>
+        <w:t>        self.sel_start = None</w:t>
+      </w:r>
+    </w:p>
+    <w:p>
+      <w:r>
+        <w:t>        self.sel_rect = None</w:t>
+      </w:r>
+    </w:p>
+    <w:p>
+      <w:r>
+        <w:t>        self.selecting = True</w:t>
+      </w:r>
+    </w:p>
+    <w:p/>
+    <w:p>
+      <w:r>
+        <w:lastRenderedPageBreak/>
+        <w:t xml:space="preserve">        print("Full screen captured </w:t>
+      </w:r>
+      <w:r>
+        <w:rPr>
+          <w:rFonts w:ascii="Segoe UI Symbol" w:hAnsi="Segoe UI Symbol" w:cs="Segoe UI Symbol"/>
+        </w:rPr>
+        <w:t>✔</w:t>
+      </w:r>
+      <w:r>
+        <w:t>")</w:t>
+      </w:r>
+    </w:p>
+    <w:p/>
+    <w:p>
+      <w:r>
+        <w:t>    # =========================================================</w:t>
+      </w:r>
+    </w:p>
+    <w:p>
+      <w:r>
+        <w:t>    # MOUSE PRESS</w:t>
+      </w:r>
+    </w:p>
+    <w:p>
+      <w:r>
+        <w:t>    # =========================================================</w:t>
+      </w:r>
+    </w:p>
+    <w:p>
+      <w:r>
+        <w:t>    def on_press(self, e):</w:t>
+      </w:r>
+    </w:p>
+    <w:p/>
+    <w:p>
+      <w:r>
+        <w:t>        # ================= EDIT MODE =================</w:t>
+      </w:r>
+    </w:p>
+    <w:p>
+      <w:r>
+        <w:t>        if self.edit_mode:</w:t>
+      </w:r>
+    </w:p>
+    <w:p>
+      <w:r>
+        <w:t>            self.select_node(e.x, e.y)</w:t>
+      </w:r>
+    </w:p>
+    <w:p>
+      <w:r>
+        <w:t>            return</w:t>
+      </w:r>
+    </w:p>
+    <w:p/>
+    <w:p>
+      <w:r>
+        <w:t>        # ================= NORMAL MODE =================</w:t>
+      </w:r>
+    </w:p>
+    <w:p>
+      <w:r>
+        <w:t>        if self.mode != "snip":</w:t>
+      </w:r>
+    </w:p>
+    <w:p>
+      <w:r>
+        <w:t>            return</w:t>
+      </w:r>
+    </w:p>
+    <w:p/>
+    <w:p>
+      <w:r>
+        <w:t>        result = self.hit_test(e.x, e.y)</w:t>
+      </w:r>
+    </w:p>
+    <w:p/>
+    <w:p>
+      <w:r>
+        <w:t>        if result:</w:t>
+      </w:r>
+    </w:p>
+    <w:p>
+      <w:r>
+        <w:t>            self.drag_mode, self.active_handle = result</w:t>
+      </w:r>
+    </w:p>
+    <w:p>
+      <w:r>
+        <w:t>            self.move_offset = (e.x, e.y)</w:t>
+      </w:r>
+    </w:p>
+    <w:p>
+      <w:r>
+        <w:t>            return</w:t>
+      </w:r>
+    </w:p>
+    <w:p/>
+    <w:p>
+      <w:r>
+        <w:t>        self.clear_selection()</w:t>
+      </w:r>
+    </w:p>
+    <w:p>
+      <w:r>
+        <w:t>        self.sel_start = (e.x, e.y)</w:t>
+      </w:r>
+    </w:p>
+    <w:p>
+      <w:r>
+        <w:t>        self.sel_end = (e.x, e.y)</w:t>
+      </w:r>
+    </w:p>
+    <w:p>
+      <w:r>
+        <w:lastRenderedPageBreak/>
+        <w:t>        self.drag_mode = "draw"</w:t>
+      </w:r>
+    </w:p>
+    <w:p/>
+    <w:p>
+      <w:r>
+        <w:t>    # =========================================================</w:t>
+      </w:r>
+    </w:p>
+    <w:p>
+      <w:r>
+        <w:t>    # DRAG</w:t>
+      </w:r>
+    </w:p>
+    <w:p>
+      <w:r>
+        <w:t>    # =========================================================</w:t>
+      </w:r>
+    </w:p>
+    <w:p>
+      <w:r>
+        <w:t>    def on_drag(self, e):</w:t>
+      </w:r>
+    </w:p>
+    <w:p/>
+    <w:p>
+      <w:r>
+        <w:t>        if self.edit_mode:</w:t>
+      </w:r>
+    </w:p>
+    <w:p>
+      <w:r>
+        <w:t>            return</w:t>
+      </w:r>
+    </w:p>
+    <w:p/>
+    <w:p>
+      <w:r>
+        <w:t>        if self.mode != "snip":</w:t>
+      </w:r>
+    </w:p>
+    <w:p>
+      <w:r>
+        <w:t>            return</w:t>
+      </w:r>
+    </w:p>
+    <w:p/>
+    <w:p>
+      <w:r>
+        <w:t>        # ================= RESIZE ONLY FROM NODE =================</w:t>
+      </w:r>
+    </w:p>
+    <w:p>
+      <w:r>
+        <w:t>        if self.drag_mode == "resize":</w:t>
+      </w:r>
+    </w:p>
+    <w:p/>
+    <w:p>
+      <w:r>
+        <w:t>            x1, y1, x2, y2 = self.get_normalized()</w:t>
+      </w:r>
+    </w:p>
+    <w:p>
+      <w:r>
+        <w:t>            h = self.active_handle</w:t>
+      </w:r>
+    </w:p>
+    <w:p/>
+    <w:p>
+      <w:r>
+        <w:t>            if h == "nw":</w:t>
+      </w:r>
+    </w:p>
+    <w:p>
+      <w:r>
+        <w:t>                x1, y1 = e.x, e.y</w:t>
+      </w:r>
+    </w:p>
+    <w:p>
+      <w:r>
+        <w:t>            elif h == "ne":</w:t>
+      </w:r>
+    </w:p>
+    <w:p>
+      <w:r>
+        <w:t>                x2, y1 = e.x, e.y</w:t>
+      </w:r>
+    </w:p>
+    <w:p>
+      <w:r>
+        <w:t>            elif h == "se":</w:t>
+      </w:r>
+    </w:p>
+    <w:p>
+      <w:r>
+        <w:t>                x2, y2 = e.x, e.y</w:t>
+      </w:r>
+    </w:p>
+    <w:p>
+      <w:r>
+        <w:t>            elif h == "sw":</w:t>
+      </w:r>
+    </w:p>
+    <w:p>
+      <w:r>
+        <w:lastRenderedPageBreak/>
+        <w:t>                x1, y2 = e.x, e.y</w:t>
+      </w:r>
+    </w:p>
+    <w:p>
+      <w:r>
+        <w:t>            elif h == "n":</w:t>
+      </w:r>
+    </w:p>
+    <w:p>
+      <w:r>
+        <w:t>                y1 = e.y</w:t>
+      </w:r>
+    </w:p>
+    <w:p>
+      <w:r>
+        <w:t>            elif h == "s":</w:t>
+      </w:r>
+    </w:p>
+    <w:p>
+      <w:r>
+        <w:t>                y2 = e.y</w:t>
+      </w:r>
+    </w:p>
+    <w:p>
+      <w:r>
+        <w:t>            elif h == "w":</w:t>
+      </w:r>
+    </w:p>
+    <w:p>
+      <w:r>
+        <w:t>                x1 = e.x</w:t>
+      </w:r>
+    </w:p>
+    <w:p>
+      <w:r>
+        <w:t>            elif h == "e":</w:t>
+      </w:r>
+    </w:p>
+    <w:p>
+      <w:r>
+        <w:t>                x2 = e.x</w:t>
+      </w:r>
+    </w:p>
+    <w:p/>
+    <w:p>
+      <w:r>
+        <w:t>            self.sel_start = (x1, y1)</w:t>
+      </w:r>
+    </w:p>
+    <w:p>
+      <w:r>
+        <w:t>            self.sel_end = (x2, y2)</w:t>
+      </w:r>
+    </w:p>
+    <w:p/>
+    <w:p>
+      <w:r>
+        <w:t>        # ================= MOVE ONLY INSIDE RECT =================</w:t>
+      </w:r>
+    </w:p>
+    <w:p>
+      <w:r>
+        <w:t>        elif self.drag_mode == "move":</w:t>
+      </w:r>
+    </w:p>
+    <w:p/>
+    <w:p>
+      <w:r>
+        <w:t>            dx = e.x - self.move_offset[0]</w:t>
+      </w:r>
+    </w:p>
+    <w:p>
+      <w:r>
+        <w:t>            dy = e.y - self.move_offset[1]</w:t>
+      </w:r>
+    </w:p>
+    <w:p/>
+    <w:p>
+      <w:r>
+        <w:t>            self.move_offset = (e.x, e.y)</w:t>
+      </w:r>
+    </w:p>
+    <w:p/>
+    <w:p>
+      <w:r>
+        <w:t>            x1, y1, x2, y2 = self.get_normalized()</w:t>
+      </w:r>
+    </w:p>
+    <w:p/>
+    <w:p>
+      <w:r>
+        <w:t>            x1 += dx</w:t>
+      </w:r>
+    </w:p>
+    <w:p>
+      <w:r>
+        <w:t>            y1 += dy</w:t>
+      </w:r>
+    </w:p>
+    <w:p>
+      <w:r>
+        <w:t>            x2 += dx</w:t>
+      </w:r>
+    </w:p>
+    <w:p>
+      <w:r>
+        <w:lastRenderedPageBreak/>
+        <w:t>            y2 += dy</w:t>
+      </w:r>
+    </w:p>
+    <w:p/>
+    <w:p>
+      <w:r>
+        <w:t>            self.sel_start = (x1, y1)</w:t>
+      </w:r>
+    </w:p>
+    <w:p>
+      <w:r>
+        <w:t>            self.sel_end = (x2, y2)</w:t>
+      </w:r>
+    </w:p>
+    <w:p/>
+    <w:p>
+      <w:r>
+        <w:t>        # ================= DRAW =================</w:t>
+      </w:r>
+    </w:p>
+    <w:p>
+      <w:r>
+        <w:t>        else:</w:t>
+      </w:r>
+    </w:p>
+    <w:p>
+      <w:r>
+        <w:t>            self.sel_end = (e.x, e.y)</w:t>
+      </w:r>
+    </w:p>
+    <w:p/>
+    <w:p>
+      <w:r>
+        <w:t>        self.redraw_selection()</w:t>
+      </w:r>
+    </w:p>
+    <w:p/>
+    <w:p>
+      <w:r>
+        <w:t>    # =========================================================</w:t>
+      </w:r>
+    </w:p>
+    <w:p>
+      <w:r>
+        <w:t>    # RELEASE</w:t>
+      </w:r>
+    </w:p>
+    <w:p>
+      <w:r>
+        <w:t>    # =========================================================</w:t>
+      </w:r>
+    </w:p>
+    <w:p>
+      <w:r>
+        <w:t>    def on_release(self, e):</w:t>
+      </w:r>
+    </w:p>
+    <w:p/>
+    <w:p>
+      <w:r>
+        <w:t>        self.drag_mode = None</w:t>
+      </w:r>
+    </w:p>
+    <w:p>
+      <w:r>
+        <w:t>        self.active_handle = None</w:t>
+      </w:r>
+    </w:p>
+    <w:p>
+      <w:r>
+        <w:t>        self.selecting = False</w:t>
+      </w:r>
+    </w:p>
+    <w:p/>
+    <w:p>
+      <w:r>
+        <w:t>        self.redraw_selection()</w:t>
+      </w:r>
+    </w:p>
+    <w:p/>
+    <w:p>
+      <w:r>
+        <w:t>    # =========================================================</w:t>
+      </w:r>
+    </w:p>
+    <w:p>
+      <w:r>
+        <w:t>    # SAVE SNIP</w:t>
+      </w:r>
+    </w:p>
+    <w:p>
+      <w:r>
+        <w:t>    # =========================================================</w:t>
+      </w:r>
+    </w:p>
+    <w:p>
+      <w:r>
+        <w:t>    def save_selection(self, event=None):</w:t>
+      </w:r>
+    </w:p>
+    <w:p/>
+    <w:p>
+      <w:r>
+        <w:t>        if not self.image:</w:t>
+      </w:r>
+    </w:p>
+    <w:p>
+      <w:r>
+        <w:t>            print("No image loaded")</w:t>
+      </w:r>
+    </w:p>
+    <w:p>
+      <w:r>
+        <w:t>            return</w:t>
+      </w:r>
+    </w:p>
+    <w:p/>
+    <w:p>
+      <w:r>
+        <w:t>        img_w, img_h = self.image.size</w:t>
+      </w:r>
+    </w:p>
+    <w:p/>
+    <w:p>
+      <w:r>
+        <w:t>        # ================= NO SELECTION → FULL SCREEN =================</w:t>
+      </w:r>
+    </w:p>
+    <w:p>
+      <w:r>
+        <w:t>        if not self.sel_start or not self.sel_end:</w:t>
+      </w:r>
+    </w:p>
+    <w:p>
+      <w:r>
+        <w:t>            cropped = self.image.copy()</w:t>
+      </w:r>
+    </w:p>
+    <w:p>
+      <w:r>
+        <w:t xml:space="preserve">            print("No selection → saving full image </w:t>
+      </w:r>
+      <w:r>
+        <w:rPr>
+          <w:rFonts w:ascii="Segoe UI Symbol" w:hAnsi="Segoe UI Symbol" w:cs="Segoe UI Symbol"/>
+        </w:rPr>
+        <w:t>✔</w:t>
+      </w:r>
+      <w:r>
+        <w:t>")</w:t>
+      </w:r>
+    </w:p>
+    <w:p>
+      <w:r>
+        <w:t>        else:</w:t>
+      </w:r>
+    </w:p>
+    <w:p>
+      <w:r>
+        <w:t>            x1, y1 = self.sel_start</w:t>
+      </w:r>
+    </w:p>
+    <w:p>
+      <w:r>
+        <w:t>            x2, y2 = self.sel_end</w:t>
+      </w:r>
+    </w:p>
+    <w:p/>
+    <w:p>
+      <w:r>
+        <w:t>            left = min(x1, x2)</w:t>
+      </w:r>
+    </w:p>
+    <w:p>
+      <w:r>
+        <w:t>            top = min(y1, y2)</w:t>
+      </w:r>
+    </w:p>
+    <w:p>
+      <w:r>
+        <w:t>            right = max(x1, x2)</w:t>
+      </w:r>
+    </w:p>
+    <w:p>
+      <w:r>
+        <w:t>            bottom = max(y1, y2)</w:t>
+      </w:r>
+    </w:p>
+    <w:p/>
+    <w:p>
+      <w:r>
+        <w:t>            # clamp to image bounds</w:t>
+      </w:r>
+    </w:p>
+    <w:p>
+      <w:r>
+        <w:t>            left = max(0, min(left, img_w))</w:t>
+      </w:r>
+    </w:p>
+    <w:p>
+      <w:r>
+        <w:t>            right = max(0, min(right, img_w))</w:t>
+      </w:r>
+    </w:p>
+    <w:p>
+      <w:r>
+        <w:t>            top = max(0, min(top, img_h))</w:t>
+      </w:r>
+    </w:p>
+    <w:p>
+      <w:r>
+        <w:t>            bottom = max(0, min(bottom, img_h))</w:t>
+      </w:r>
+    </w:p>
+    <w:p/>
+    <w:p>
+      <w:r>
+        <w:lastRenderedPageBreak/>
+        <w:t>            if right - left &lt; 2 or bottom - top &lt; 2:</w:t>
+      </w:r>
+    </w:p>
+    <w:p>
+      <w:r>
+        <w:t xml:space="preserve">                print("Invalid selection → saving full image </w:t>
+      </w:r>
+      <w:r>
+        <w:rPr>
+          <w:rFonts w:ascii="Segoe UI Symbol" w:hAnsi="Segoe UI Symbol" w:cs="Segoe UI Symbol"/>
+        </w:rPr>
+        <w:t>✔</w:t>
+      </w:r>
+      <w:r>
+        <w:t>")</w:t>
+      </w:r>
+    </w:p>
+    <w:p>
+      <w:r>
+        <w:t>                cropped = self.image.copy()</w:t>
+      </w:r>
+    </w:p>
+    <w:p>
+      <w:r>
+        <w:t>            else:</w:t>
+      </w:r>
+    </w:p>
+    <w:p>
+      <w:r>
+        <w:t>                cropped = self.image.crop((left, top, right, bottom))</w:t>
+      </w:r>
+    </w:p>
+    <w:p>
+      <w:r>
+        <w:t xml:space="preserve">                print("Saved selected region </w:t>
+      </w:r>
+      <w:r>
+        <w:rPr>
+          <w:rFonts w:ascii="Segoe UI Symbol" w:hAnsi="Segoe UI Symbol" w:cs="Segoe UI Symbol"/>
+        </w:rPr>
+        <w:t>✔</w:t>
+      </w:r>
+      <w:r>
+        <w:t>")</w:t>
+      </w:r>
+    </w:p>
+    <w:p/>
+    <w:p>
+      <w:r>
+        <w:t>        # ================= SAVE =================</w:t>
+      </w:r>
+    </w:p>
+    <w:p>
+      <w:r>
+        <w:t>        path = filedialog.asksaveasfilename(defaultextension=".png")</w:t>
+      </w:r>
+    </w:p>
+    <w:p/>
+    <w:p>
+      <w:r>
+        <w:t>        if path:</w:t>
+      </w:r>
+    </w:p>
+    <w:p>
+      <w:r>
+        <w:t>            try:</w:t>
+      </w:r>
+    </w:p>
+    <w:p>
+      <w:r>
+        <w:t>                cropped.save(path)</w:t>
+      </w:r>
+    </w:p>
+    <w:p>
+      <w:r>
+        <w:t>                self.last_saved_file = path</w:t>
+      </w:r>
+    </w:p>
+    <w:p>
+      <w:r>
+        <w:t>            except Exception as e:</w:t>
+      </w:r>
+    </w:p>
+    <w:p>
+      <w:r>
+        <w:t>                print("Save failed:", e)</w:t>
+      </w:r>
+    </w:p>
+    <w:p/>
+    <w:p>
+      <w:r>
+        <w:t>    # =========================================================</w:t>
+      </w:r>
+    </w:p>
+    <w:p>
+      <w:r>
+        <w:t>    # RESET</w:t>
+      </w:r>
+    </w:p>
+    <w:p>
+      <w:r>
+        <w:t>    # =========================================================</w:t>
+      </w:r>
+    </w:p>
+    <w:p>
+      <w:r>
+        <w:t>    def reset(self, e=None):</w:t>
+      </w:r>
+    </w:p>
+    <w:p>
+      <w:r>
+        <w:t>        self.canvas.delete("all")</w:t>
+      </w:r>
+    </w:p>
+    <w:p>
+      <w:r>
+        <w:t>        self.root.withdraw()</w:t>
+      </w:r>
+    </w:p>
+    <w:p/>
+    <w:p>
+      <w:r>
+        <w:t>    # =========================================================</w:t>
+      </w:r>
+    </w:p>
+    <w:p>
+      <w:r>
+        <w:t>    # NODE DETECTION (placeholder)</w:t>
+      </w:r>
+    </w:p>
+    <w:p>
+      <w:r>
+        <w:lastRenderedPageBreak/>
+        <w:t>    # =========================================================</w:t>
+      </w:r>
+    </w:p>
+    <w:p>
+      <w:r>
+        <w:t>    def get_handle(self, x, y):</w:t>
+      </w:r>
+    </w:p>
+    <w:p>
+      <w:r>
+        <w:t>        for h in self.handles:</w:t>
+      </w:r>
+    </w:p>
+    <w:p>
+      <w:r>
+        <w:t>            hx, hy = h</w:t>
+      </w:r>
+    </w:p>
+    <w:p>
+      <w:r>
+        <w:t>            if abs(hx - x) &lt; 5 and abs(hy - y) &lt; 5:</w:t>
+      </w:r>
+    </w:p>
+    <w:p>
+      <w:r>
+        <w:t>                return h</w:t>
+      </w:r>
+    </w:p>
+    <w:p>
+      <w:r>
+        <w:t>        return None</w:t>
+      </w:r>
+    </w:p>
+    <w:p>
+      <w:r>
+        <w:t xml:space="preserve">    </w:t>
+      </w:r>
+    </w:p>
+    <w:p>
+      <w:r>
+        <w:t>    def start_select(self, event):</w:t>
+      </w:r>
+    </w:p>
+    <w:p>
+      <w:r>
+        <w:t>        self.sel_start = (event.x, event.y)</w:t>
+      </w:r>
+    </w:p>
+    <w:p/>
+    <w:p>
+      <w:r>
+        <w:t>    def update_select(self, event):</w:t>
+      </w:r>
+    </w:p>
+    <w:p>
+      <w:r>
+        <w:t>        self.sel_end = (event.x, event.y)</w:t>
+      </w:r>
+    </w:p>
+    <w:p/>
+    <w:p>
+      <w:r>
+        <w:t>    def sync_rect_to_nodes(self):</w:t>
+      </w:r>
+    </w:p>
+    <w:p>
+      <w:r>
+        <w:t>        x1, y1 = self.sel_start</w:t>
+      </w:r>
+    </w:p>
+    <w:p>
+      <w:r>
+        <w:t>        x2, y2 = self.sel_end</w:t>
+      </w:r>
+    </w:p>
+    <w:p/>
+    <w:p>
+      <w:r>
+        <w:t>        self.editor.nodes["nw"] = {"x": x1, "y": y1}</w:t>
+      </w:r>
+    </w:p>
+    <w:p>
+      <w:r>
+        <w:t>        self.editor.nodes["ne"] = {"x": x2, "y": y1}</w:t>
+      </w:r>
+    </w:p>
+    <w:p>
+      <w:r>
+        <w:t>        self.editor.nodes["se"] = {"x": x2, "y": y2}</w:t>
+      </w:r>
+    </w:p>
+    <w:p>
+      <w:r>
+        <w:t>        self.editor.nodes["sw"] = {"x": x1, "y": y2}</w:t>
+      </w:r>
+    </w:p>
+    <w:p/>
+    <w:p>
+      <w:r>
+        <w:t>    def update_selection_rect(self):</w:t>
+      </w:r>
+    </w:p>
+    <w:p>
+      <w:r>
+        <w:t>        if self.sel_rect:</w:t>
+      </w:r>
+    </w:p>
+    <w:p>
+      <w:r>
+        <w:t>            self.canvas.delete(self.sel_rect)</w:t>
+      </w:r>
+    </w:p>
+    <w:p/>
+    <w:p>
+      <w:r>
+        <w:t>        x1, y1 = self.sel_start</w:t>
+      </w:r>
+    </w:p>
+    <w:p>
+      <w:r>
+        <w:t>        x2, y2 = self.sel_end</w:t>
+      </w:r>
+    </w:p>
+    <w:p/>
+    <w:p>
+      <w:r>
+        <w:t>        self.sel_rect = self.canvas.create_rectangle(</w:t>
+      </w:r>
+    </w:p>
+    <w:p>
+      <w:r>
+        <w:t>            x1, y1, x2, y2,</w:t>
+      </w:r>
+    </w:p>
+    <w:p>
+      <w:r>
+        <w:t>            outline="red",</w:t>
+      </w:r>
+    </w:p>
+    <w:p>
+      <w:r>
+        <w:t>            width=2</w:t>
+      </w:r>
+    </w:p>
+    <w:p>
+      <w:r>
+        <w:t>        )</w:t>
+      </w:r>
+    </w:p>
+    <w:p/>
+    <w:p>
+      <w:r>
+        <w:t>    def clear_selection(self):</w:t>
+      </w:r>
+    </w:p>
+    <w:p/>
+    <w:p>
+      <w:r>
+        <w:t>        # remove rectangle</w:t>
+      </w:r>
+    </w:p>
+    <w:p>
+      <w:r>
+        <w:t>        if self.sel_rect:</w:t>
+      </w:r>
+    </w:p>
+    <w:p>
+      <w:r>
+        <w:t>            self.canvas.delete(self.sel_rect)</w:t>
+      </w:r>
+    </w:p>
+    <w:p>
+      <w:r>
+        <w:t>            self.sel_rect = None</w:t>
+      </w:r>
+    </w:p>
+    <w:p/>
+    <w:p>
+      <w:r>
+        <w:t>        # remove all nodes</w:t>
+      </w:r>
+    </w:p>
+    <w:p>
+      <w:r>
+        <w:t>        for h in self.handles:</w:t>
+      </w:r>
+    </w:p>
+    <w:p>
+      <w:r>
+        <w:t>            self.canvas.delete(h)</w:t>
+      </w:r>
+    </w:p>
+    <w:p/>
+    <w:p>
+      <w:r>
+        <w:t>        self.handles = []</w:t>
+      </w:r>
+    </w:p>
+    <w:p/>
+    <w:p>
+      <w:r>
+        <w:t>    def build_handles(self, x1, y1, x2, y2):</w:t>
+      </w:r>
+    </w:p>
+    <w:p/>
+    <w:p>
+      <w:r>
+        <w:t>        size = 5</w:t>
+      </w:r>
+    </w:p>
+    <w:p>
+      <w:r>
+        <w:lastRenderedPageBreak/>
+        <w:t>        color = "black"</w:t>
+      </w:r>
+    </w:p>
+    <w:p/>
+    <w:p>
+      <w:r>
+        <w:t>        points = [</w:t>
+      </w:r>
+    </w:p>
+    <w:p>
+      <w:r>
+        <w:t>            (x1, y1),</w:t>
+      </w:r>
+    </w:p>
+    <w:p>
+      <w:r>
+        <w:t>            (x2, y1),</w:t>
+      </w:r>
+    </w:p>
+    <w:p>
+      <w:r>
+        <w:t>            (x2, y2),</w:t>
+      </w:r>
+    </w:p>
+    <w:p>
+      <w:r>
+        <w:t>            (x1, y2),</w:t>
+      </w:r>
+    </w:p>
+    <w:p/>
+    <w:p>
+      <w:r>
+        <w:t>            ((x1 + x2)//2, y1),</w:t>
+      </w:r>
+    </w:p>
+    <w:p>
+      <w:r>
+        <w:t>            ((x1 + x2)//2, y2),</w:t>
+      </w:r>
+    </w:p>
+    <w:p>
+      <w:r>
+        <w:t>            (x1, (y1 + y2)//2),</w:t>
+      </w:r>
+    </w:p>
+    <w:p>
+      <w:r>
+        <w:t>            (x2, (y1 + y2)//2),</w:t>
+      </w:r>
+    </w:p>
+    <w:p>
+      <w:r>
+        <w:t>        ]</w:t>
+      </w:r>
+    </w:p>
+    <w:p/>
+    <w:p>
+      <w:r>
+        <w:t>        self.handles = []</w:t>
+      </w:r>
+    </w:p>
+    <w:p/>
+    <w:p>
+      <w:r>
+        <w:t>        for x, y in points:</w:t>
+      </w:r>
+    </w:p>
+    <w:p>
+      <w:r>
+        <w:t>            h = self.canvas.create_rectangle(</w:t>
+      </w:r>
+    </w:p>
+    <w:p>
+      <w:r>
+        <w:t>                x-size, y-size,</w:t>
+      </w:r>
+    </w:p>
+    <w:p>
+      <w:r>
+        <w:t>                x+size, y+size,</w:t>
+      </w:r>
+    </w:p>
+    <w:p>
+      <w:r>
+        <w:t>                fill="white",</w:t>
+      </w:r>
+    </w:p>
+    <w:p>
+      <w:r>
+        <w:t>                outline="black"</w:t>
+      </w:r>
+    </w:p>
+    <w:p>
+      <w:r>
+        <w:t>            )</w:t>
+      </w:r>
+    </w:p>
+    <w:p>
+      <w:r>
+        <w:t>            self.handles.append(h)</w:t>
+      </w:r>
+    </w:p>
+    <w:p/>
+    <w:p>
+      <w:r>
+        <w:t>        def is_inside_rect(self, x, y):</w:t>
+      </w:r>
+    </w:p>
+    <w:p/>
+    <w:p>
+      <w:r>
+        <w:t>            if not self.sel_rect:</w:t>
+      </w:r>
+    </w:p>
+    <w:p>
+      <w:r>
+        <w:t>                return False</w:t>
+      </w:r>
+    </w:p>
+    <w:p/>
+    <w:p>
+      <w:r>
+        <w:t>            coords = self.canvas.coords(self.sel_rect)</w:t>
+      </w:r>
+    </w:p>
+    <w:p>
+      <w:r>
+        <w:t>            x1, y1, x2, y2 = coords</w:t>
+      </w:r>
+    </w:p>
+    <w:p/>
+    <w:p>
+      <w:r>
+        <w:t>            return x1 &lt;= x &lt;= x2 and y1 &lt;= y &lt;= y2</w:t>
+      </w:r>
+    </w:p>
+    <w:p>
+      <w:r>
+        <w:t xml:space="preserve">        </w:t>
+      </w:r>
+    </w:p>
+    <w:p>
+      <w:r>
+        <w:t>        def move_rectangle(self, x, y):</w:t>
+      </w:r>
+    </w:p>
+    <w:p/>
+    <w:p>
+      <w:r>
+        <w:t>            dx = x - self.move_offset[0]</w:t>
+      </w:r>
+    </w:p>
+    <w:p>
+      <w:r>
+        <w:t>            dy = y - self.move_offset[1]</w:t>
+      </w:r>
+    </w:p>
+    <w:p/>
+    <w:p>
+      <w:r>
+        <w:t>            self.move_offset = (x, y)</w:t>
+      </w:r>
+    </w:p>
+    <w:p/>
+    <w:p>
+      <w:r>
+        <w:t>            # move rectangle</w:t>
+      </w:r>
+    </w:p>
+    <w:p>
+      <w:r>
+        <w:t>            self.canvas.move(self.sel_rect, dx, dy)</w:t>
+      </w:r>
+    </w:p>
+    <w:p/>
+    <w:p>
+      <w:r>
+        <w:t>            # move handles</w:t>
+      </w:r>
+    </w:p>
+    <w:p>
+      <w:r>
+        <w:t>            for h in self.handles:</w:t>
+      </w:r>
+    </w:p>
+    <w:p>
+      <w:r>
+        <w:t>                self.canvas.move(h, dx, dy)</w:t>
+      </w:r>
+    </w:p>
+    <w:p/>
+    <w:p>
+      <w:r>
+        <w:t>            # update stored coords</w:t>
+      </w:r>
+    </w:p>
+    <w:p>
+      <w:r>
+        <w:t>            coords = self.canvas.coords(self.sel_rect)</w:t>
+      </w:r>
+    </w:p>
+    <w:p>
+      <w:r>
+        <w:t>            x1, y1, x2, y2 = coords</w:t>
+      </w:r>
+    </w:p>
+    <w:p/>
+    <w:p>
+      <w:r>
+        <w:t>            self.sel_start = (x1, y1)</w:t>
+      </w:r>
+    </w:p>
+    <w:p>
+      <w:r>
+        <w:t>            self.sel_end = (x2, y2)</w:t>
+      </w:r>
+    </w:p>
+    <w:p/>
+    <w:p>
+      <w:r>
+        <w:t>        def resize_from_handle(self, x, y):</w:t>
+      </w:r>
+    </w:p>
+    <w:p/>
+    <w:p>
+      <w:r>
+        <w:t>            coords = self.canvas.coords(self.sel_rect)</w:t>
+      </w:r>
+    </w:p>
+    <w:p>
+      <w:r>
+        <w:t>            x1, y1, x2, y2 = coords</w:t>
+      </w:r>
+    </w:p>
+    <w:p/>
+    <w:p>
+      <w:r>
+        <w:t>            h = self.active_handle</w:t>
+      </w:r>
+    </w:p>
+    <w:p/>
+    <w:p>
+      <w:r>
+        <w:t>            if h == "nw":</w:t>
+      </w:r>
+    </w:p>
+    <w:p>
+      <w:r>
+        <w:t>                x1, y1 = x, y</w:t>
+      </w:r>
+    </w:p>
+    <w:p>
+      <w:r>
+        <w:t>            elif h == "ne":</w:t>
+      </w:r>
+    </w:p>
+    <w:p>
+      <w:r>
+        <w:t>                x2, y1 = x, y</w:t>
+      </w:r>
+    </w:p>
+    <w:p>
+      <w:r>
+        <w:t>            elif h == "se":</w:t>
+      </w:r>
+    </w:p>
+    <w:p>
+      <w:r>
+        <w:t>                x2, y2 = x, y</w:t>
+      </w:r>
+    </w:p>
+    <w:p>
+      <w:r>
+        <w:t>            elif h == "sw":</w:t>
+      </w:r>
+    </w:p>
+    <w:p>
+      <w:r>
+        <w:t>                x1, y2 = x, y</w:t>
+      </w:r>
+    </w:p>
+    <w:p/>
+    <w:p>
+      <w:r>
+        <w:t>            # update rectangle</w:t>
+      </w:r>
+    </w:p>
+    <w:p>
+      <w:r>
+        <w:t>            self.canvas.coords(self.sel_rect, x1, y1, x2, y2)</w:t>
+      </w:r>
+    </w:p>
+    <w:p/>
+    <w:p>
+      <w:r>
+        <w:t>            # rebuild nodes</w:t>
+      </w:r>
+    </w:p>
+    <w:p>
+      <w:r>
+        <w:t>            for h in self.handles:</w:t>
+      </w:r>
+    </w:p>
+    <w:p>
+      <w:r>
+        <w:t>                self.canvas.delete(h)</w:t>
+      </w:r>
+    </w:p>
+    <w:p/>
+    <w:p>
+      <w:r>
+        <w:t>            self.build_handles(x1, y1, x2, y2)</w:t>
+      </w:r>
+    </w:p>
+    <w:p/>
+    <w:p>
+      <w:r>
+        <w:t>    def hit_test(self, x, y):</w:t>
+      </w:r>
+    </w:p>
+    <w:p>
+      <w:r>
+        <w:t>        if not self.sel_start or not self.sel_end:</w:t>
+      </w:r>
+    </w:p>
+    <w:p>
+      <w:r>
+        <w:t>            return None</w:t>
+      </w:r>
+    </w:p>
+    <w:p/>
+    <w:p>
+      <w:r>
+        <w:t>        x1, y1 = self.sel_start</w:t>
+      </w:r>
+    </w:p>
+    <w:p>
+      <w:r>
+        <w:t>        x2, y2 = self.sel_end</w:t>
+      </w:r>
+    </w:p>
+    <w:p/>
+    <w:p>
+      <w:r>
+        <w:t>        x1, x2 = min(x1, x2), max(x1, x2)</w:t>
+      </w:r>
+    </w:p>
+    <w:p>
+      <w:r>
+        <w:t>        y1, y2 = min(y1, y2), max(y1, y2)</w:t>
+      </w:r>
+    </w:p>
+    <w:p/>
+    <w:p>
+      <w:r>
+        <w:t>        # ================= 1. NODES FIRST (HIGHEST PRIORITY) =================</w:t>
+      </w:r>
+    </w:p>
+    <w:p>
+      <w:r>
+        <w:t>        points = {</w:t>
+      </w:r>
+    </w:p>
+    <w:p>
+      <w:r>
+        <w:t>            "nw": (x1, y1),</w:t>
+      </w:r>
+    </w:p>
+    <w:p>
+      <w:r>
+        <w:t>            "ne": (x2, y1),</w:t>
+      </w:r>
+    </w:p>
+    <w:p>
+      <w:r>
+        <w:t>            "se": (x2, y2),</w:t>
+      </w:r>
+    </w:p>
+    <w:p>
+      <w:r>
+        <w:t>            "sw": (x1, y2),</w:t>
+      </w:r>
+    </w:p>
+    <w:p>
+      <w:r>
+        <w:t>            "n":  ((x1+x2)//2, y1),</w:t>
+      </w:r>
+    </w:p>
+    <w:p>
+      <w:r>
+        <w:t>            "s":  ((x1+x2)//2, y2),</w:t>
+      </w:r>
+    </w:p>
+    <w:p>
+      <w:r>
+        <w:t>            "w":  (x1, (y1+y2)//2),</w:t>
+      </w:r>
+    </w:p>
+    <w:p>
+      <w:r>
+        <w:t>            "e":  (x2, (y1+y2)//2),</w:t>
+      </w:r>
+    </w:p>
+    <w:p>
+      <w:r>
+        <w:t>        }</w:t>
+      </w:r>
+    </w:p>
+    <w:p/>
+    <w:p>
+      <w:r>
+        <w:t>        for name, (hx, hy) in points.items():</w:t>
+      </w:r>
+    </w:p>
+    <w:p>
+      <w:r>
+        <w:lastRenderedPageBreak/>
+        <w:t>            if abs(hx - x) &lt;= 6 and abs(hy - y) &lt;= 6:</w:t>
+      </w:r>
+    </w:p>
+    <w:p>
+      <w:r>
+        <w:t>                return ("resize", name)</w:t>
+      </w:r>
+    </w:p>
+    <w:p/>
+    <w:p>
+      <w:r>
+        <w:t>        # ================= 2. INSIDE RECTANGLE =================</w:t>
+      </w:r>
+    </w:p>
+    <w:p>
+      <w:r>
+        <w:t>        if x1 &lt;= x &lt;= x2 and y1 &lt;= y &lt;= y2:</w:t>
+      </w:r>
+    </w:p>
+    <w:p>
+      <w:r>
+        <w:t>            return ("move", None)</w:t>
+      </w:r>
+    </w:p>
+    <w:p/>
+    <w:p>
+      <w:r>
+        <w:t>        return None</w:t>
+      </w:r>
+    </w:p>
+    <w:p/>
+    <w:p>
+      <w:r>
+        <w:t>    def redraw_selection(self):</w:t>
+      </w:r>
+    </w:p>
+    <w:p/>
+    <w:p>
+      <w:r>
+        <w:t>        coords = self.get_normalized()</w:t>
+      </w:r>
+    </w:p>
+    <w:p>
+      <w:r>
+        <w:t>        if not coords:</w:t>
+      </w:r>
+    </w:p>
+    <w:p>
+      <w:r>
+        <w:t>            return</w:t>
+      </w:r>
+    </w:p>
+    <w:p/>
+    <w:p>
+      <w:r>
+        <w:t>        x1, y1, x2, y2 = coords</w:t>
+      </w:r>
+    </w:p>
+    <w:p/>
+    <w:p>
+      <w:r>
+        <w:t>        # ---- rectangle ----</w:t>
+      </w:r>
+    </w:p>
+    <w:p>
+      <w:r>
+        <w:t>        if self.sel_rect:</w:t>
+      </w:r>
+    </w:p>
+    <w:p>
+      <w:r>
+        <w:t>            self.canvas.delete(self.sel_rect)</w:t>
+      </w:r>
+    </w:p>
+    <w:p/>
+    <w:p>
+      <w:r>
+        <w:t>        self.sel_rect = self.canvas.create_rectangle(</w:t>
+      </w:r>
+    </w:p>
+    <w:p>
+      <w:r>
+        <w:t>            x1, y1, x2, y2,</w:t>
+      </w:r>
+    </w:p>
+    <w:p>
+      <w:r>
+        <w:t>            outline="black",</w:t>
+      </w:r>
+    </w:p>
+    <w:p>
+      <w:r>
+        <w:t>            width=2</w:t>
+      </w:r>
+    </w:p>
+    <w:p>
+      <w:r>
+        <w:t>        )</w:t>
+      </w:r>
+    </w:p>
+    <w:p/>
+    <w:p>
+      <w:r>
+        <w:t>        # ---- handles ----</w:t>
+      </w:r>
+    </w:p>
+    <w:p>
+      <w:r>
+        <w:t>        for h in self.handles:</w:t>
+      </w:r>
+    </w:p>
+    <w:p>
+      <w:r>
+        <w:t>            self.canvas.delete(h)</w:t>
+      </w:r>
+    </w:p>
+    <w:p/>
+    <w:p>
+      <w:r>
+        <w:t>        self.build_handles(x1, y1, x2, y2)</w:t>
+      </w:r>
+    </w:p>
+    <w:p/>
+    <w:p>
+      <w:r>
+        <w:t>    def on_mouse_move(self, e):</w:t>
+      </w:r>
+    </w:p>
+    <w:p/>
+    <w:p>
+      <w:r>
+        <w:t>        if self.edit_mode:</w:t>
+      </w:r>
+    </w:p>
+    <w:p>
+      <w:r>
+        <w:t>            return</w:t>
+      </w:r>
+    </w:p>
+    <w:p/>
+    <w:p>
+      <w:r>
+        <w:t>        if self.mode != "snip":</w:t>
+      </w:r>
+    </w:p>
+    <w:p>
+      <w:r>
+        <w:t>            return</w:t>
+      </w:r>
+    </w:p>
+    <w:p/>
+    <w:p>
+      <w:r>
+        <w:t>        result = self.hit_test(e.x, e.y)</w:t>
+      </w:r>
+    </w:p>
+    <w:p/>
+    <w:p>
+      <w:r>
+        <w:t>        # ================= RESIZE NODES =================</w:t>
+      </w:r>
+    </w:p>
+    <w:p>
+      <w:r>
+        <w:t>        if result and result[0] == "resize":</w:t>
+      </w:r>
+    </w:p>
+    <w:p>
+      <w:r>
+        <w:t>            node = result[1]</w:t>
+      </w:r>
+    </w:p>
+    <w:p/>
+    <w:p>
+      <w:r>
+        <w:t>            if node in ["nw", "se"]:</w:t>
+      </w:r>
+    </w:p>
+    <w:p>
+      <w:r>
+        <w:t>                self.canvas.config(cursor="size_nw_se")</w:t>
+      </w:r>
+    </w:p>
+    <w:p>
+      <w:r>
+        <w:t>            elif node in ["ne", "sw"]:</w:t>
+      </w:r>
+    </w:p>
+    <w:p>
+      <w:r>
+        <w:t>                self.canvas.config(cursor="size_ne_sw")</w:t>
+      </w:r>
+    </w:p>
+    <w:p>
+      <w:r>
+        <w:t>            elif node in ["n", "s"]:</w:t>
+      </w:r>
+    </w:p>
+    <w:p>
+      <w:r>
+        <w:lastRenderedPageBreak/>
+        <w:t>                self.canvas.config(cursor="sb_v_double_arrow")</w:t>
+      </w:r>
+    </w:p>
+    <w:p>
+      <w:r>
+        <w:t>            elif node in ["e", "w"]:</w:t>
+      </w:r>
+    </w:p>
+    <w:p>
+      <w:r>
+        <w:t>                self.canvas.config(cursor="sb_h_double_arrow")</w:t>
+      </w:r>
+    </w:p>
+    <w:p>
+      <w:r>
+        <w:t>            return</w:t>
+      </w:r>
+    </w:p>
+    <w:p/>
+    <w:p>
+      <w:r>
+        <w:t>        # ================= MOVE INSIDE =================</w:t>
+      </w:r>
+    </w:p>
+    <w:p>
+      <w:r>
+        <w:t>        if result and result[0] == "move":</w:t>
+      </w:r>
+    </w:p>
+    <w:p>
+      <w:r>
+        <w:t>            self.canvas.config(cursor="fleur")   # Lightshot move hand</w:t>
+      </w:r>
+    </w:p>
+    <w:p>
+      <w:r>
+        <w:t>            return</w:t>
+      </w:r>
+    </w:p>
+    <w:p/>
+    <w:p>
+      <w:r>
+        <w:t>        # ================= DEFAULT (LIGHTSHOT STYLE) =================</w:t>
+      </w:r>
+    </w:p>
+    <w:p>
+      <w:r>
+        <w:t>        self.canvas.config(cursor="crosshair")</w:t>
+      </w:r>
+    </w:p>
+    <w:p/>
+    <w:p>
+      <w:r>
+        <w:t>    def get_normalized(self):</w:t>
+      </w:r>
+    </w:p>
+    <w:p>
+      <w:r>
+        <w:t>        if not self.sel_start or not self.sel_end:</w:t>
+      </w:r>
+    </w:p>
+    <w:p>
+      <w:r>
+        <w:t>            return None</w:t>
+      </w:r>
+    </w:p>
+    <w:p/>
+    <w:p>
+      <w:r>
+        <w:t>        x1, y1 = self.sel_start</w:t>
+      </w:r>
+    </w:p>
+    <w:p>
+      <w:r>
+        <w:t>        x2, y2 = self.sel_end</w:t>
+      </w:r>
+    </w:p>
+    <w:p/>
+    <w:p>
+      <w:r>
+        <w:t>        return (</w:t>
+      </w:r>
+    </w:p>
+    <w:p>
+      <w:r>
+        <w:t>            min(x1, x2),</w:t>
+      </w:r>
+    </w:p>
+    <w:p>
+      <w:r>
+        <w:t>            min(y1, y2),</w:t>
+      </w:r>
+    </w:p>
+    <w:p>
+      <w:r>
+        <w:t>            max(x1, x2),</w:t>
+      </w:r>
+    </w:p>
+    <w:p>
+      <w:r>
+        <w:t>            max(y1, y2)</w:t>
+      </w:r>
+    </w:p>
+    <w:p>
+      <w:r>
+        <w:t>        )</w:t>
+      </w:r>
+    </w:p>
+    <w:p>
+      <w:r>
+        <w:lastRenderedPageBreak/>
+        <w:t xml:space="preserve">    </w:t>
+      </w:r>
+    </w:p>
+    <w:p>
+      <w:r>
+        <w:t>    def toggle_edit_mode(self, event=None):</w:t>
+      </w:r>
+    </w:p>
+    <w:p/>
+    <w:p>
+      <w:r>
+        <w:t>        self.edit_mode = not self.edit_mode</w:t>
+      </w:r>
+    </w:p>
+    <w:p>
+      <w:r>
+        <w:t>        self.selected_node = None</w:t>
+      </w:r>
+    </w:p>
+    <w:p/>
+    <w:p>
+      <w:r>
+        <w:t>        print("EDIT MODE:", self.edit_mode)</w:t>
+      </w:r>
+    </w:p>
+    <w:p/>
+    <w:p>
+      <w:r>
+        <w:t>        # ================= TURNING OFF =================</w:t>
+      </w:r>
+    </w:p>
+    <w:p>
+      <w:r>
+        <w:t>        if not self.edit_mode:</w:t>
+      </w:r>
+    </w:p>
+    <w:p>
+      <w:r>
+        <w:t xml:space="preserve">            self.canvas.delete("highlight")   # </w:t>
+      </w:r>
+      <w:r>
+        <w:rPr>
+          <w:rFonts w:ascii="Segoe UI Emoji" w:hAnsi="Segoe UI Emoji" w:cs="Segoe UI Emoji"/>
+        </w:rPr>
+        <w:t>❗</w:t>
+      </w:r>
+      <w:r>
+        <w:t xml:space="preserve"> remove yellow node highlight</w:t>
+      </w:r>
+    </w:p>
+    <w:p>
+      <w:r>
+        <w:t>            self.canvas.config(cursor="crosshair")</w:t>
+      </w:r>
+    </w:p>
+    <w:p>
+      <w:r>
+        <w:t>            return</w:t>
+      </w:r>
+    </w:p>
+    <w:p/>
+    <w:p>
+      <w:r>
+        <w:t>        # ================= TURNING ON =================</w:t>
+      </w:r>
+    </w:p>
+    <w:p>
+      <w:r>
+        <w:t>        self.canvas.config(cursor="crosshair")</w:t>
+      </w:r>
+    </w:p>
+    <w:p/>
+    <w:p>
+      <w:r>
+        <w:t>    def toggle_draw_mode(self, event=None):</w:t>
+      </w:r>
+    </w:p>
+    <w:p/>
+    <w:p>
+      <w:r>
+        <w:t>        # prevent multiple windows</w:t>
+      </w:r>
+    </w:p>
+    <w:p>
+      <w:r>
+        <w:t>        if getattr(self, "draw_win", None) and self.draw_win.winfo_exists():</w:t>
+      </w:r>
+    </w:p>
+    <w:p>
+      <w:r>
+        <w:t>            self.draw_win.lift()</w:t>
+      </w:r>
+    </w:p>
+    <w:p>
+      <w:r>
+        <w:t>            self.draw_win.focus_force()</w:t>
+      </w:r>
+    </w:p>
+    <w:p>
+      <w:r>
+        <w:t>            return</w:t>
+      </w:r>
+    </w:p>
+    <w:p/>
+    <w:p>
+      <w:r>
+        <w:t>        self.draw_mode = not self.draw_mode</w:t>
+      </w:r>
+    </w:p>
+    <w:p/>
+    <w:p>
+      <w:r>
+        <w:t>        if self.draw_mode:</w:t>
+      </w:r>
+    </w:p>
+    <w:p/>
+    <w:p>
+      <w:r>
+        <w:t>            self.active_mode = "draw"</w:t>
+      </w:r>
+    </w:p>
+    <w:p/>
+    <w:p>
+      <w:r>
+        <w:t>            # ================= LOAD LAST SAVED FILE =================</w:t>
+      </w:r>
+    </w:p>
+    <w:p>
+      <w:r>
+        <w:t>            if self.last_saved_file:</w:t>
+      </w:r>
+    </w:p>
+    <w:p/>
+    <w:p>
+      <w:r>
+        <w:t>                from PIL import Image</w:t>
+      </w:r>
+    </w:p>
+    <w:p/>
+    <w:p>
+      <w:r>
+        <w:t>                try:</w:t>
+      </w:r>
+    </w:p>
+    <w:p>
+      <w:r>
+        <w:t>                    self.image = Image.open(self.last_saved_file)</w:t>
+      </w:r>
+    </w:p>
+    <w:p>
+      <w:r>
+        <w:t xml:space="preserve">                    print("Loaded last saved file </w:t>
+      </w:r>
+      <w:r>
+        <w:rPr>
+          <w:rFonts w:ascii="Segoe UI Symbol" w:hAnsi="Segoe UI Symbol" w:cs="Segoe UI Symbol"/>
+        </w:rPr>
+        <w:t>✔</w:t>
+      </w:r>
+      <w:r>
+        <w:t>")</w:t>
+      </w:r>
+    </w:p>
+    <w:p/>
+    <w:p>
+      <w:r>
+        <w:t>                except Exception as e:</w:t>
+      </w:r>
+    </w:p>
+    <w:p>
+      <w:r>
+        <w:t>                    print("Failed loading saved file:", e)</w:t>
+      </w:r>
+    </w:p>
+    <w:p>
+      <w:r>
+        <w:t>                    self.capture_screen()</w:t>
+      </w:r>
+    </w:p>
+    <w:p/>
+    <w:p>
+      <w:r>
+        <w:t>            else:</w:t>
+      </w:r>
+    </w:p>
+    <w:p>
+      <w:r>
+        <w:t>                # first time only</w:t>
+      </w:r>
+    </w:p>
+    <w:p>
+      <w:r>
+        <w:t>                self.capture_screen()</w:t>
+      </w:r>
+    </w:p>
+    <w:p/>
+    <w:p>
+      <w:r>
+        <w:t>            self.open_draw_window()</w:t>
+      </w:r>
+    </w:p>
+    <w:p/>
+    <w:p>
+      <w:r>
+        <w:t>        else:</w:t>
+      </w:r>
+    </w:p>
+    <w:p/>
+    <w:p>
+      <w:r>
+        <w:lastRenderedPageBreak/>
+        <w:t>            self.active_mode = "snip"</w:t>
+      </w:r>
+    </w:p>
+    <w:p/>
+    <w:p>
+      <w:r>
+        <w:t>            if self.draw_win:</w:t>
+      </w:r>
+    </w:p>
+    <w:p>
+      <w:r>
+        <w:t>                self.draw_win.destroy()</w:t>
+      </w:r>
+    </w:p>
+    <w:p>
+      <w:r>
+        <w:t>                self.draw_win = None</w:t>
+      </w:r>
+    </w:p>
+    <w:p/>
+    <w:p>
+      <w:r>
+        <w:t>    def select_node(self, x, y):</w:t>
+      </w:r>
+    </w:p>
+    <w:p/>
+    <w:p>
+      <w:r>
+        <w:t>        coords = self.get_normalized()</w:t>
+      </w:r>
+    </w:p>
+    <w:p>
+      <w:r>
+        <w:t>        if not coords:</w:t>
+      </w:r>
+    </w:p>
+    <w:p>
+      <w:r>
+        <w:t>            return</w:t>
+      </w:r>
+    </w:p>
+    <w:p/>
+    <w:p>
+      <w:r>
+        <w:t>        x1, y1, x2, y2 = coords</w:t>
+      </w:r>
+    </w:p>
+    <w:p/>
+    <w:p>
+      <w:r>
+        <w:t>        points = {</w:t>
+      </w:r>
+    </w:p>
+    <w:p>
+      <w:r>
+        <w:t>            "nw": (x1, y1),</w:t>
+      </w:r>
+    </w:p>
+    <w:p>
+      <w:r>
+        <w:t>            "ne": (x2, y1),</w:t>
+      </w:r>
+    </w:p>
+    <w:p>
+      <w:r>
+        <w:t>            "se": (x2, y2),</w:t>
+      </w:r>
+    </w:p>
+    <w:p>
+      <w:r>
+        <w:t>            "sw": (x1, y2),</w:t>
+      </w:r>
+    </w:p>
+    <w:p>
+      <w:r>
+        <w:t>            "n":  ((x1+x2)//2, y1),</w:t>
+      </w:r>
+    </w:p>
+    <w:p>
+      <w:r>
+        <w:t>            "s":  ((x1+x2)//2, y2),</w:t>
+      </w:r>
+    </w:p>
+    <w:p>
+      <w:r>
+        <w:t>            "w":  (x1, (y1+y2)//2),</w:t>
+      </w:r>
+    </w:p>
+    <w:p>
+      <w:r>
+        <w:t>            "e":  (x2, (y1+y2)//2),</w:t>
+      </w:r>
+    </w:p>
+    <w:p>
+      <w:r>
+        <w:t>        }</w:t>
+      </w:r>
+    </w:p>
+    <w:p/>
+    <w:p>
+      <w:r>
+        <w:t>        for name, (nx, ny) in points.items():</w:t>
+      </w:r>
+    </w:p>
+    <w:p>
+      <w:r>
+        <w:lastRenderedPageBreak/>
+        <w:t>            if abs(nx - x) &lt;= 8 and abs(ny - y) &lt;= 8:</w:t>
+      </w:r>
+    </w:p>
+    <w:p>
+      <w:r>
+        <w:t>                self.selected_node = name</w:t>
+      </w:r>
+    </w:p>
+    <w:p>
+      <w:r>
+        <w:t>                self.highlight_nodes()</w:t>
+      </w:r>
+    </w:p>
+    <w:p>
+      <w:r>
+        <w:t>                return</w:t>
+      </w:r>
+    </w:p>
+    <w:p>
+      <w:r>
+        <w:t xml:space="preserve">            </w:t>
+      </w:r>
+    </w:p>
+    <w:p>
+      <w:r>
+        <w:t>    def highlight_nodes(self):</w:t>
+      </w:r>
+    </w:p>
+    <w:p/>
+    <w:p>
+      <w:r>
+        <w:t>        self.redraw_selection()</w:t>
+      </w:r>
+    </w:p>
+    <w:p/>
+    <w:p>
+      <w:r>
+        <w:t>        # remove old highlight</w:t>
+      </w:r>
+    </w:p>
+    <w:p>
+      <w:r>
+        <w:t>        self.canvas.delete("highlight")</w:t>
+      </w:r>
+    </w:p>
+    <w:p/>
+    <w:p>
+      <w:r>
+        <w:t>        if not self.selected_node:</w:t>
+      </w:r>
+    </w:p>
+    <w:p>
+      <w:r>
+        <w:t>            return</w:t>
+      </w:r>
+    </w:p>
+    <w:p/>
+    <w:p>
+      <w:r>
+        <w:t>        coords = self.get_normalized()</w:t>
+      </w:r>
+    </w:p>
+    <w:p>
+      <w:r>
+        <w:t>        if not coords:</w:t>
+      </w:r>
+    </w:p>
+    <w:p>
+      <w:r>
+        <w:t>            return</w:t>
+      </w:r>
+    </w:p>
+    <w:p/>
+    <w:p>
+      <w:r>
+        <w:t>        x1, y1, x2, y2 = coords</w:t>
+      </w:r>
+    </w:p>
+    <w:p/>
+    <w:p>
+      <w:r>
+        <w:t>        points = {</w:t>
+      </w:r>
+    </w:p>
+    <w:p>
+      <w:r>
+        <w:t>            "nw": (x1, y1),</w:t>
+      </w:r>
+    </w:p>
+    <w:p>
+      <w:r>
+        <w:t>            "ne": (x2, y1),</w:t>
+      </w:r>
+    </w:p>
+    <w:p>
+      <w:r>
+        <w:t>            "se": (x2, y2),</w:t>
+      </w:r>
+    </w:p>
+    <w:p>
+      <w:r>
+        <w:t>            "sw": (x1, y2),</w:t>
+      </w:r>
+    </w:p>
+    <w:p>
+      <w:r>
+        <w:lastRenderedPageBreak/>
+        <w:t>            "n":  ((x1+x2)//2, y1),</w:t>
+      </w:r>
+    </w:p>
+    <w:p>
+      <w:r>
+        <w:t>            "s":  ((x1+x2)//2, y2),</w:t>
+      </w:r>
+    </w:p>
+    <w:p>
+      <w:r>
+        <w:t>            "w":  (x1, (y1+y2)//2),</w:t>
+      </w:r>
+    </w:p>
+    <w:p>
+      <w:r>
+        <w:t>            "e":  (x2, (y1+y2)//2),</w:t>
+      </w:r>
+    </w:p>
+    <w:p>
+      <w:r>
+        <w:t>        }</w:t>
+      </w:r>
+    </w:p>
+    <w:p/>
+    <w:p>
+      <w:r>
+        <w:t>        x, y = points[self.selected_node]</w:t>
+      </w:r>
+    </w:p>
+    <w:p/>
+    <w:p>
+      <w:r>
+        <w:t>        self.canvas.create_rectangle(</w:t>
+      </w:r>
+    </w:p>
+    <w:p>
+      <w:r>
+        <w:t>            x-6, y-6, x+6, y+6,</w:t>
+      </w:r>
+    </w:p>
+    <w:p>
+      <w:r>
+        <w:t>            outline="yellow",</w:t>
+      </w:r>
+    </w:p>
+    <w:p>
+      <w:r>
+        <w:t>            width=2,</w:t>
+      </w:r>
+    </w:p>
+    <w:p>
+      <w:r>
+        <w:t>            tags="highlight"</w:t>
+      </w:r>
+    </w:p>
+    <w:p>
+      <w:r>
+        <w:t>        )</w:t>
+      </w:r>
+    </w:p>
+    <w:p/>
+    <w:p>
+      <w:r>
+        <w:t>    def move_node(self, event):</w:t>
+      </w:r>
+    </w:p>
+    <w:p/>
+    <w:p>
+      <w:r>
+        <w:t>        if not self.edit_mode or not self.selected_node:</w:t>
+      </w:r>
+    </w:p>
+    <w:p>
+      <w:r>
+        <w:t>            return</w:t>
+      </w:r>
+    </w:p>
+    <w:p/>
+    <w:p>
+      <w:r>
+        <w:t>        dx, dy = 0, 0</w:t>
+      </w:r>
+    </w:p>
+    <w:p/>
+    <w:p>
+      <w:r>
+        <w:t>        if event.keysym == "Up":</w:t>
+      </w:r>
+    </w:p>
+    <w:p>
+      <w:r>
+        <w:t>            dy = -5</w:t>
+      </w:r>
+    </w:p>
+    <w:p>
+      <w:r>
+        <w:t>        elif event.keysym == "Down":</w:t>
+      </w:r>
+    </w:p>
+    <w:p>
+      <w:r>
+        <w:t>            dy = 5</w:t>
+      </w:r>
+    </w:p>
+    <w:p>
+      <w:r>
+        <w:lastRenderedPageBreak/>
+        <w:t>        elif event.keysym == "Left":</w:t>
+      </w:r>
+    </w:p>
+    <w:p>
+      <w:r>
+        <w:t>            dx = -5</w:t>
+      </w:r>
+    </w:p>
+    <w:p>
+      <w:r>
+        <w:t>        elif event.keysym == "Right":</w:t>
+      </w:r>
+    </w:p>
+    <w:p>
+      <w:r>
+        <w:t>            dx = 5</w:t>
+      </w:r>
+    </w:p>
+    <w:p/>
+    <w:p>
+      <w:r>
+        <w:t>        x1, y1, x2, y2 = self.get_normalized()</w:t>
+      </w:r>
+    </w:p>
+    <w:p/>
+    <w:p>
+      <w:r>
+        <w:t>        if self.selected_node == "nw":</w:t>
+      </w:r>
+    </w:p>
+    <w:p>
+      <w:r>
+        <w:t>            x1 += dx; y1 += dy</w:t>
+      </w:r>
+    </w:p>
+    <w:p>
+      <w:r>
+        <w:t>        elif self.selected_node == "ne":</w:t>
+      </w:r>
+    </w:p>
+    <w:p>
+      <w:r>
+        <w:t>            x2 += dx; y1 += dy</w:t>
+      </w:r>
+    </w:p>
+    <w:p>
+      <w:r>
+        <w:t>        elif self.selected_node == "se":</w:t>
+      </w:r>
+    </w:p>
+    <w:p>
+      <w:r>
+        <w:t>            x2 += dx; y2 += dy</w:t>
+      </w:r>
+    </w:p>
+    <w:p>
+      <w:r>
+        <w:t>        elif self.selected_node == "sw":</w:t>
+      </w:r>
+    </w:p>
+    <w:p>
+      <w:r>
+        <w:t>            x1 += dx; y2 += dy</w:t>
+      </w:r>
+    </w:p>
+    <w:p>
+      <w:r>
+        <w:t>        elif self.selected_node == "n":</w:t>
+      </w:r>
+    </w:p>
+    <w:p>
+      <w:r>
+        <w:t>            y1 += dy</w:t>
+      </w:r>
+    </w:p>
+    <w:p>
+      <w:r>
+        <w:t>        elif self.selected_node == "s":</w:t>
+      </w:r>
+    </w:p>
+    <w:p>
+      <w:r>
+        <w:t>            y2 += dy</w:t>
+      </w:r>
+    </w:p>
+    <w:p>
+      <w:r>
+        <w:t>        elif self.selected_node == "w":</w:t>
+      </w:r>
+    </w:p>
+    <w:p>
+      <w:r>
+        <w:t>            x1 += dx</w:t>
+      </w:r>
+    </w:p>
+    <w:p>
+      <w:r>
+        <w:t>        elif self.selected_node == "e":</w:t>
+      </w:r>
+    </w:p>
+    <w:p>
+      <w:r>
+        <w:t>            x2 += dx</w:t>
+      </w:r>
+    </w:p>
+    <w:p/>
+    <w:p>
+      <w:r>
+        <w:t>        self.sel_start = (x1, y1)</w:t>
+      </w:r>
+    </w:p>
+    <w:p>
+      <w:r>
+        <w:t>        self.sel_end = (x2, y2)</w:t>
+      </w:r>
+    </w:p>
+    <w:p/>
+    <w:p>
+      <w:r>
+        <w:t>        self.redraw_selection()</w:t>
+      </w:r>
+    </w:p>
+    <w:p>
+      <w:r>
+        <w:t>        self.highlight_nodes()</w:t>
+      </w:r>
+    </w:p>
+    <w:p/>
+    <w:p>
+      <w:r>
+        <w:t>    def open_draw_window(self):</w:t>
+      </w:r>
+    </w:p>
+    <w:p>
+      <w:r>
+        <w:t>        import tkinter as tk</w:t>
+      </w:r>
+    </w:p>
+    <w:p>
+      <w:r>
+        <w:t>        from PIL import Image, ImageTk</w:t>
+      </w:r>
+    </w:p>
+    <w:p/>
+    <w:p>
+      <w:r>
+        <w:t>        # ================= GET IMAGE OR CREATE EMPTY =================</w:t>
+      </w:r>
+    </w:p>
+    <w:p>
+      <w:r>
+        <w:t>        img = getattr(self, "image", None)</w:t>
+      </w:r>
+    </w:p>
+    <w:p/>
+    <w:p>
+      <w:r>
+        <w:t>        if img is None:</w:t>
+      </w:r>
+    </w:p>
+    <w:p>
+      <w:r>
+        <w:t>            # create empty white canvas image</w:t>
+      </w:r>
+    </w:p>
+    <w:p>
+      <w:r>
+        <w:t>            img = Image.new("RGB", (800, 600), "white")</w:t>
+      </w:r>
+    </w:p>
+    <w:p>
+      <w:r>
+        <w:t>            self.image = img</w:t>
+      </w:r>
+    </w:p>
+    <w:p/>
+    <w:p>
+      <w:r>
+        <w:t>        w, h = img.size</w:t>
+      </w:r>
+    </w:p>
+    <w:p/>
+    <w:p>
+      <w:r>
+        <w:t>        # ================= WINDOW =================</w:t>
+      </w:r>
+    </w:p>
+    <w:p>
+      <w:r>
+        <w:t>        self.draw_win = tk.Toplevel(self.root)</w:t>
+      </w:r>
+    </w:p>
+    <w:p>
+      <w:r>
+        <w:t>        self.draw_win.title("Draw Mode")</w:t>
+      </w:r>
+    </w:p>
+    <w:p>
+      <w:r>
+        <w:t>        self.draw_win.configure(bg="gray20")</w:t>
+      </w:r>
+    </w:p>
+    <w:p/>
+    <w:p>
+      <w:r>
+        <w:t>        # IMPORTANT: keep reference focus</w:t>
+      </w:r>
+    </w:p>
+    <w:p>
+      <w:r>
+        <w:t>        self.draw_win.lift()</w:t>
+      </w:r>
+    </w:p>
+    <w:p>
+      <w:r>
+        <w:t>        self.draw_win.focus_force()</w:t>
+      </w:r>
+    </w:p>
+    <w:p/>
+    <w:p>
+      <w:r>
+        <w:t>        # ================= TOOLBAR (FIXED LAYOUT) =================</w:t>
+      </w:r>
+    </w:p>
+    <w:p>
+      <w:r>
+        <w:t>        bar = tk.Frame(self.draw_win, bg="gray30")</w:t>
+      </w:r>
+    </w:p>
+    <w:p>
+      <w:r>
+        <w:t>        bar.pack(side="top", fill="x")</w:t>
+      </w:r>
+    </w:p>
+    <w:p/>
+    <w:p>
+      <w:r>
+        <w:t>        tk.Button(bar, text="Pen", command=lambda: self.set_tool("pen")).pack(side="left")</w:t>
+      </w:r>
+    </w:p>
+    <w:p>
+      <w:r>
+        <w:t>        tk.Button(bar, text="Text", command=lambda: self.set_tool("text")).pack(side="left")</w:t>
+      </w:r>
+    </w:p>
+    <w:p>
+      <w:r>
+        <w:t>        tk.Button(bar, text="Arrow", command=lambda: self.set_tool("arrow")).pack(side="left")</w:t>
+      </w:r>
+    </w:p>
+    <w:p>
+      <w:r>
+        <w:t>        tk.Button(bar, text="Rect", command=lambda: self.set_tool("rect")).pack(side="left")</w:t>
+      </w:r>
+    </w:p>
+    <w:p/>
+    <w:p>
+      <w:r>
+        <w:t>        tk.Button(bar, text="Undo", command=self.undo_draw).pack(side="left")</w:t>
+      </w:r>
+    </w:p>
+    <w:p>
+      <w:r>
+        <w:t>        tk.Button(bar, text="Redo", command=self.redo_draw).pack(side="left")</w:t>
+      </w:r>
+    </w:p>
+    <w:p>
+      <w:r>
+        <w:t>        tk.Button(bar, text="A+", command=self.increase_text_size).pack(side="left")</w:t>
+      </w:r>
+    </w:p>
+    <w:p>
+      <w:r>
+        <w:t>        tk.Button(bar, text="A-", command=self.decrease_text_size).pack(side="left")</w:t>
+      </w:r>
+    </w:p>
+    <w:p>
+      <w:r>
+        <w:t>        self.text_size_label = tk.Label(</w:t>
+      </w:r>
+    </w:p>
+    <w:p>
+      <w:r>
+        <w:t>            bar,</w:t>
+      </w:r>
+    </w:p>
+    <w:p>
+      <w:r>
+        <w:t>            text=f"Text Size: {self.text_size}",</w:t>
+      </w:r>
+    </w:p>
+    <w:p>
+      <w:r>
+        <w:t>            bg="gray30",</w:t>
+      </w:r>
+    </w:p>
+    <w:p>
+      <w:r>
+        <w:t>            fg="white"</w:t>
+      </w:r>
+    </w:p>
+    <w:p>
+      <w:r>
+        <w:t>        )</w:t>
+      </w:r>
+    </w:p>
+    <w:p>
+      <w:r>
+        <w:t>        self.text_size_label.pack(side="left", padx=10)</w:t>
+      </w:r>
+    </w:p>
+    <w:p>
+      <w:r>
+        <w:t>        tk.Button(bar, text="Color", command=self.pick_color).pack(side="left")</w:t>
+      </w:r>
+    </w:p>
+    <w:p>
+      <w:r>
+        <w:t>        tk.Button(bar, text="Save", command=self.save_dialog).pack(side="left")</w:t>
+      </w:r>
+    </w:p>
+    <w:p>
+      <w:r>
+        <w:t>        tk.Button(bar, text="Open", command=self.open_image_file).pack(side="left")</w:t>
+      </w:r>
+    </w:p>
+    <w:p>
+      <w:r>
+        <w:br/>
+      </w:r>
+    </w:p>
+    <w:p>
+      <w:r>
+        <w:lastRenderedPageBreak/>
+        <w:t>        # ================= CANVAS FRAME =================</w:t>
+      </w:r>
+    </w:p>
+    <w:p>
+      <w:r>
+        <w:t>        canvas_frame = tk.Frame(self.draw_win)</w:t>
+      </w:r>
+    </w:p>
+    <w:p>
+      <w:r>
+        <w:t>        canvas_frame.pack(fill="both", expand=True)</w:t>
+      </w:r>
+    </w:p>
+    <w:p/>
+    <w:p>
+      <w:r>
+        <w:t>        self.canvas_draw = tk.Canvas(</w:t>
+      </w:r>
+    </w:p>
+    <w:p>
+      <w:r>
+        <w:t>            canvas_frame,</w:t>
+      </w:r>
+    </w:p>
+    <w:p>
+      <w:r>
+        <w:t>            width=w,</w:t>
+      </w:r>
+    </w:p>
+    <w:p>
+      <w:r>
+        <w:t>            height=h,</w:t>
+      </w:r>
+    </w:p>
+    <w:p>
+      <w:r>
+        <w:t>            bg="white",</w:t>
+      </w:r>
+    </w:p>
+    <w:p>
+      <w:r>
+        <w:t>            highlightthickness=0</w:t>
+      </w:r>
+    </w:p>
+    <w:p>
+      <w:r>
+        <w:t>        )</w:t>
+      </w:r>
+    </w:p>
+    <w:p>
+      <w:r>
+        <w:t>        self.canvas_draw.pack(fill="both", expand=True)</w:t>
+      </w:r>
+    </w:p>
+    <w:p/>
+    <w:p>
+      <w:r>
+        <w:t>        # ================= IMAGE =================</w:t>
+      </w:r>
+    </w:p>
+    <w:p>
+      <w:r>
+        <w:t>        self.tk_img_draw = ImageTk.PhotoImage(img)</w:t>
+      </w:r>
+    </w:p>
+    <w:p>
+      <w:r>
+        <w:t>        self.canvas_draw.create_image(0, 0, anchor="nw", image=self.tk_img_draw)</w:t>
+      </w:r>
+    </w:p>
+    <w:p/>
+    <w:p>
+      <w:r>
+        <w:t>        # ================= EVENTS =================</w:t>
+      </w:r>
+    </w:p>
+    <w:p>
+      <w:r>
+        <w:t>        self.canvas_draw.bind("&lt;Button-1&gt;", self.draw_start)</w:t>
+      </w:r>
+    </w:p>
+    <w:p>
+      <w:r>
+        <w:t>        self.canvas_draw.bind("&lt;B1-Motion&gt;", self.draw_move)</w:t>
+      </w:r>
+    </w:p>
+    <w:p>
+      <w:r>
+        <w:t>        self.canvas_draw.bind("&lt;ButtonRelease-1&gt;", self.draw_end)</w:t>
+      </w:r>
+    </w:p>
+    <w:p>
+      <w:r>
+        <w:t>        # undo / redo shortcuts INSIDE draw window</w:t>
+      </w:r>
+    </w:p>
+    <w:p>
+      <w:r>
+        <w:t>        self.draw_win.bind("&lt;Control-z&gt;", self.undo_draw)</w:t>
+      </w:r>
+    </w:p>
+    <w:p>
+      <w:r>
+        <w:t>        self.draw_win.bind("&lt;Control-y&gt;", self.redo_draw)</w:t>
+      </w:r>
+    </w:p>
+    <w:p/>
+    <w:p>
+      <w:r>
+        <w:t>        # also bind canvas directly</w:t>
+      </w:r>
+    </w:p>
+    <w:p>
+      <w:r>
+        <w:lastRenderedPageBreak/>
+        <w:t>        self.canvas_draw.bind("&lt;Control-z&gt;", self.undo_draw)</w:t>
+      </w:r>
+    </w:p>
+    <w:p>
+      <w:r>
+        <w:t>        self.canvas_draw.bind("&lt;Control-y&gt;", self.redo_draw)</w:t>
+      </w:r>
+    </w:p>
+    <w:p/>
+    <w:p>
+      <w:r>
+        <w:t>        self.draw_win.bind("&lt;Control-plus&gt;", self.increase_text_size)</w:t>
+      </w:r>
+    </w:p>
+    <w:p>
+      <w:r>
+        <w:t>        self.draw_win.bind("&lt;Control-minus&gt;", self.decrease_text_size)</w:t>
+      </w:r>
+    </w:p>
+    <w:p>
+      <w:r>
+        <w:t>        self.draw_win.bind("&lt;Return&gt;", self.save_dialog)</w:t>
+      </w:r>
+    </w:p>
+    <w:p>
+      <w:r>
+        <w:t>        self.draw_win.bind("&lt;KeyPress&gt;", self.key_move)</w:t>
+      </w:r>
+    </w:p>
+    <w:p>
+      <w:r>
+        <w:t>        self.canvas_draw.focus_set()</w:t>
+      </w:r>
+    </w:p>
+    <w:p/>
+    <w:p>
+      <w:r>
+        <w:t xml:space="preserve">        print("Draw window opened </w:t>
+      </w:r>
+      <w:r>
+        <w:rPr>
+          <w:rFonts w:ascii="Segoe UI Symbol" w:hAnsi="Segoe UI Symbol" w:cs="Segoe UI Symbol"/>
+        </w:rPr>
+        <w:t>✔</w:t>
+      </w:r>
+      <w:r>
+        <w:t>")</w:t>
+      </w:r>
+    </w:p>
+    <w:p/>
+    <w:p>
+      <w:r>
+        <w:t>    # draw functions</w:t>
+      </w:r>
+    </w:p>
+    <w:p>
+      <w:r>
+        <w:t>    def set_tool(self, tool):</w:t>
+      </w:r>
+    </w:p>
+    <w:p>
+      <w:r>
+        <w:t>        self.current_tool = tool</w:t>
+      </w:r>
+    </w:p>
+    <w:p/>
+    <w:p>
+      <w:r>
+        <w:t>        if self.canvas_draw:</w:t>
+      </w:r>
+    </w:p>
+    <w:p>
+      <w:r>
+        <w:t>            if tool == "pen":</w:t>
+      </w:r>
+    </w:p>
+    <w:p>
+      <w:r>
+        <w:t>                self.canvas_draw.config(cursor="pencil")</w:t>
+      </w:r>
+    </w:p>
+    <w:p>
+      <w:r>
+        <w:t>            else:</w:t>
+      </w:r>
+    </w:p>
+    <w:p>
+      <w:r>
+        <w:t>                self.canvas_draw.config(cursor="cross")</w:t>
+      </w:r>
+    </w:p>
+    <w:p/>
+    <w:p>
+      <w:r>
+        <w:t>    def pick_color(self):</w:t>
+      </w:r>
+    </w:p>
+    <w:p>
+      <w:r>
+        <w:t>        from tkinter import colorchooser</w:t>
+      </w:r>
+    </w:p>
+    <w:p/>
+    <w:p>
+      <w:r>
+        <w:t>        self.active_mode = "dialog"</w:t>
+      </w:r>
+    </w:p>
+    <w:p/>
+    <w:p>
+      <w:r>
+        <w:lastRenderedPageBreak/>
+        <w:t>        self.draw_win.lift()</w:t>
+      </w:r>
+    </w:p>
+    <w:p>
+      <w:r>
+        <w:t>        self.draw_win.focus_force()</w:t>
+      </w:r>
+    </w:p>
+    <w:p/>
+    <w:p>
+      <w:r>
+        <w:t>        color = colorchooser.askcolor(title="Pick Color")[1]</w:t>
+      </w:r>
+    </w:p>
+    <w:p/>
+    <w:p>
+      <w:r>
+        <w:t>        self.active_mode = "draw"</w:t>
+      </w:r>
+    </w:p>
+    <w:p/>
+    <w:p>
+      <w:r>
+        <w:t>        if color:</w:t>
+      </w:r>
+    </w:p>
+    <w:p>
+      <w:r>
+        <w:t>            self.color = color</w:t>
+      </w:r>
+    </w:p>
+    <w:p>
+      <w:r>
+        <w:t>            print("Selected color:", color)</w:t>
+      </w:r>
+    </w:p>
+    <w:p/>
+    <w:p>
+      <w:r>
+        <w:t xml:space="preserve">        # </w:t>
+      </w:r>
+      <w:r>
+        <w:rPr>
+          <w:rFonts w:ascii="Segoe UI Emoji" w:hAnsi="Segoe UI Emoji" w:cs="Segoe UI Emoji"/>
+        </w:rPr>
+        <w:t>🔥</w:t>
+      </w:r>
+      <w:r>
+        <w:t xml:space="preserve"> FORCE FOCUS BACK</w:t>
+      </w:r>
+    </w:p>
+    <w:p>
+      <w:r>
+        <w:t>        if self.draw_win:</w:t>
+      </w:r>
+    </w:p>
+    <w:p>
+      <w:r>
+        <w:t>            self.draw_win.after(50, lambda: self.draw_win.focus_force())</w:t>
+      </w:r>
+    </w:p>
+    <w:p/>
+    <w:p>
+      <w:r>
+        <w:t>    def draw_start(self, event):</w:t>
+      </w:r>
+    </w:p>
+    <w:p>
+      <w:r>
+        <w:t>        x, y = event.x, event.y</w:t>
+      </w:r>
+    </w:p>
+    <w:p/>
+    <w:p>
+      <w:r>
+        <w:t xml:space="preserve">        self.last_point = (x, y)  # </w:t>
+      </w:r>
+      <w:r>
+        <w:rPr>
+          <w:rFonts w:ascii="Segoe UI Emoji" w:hAnsi="Segoe UI Emoji" w:cs="Segoe UI Emoji"/>
+        </w:rPr>
+        <w:t>✅</w:t>
+      </w:r>
+      <w:r>
+        <w:t xml:space="preserve"> start pen tracking</w:t>
+      </w:r>
+    </w:p>
+    <w:p/>
+    <w:p>
+      <w:r>
+        <w:t>        obj = self.get_object_at(x, y)</w:t>
+      </w:r>
+    </w:p>
+    <w:p/>
+    <w:p>
+      <w:r>
+        <w:t>        if obj:</w:t>
+      </w:r>
+    </w:p>
+    <w:p>
+      <w:r>
+        <w:t>            self.selected_object = obj</w:t>
+      </w:r>
+    </w:p>
+    <w:p>
+      <w:r>
+        <w:t>            self.drag_offset = (x, y)</w:t>
+      </w:r>
+    </w:p>
+    <w:p>
+      <w:r>
+        <w:t>            return</w:t>
+      </w:r>
+    </w:p>
+    <w:p/>
+    <w:p>
+      <w:r>
+        <w:t>        self.selected_object = None</w:t>
+      </w:r>
+    </w:p>
+    <w:p>
+      <w:r>
+        <w:t>        self.start_point = (x, y)</w:t>
+      </w:r>
+    </w:p>
+    <w:p/>
+    <w:p>
+      <w:r>
+        <w:t>        if self.current_tool == "text":</w:t>
+      </w:r>
+    </w:p>
+    <w:p>
+      <w:r>
+        <w:t>            from tkinter import simpledialog</w:t>
+      </w:r>
+    </w:p>
+    <w:p>
+      <w:r>
+        <w:t>            t = simpledialog.askstring("Text", "Enter text")</w:t>
+      </w:r>
+    </w:p>
+    <w:p/>
+    <w:p>
+      <w:r>
+        <w:t>            if t:</w:t>
+      </w:r>
+    </w:p>
+    <w:p>
+      <w:r>
+        <w:t>                obj = ("text", self.start_point, t, self.color, self.text_size)</w:t>
+      </w:r>
+    </w:p>
+    <w:p>
+      <w:r>
+        <w:t>                self.add_object(obj)</w:t>
+      </w:r>
+    </w:p>
+    <w:p>
+      <w:r>
+        <w:t>                self.render()</w:t>
+      </w:r>
+    </w:p>
+    <w:p/>
+    <w:p>
+      <w:r>
+        <w:t>    def draw_move(self, event):</w:t>
+      </w:r>
+    </w:p>
+    <w:p>
+      <w:r>
+        <w:t>        x, y = event.x, event.y</w:t>
+      </w:r>
+    </w:p>
+    <w:p/>
+    <w:p>
+      <w:r>
+        <w:t>        # ================= MOVE SELECTED OBJECT =================</w:t>
+      </w:r>
+    </w:p>
+    <w:p>
+      <w:r>
+        <w:t>        if getattr(self, "selected_object", None):</w:t>
+      </w:r>
+    </w:p>
+    <w:p/>
+    <w:p>
+      <w:r>
+        <w:t>            dx = x - self.drag_offset[0]</w:t>
+      </w:r>
+    </w:p>
+    <w:p>
+      <w:r>
+        <w:t>            dy = y - self.drag_offset[1]</w:t>
+      </w:r>
+    </w:p>
+    <w:p/>
+    <w:p>
+      <w:r>
+        <w:t>            obj = self.selected_object</w:t>
+      </w:r>
+    </w:p>
+    <w:p>
+      <w:r>
+        <w:t>            t = obj[0]</w:t>
+      </w:r>
+    </w:p>
+    <w:p/>
+    <w:p>
+      <w:r>
+        <w:t>            if t in ("arrow", "rect", "line"):</w:t>
+      </w:r>
+    </w:p>
+    <w:p>
+      <w:r>
+        <w:lastRenderedPageBreak/>
+        <w:t>                a = obj[1]</w:t>
+      </w:r>
+    </w:p>
+    <w:p>
+      <w:r>
+        <w:t>                b = obj[2]</w:t>
+      </w:r>
+    </w:p>
+    <w:p/>
+    <w:p>
+      <w:r>
+        <w:t>                new_obj = (</w:t>
+      </w:r>
+    </w:p>
+    <w:p>
+      <w:r>
+        <w:t>                    t,</w:t>
+      </w:r>
+    </w:p>
+    <w:p>
+      <w:r>
+        <w:t>                    (a[0] + dx, a[1] + dy),</w:t>
+      </w:r>
+    </w:p>
+    <w:p>
+      <w:r>
+        <w:t>                    (b[0] + dx, b[1] + dy),</w:t>
+      </w:r>
+    </w:p>
+    <w:p>
+      <w:r>
+        <w:t>                    obj[3],</w:t>
+      </w:r>
+    </w:p>
+    <w:p>
+      <w:r>
+        <w:t>                    obj[4]</w:t>
+      </w:r>
+    </w:p>
+    <w:p>
+      <w:r>
+        <w:t>                )</w:t>
+      </w:r>
+    </w:p>
+    <w:p/>
+    <w:p>
+      <w:r>
+        <w:t>            elif t == "text":</w:t>
+      </w:r>
+    </w:p>
+    <w:p>
+      <w:r>
+        <w:t>                p = obj[1]</w:t>
+      </w:r>
+    </w:p>
+    <w:p/>
+    <w:p>
+      <w:r>
+        <w:t>                new_obj = (</w:t>
+      </w:r>
+    </w:p>
+    <w:p>
+      <w:r>
+        <w:t>                    "text",</w:t>
+      </w:r>
+    </w:p>
+    <w:p>
+      <w:r>
+        <w:t>                    (p[0] + dx, p[1] + dy),</w:t>
+      </w:r>
+    </w:p>
+    <w:p>
+      <w:r>
+        <w:t>                    obj[2],</w:t>
+      </w:r>
+    </w:p>
+    <w:p>
+      <w:r>
+        <w:t>                    obj[3],</w:t>
+      </w:r>
+    </w:p>
+    <w:p>
+      <w:r>
+        <w:t>                    obj[4]</w:t>
+      </w:r>
+    </w:p>
+    <w:p>
+      <w:r>
+        <w:t>                )</w:t>
+      </w:r>
+    </w:p>
+    <w:p/>
+    <w:p>
+      <w:r>
+        <w:t>            else:</w:t>
+      </w:r>
+    </w:p>
+    <w:p>
+      <w:r>
+        <w:t>                return</w:t>
+      </w:r>
+    </w:p>
+    <w:p/>
+    <w:p>
+      <w:r>
+        <w:t xml:space="preserve">            # </w:t>
+      </w:r>
+      <w:r>
+        <w:rPr>
+          <w:rFonts w:ascii="Segoe UI Emoji" w:hAnsi="Segoe UI Emoji" w:cs="Segoe UI Emoji"/>
+        </w:rPr>
+        <w:t>🔥</w:t>
+      </w:r>
+      <w:r>
+        <w:t xml:space="preserve"> replace safely</w:t>
+      </w:r>
+    </w:p>
+    <w:p>
+      <w:r>
+        <w:lastRenderedPageBreak/>
+        <w:t>            idx = self.draw_objects.index(obj)</w:t>
+      </w:r>
+    </w:p>
+    <w:p>
+      <w:r>
+        <w:t>            self.draw_objects[idx] = new_obj</w:t>
+      </w:r>
+    </w:p>
+    <w:p>
+      <w:r>
+        <w:t>            self.selected_object = new_obj</w:t>
+      </w:r>
+    </w:p>
+    <w:p/>
+    <w:p>
+      <w:r>
+        <w:t>            self.drag_offset = (x, y)</w:t>
+      </w:r>
+    </w:p>
+    <w:p>
+      <w:r>
+        <w:t>            self.render()</w:t>
+      </w:r>
+    </w:p>
+    <w:p>
+      <w:r>
+        <w:t>            return</w:t>
+      </w:r>
+    </w:p>
+    <w:p/>
+    <w:p>
+      <w:r>
+        <w:t>        # ================= REALTIME PEN DRAW =================</w:t>
+      </w:r>
+    </w:p>
+    <w:p>
+      <w:r>
+        <w:t>        if self.current_tool == "pen":</w:t>
+      </w:r>
+    </w:p>
+    <w:p>
+      <w:r>
+        <w:t>            if not hasattr(self, "last_point") or self.last_point is None:</w:t>
+      </w:r>
+    </w:p>
+    <w:p>
+      <w:r>
+        <w:t>                self.last_point = (x, y)</w:t>
+      </w:r>
+    </w:p>
+    <w:p>
+      <w:r>
+        <w:t>                return</w:t>
+      </w:r>
+    </w:p>
+    <w:p/>
+    <w:p>
+      <w:r>
+        <w:t>            x1, y1 = self.last_point</w:t>
+      </w:r>
+    </w:p>
+    <w:p>
+      <w:r>
+        <w:t>            x2, y2 = x, y</w:t>
+      </w:r>
+    </w:p>
+    <w:p/>
+    <w:p>
+      <w:r>
+        <w:t>            obj = ("line", (x1, y1), (x2, y2), self.color, self.size)</w:t>
+      </w:r>
+    </w:p>
+    <w:p>
+      <w:r>
+        <w:t>            self.add_object(obj)</w:t>
+      </w:r>
+    </w:p>
+    <w:p/>
+    <w:p>
+      <w:r>
+        <w:t>            self.last_point = (x, y)</w:t>
+      </w:r>
+    </w:p>
+    <w:p/>
+    <w:p>
+      <w:r>
+        <w:t>            self.render()</w:t>
+      </w:r>
+    </w:p>
+    <w:p>
+      <w:r>
+        <w:t>            return</w:t>
+      </w:r>
+    </w:p>
+    <w:p/>
+    <w:p>
+      <w:r>
+        <w:t>        # ================= SHAPE PREVIEW (RECT / ARROW) =================</w:t>
+      </w:r>
+    </w:p>
+    <w:p>
+      <w:r>
+        <w:lastRenderedPageBreak/>
+        <w:t>        if not self.start_point:</w:t>
+      </w:r>
+    </w:p>
+    <w:p>
+      <w:r>
+        <w:t>            return</w:t>
+      </w:r>
+    </w:p>
+    <w:p/>
+    <w:p>
+      <w:r>
+        <w:t>        x1, y1 = self.start_point</w:t>
+      </w:r>
+    </w:p>
+    <w:p>
+      <w:r>
+        <w:t>        x2, y2 = x, y</w:t>
+      </w:r>
+    </w:p>
+    <w:p/>
+    <w:p>
+      <w:r>
+        <w:t>        if self.preview_item:</w:t>
+      </w:r>
+    </w:p>
+    <w:p>
+      <w:r>
+        <w:t>            self.canvas_draw.delete(self.preview_item)</w:t>
+      </w:r>
+    </w:p>
+    <w:p/>
+    <w:p>
+      <w:r>
+        <w:t>        if self.current_tool == "rect":</w:t>
+      </w:r>
+    </w:p>
+    <w:p>
+      <w:r>
+        <w:t>            self.preview_item = self.canvas_draw.create_rectangle(</w:t>
+      </w:r>
+    </w:p>
+    <w:p>
+      <w:r>
+        <w:t>                x1, y1, x2, y2,</w:t>
+      </w:r>
+    </w:p>
+    <w:p>
+      <w:r>
+        <w:t>                outline=self.color,</w:t>
+      </w:r>
+    </w:p>
+    <w:p>
+      <w:r>
+        <w:t>                width=self.size,</w:t>
+      </w:r>
+    </w:p>
+    <w:p>
+      <w:r>
+        <w:t>                dash=(4, 2)</w:t>
+      </w:r>
+    </w:p>
+    <w:p>
+      <w:r>
+        <w:t>            )</w:t>
+      </w:r>
+    </w:p>
+    <w:p/>
+    <w:p>
+      <w:r>
+        <w:t>        elif self.current_tool == "arrow":</w:t>
+      </w:r>
+    </w:p>
+    <w:p>
+      <w:r>
+        <w:t>            self.preview_item = self.canvas_draw.create_line(</w:t>
+      </w:r>
+    </w:p>
+    <w:p>
+      <w:r>
+        <w:t>                x1, y1, x2, y2,</w:t>
+      </w:r>
+    </w:p>
+    <w:p>
+      <w:r>
+        <w:t>                fill=self.color,</w:t>
+      </w:r>
+    </w:p>
+    <w:p>
+      <w:r>
+        <w:t>                width=self.size,</w:t>
+      </w:r>
+    </w:p>
+    <w:p>
+      <w:r>
+        <w:t>                arrow=tk.LAST,</w:t>
+      </w:r>
+    </w:p>
+    <w:p>
+      <w:r>
+        <w:t>                dash=(4, 2)</w:t>
+      </w:r>
+    </w:p>
+    <w:p>
+      <w:r>
+        <w:t>            )</w:t>
+      </w:r>
+    </w:p>
+    <w:p/>
+    <w:p>
+      <w:r>
+        <w:lastRenderedPageBreak/>
+        <w:t>    def draw_end(self, event):</w:t>
+      </w:r>
+    </w:p>
+    <w:p>
+      <w:r>
+        <w:t xml:space="preserve">        self.last_point = None  # </w:t>
+      </w:r>
+      <w:r>
+        <w:rPr>
+          <w:rFonts w:ascii="Segoe UI Emoji" w:hAnsi="Segoe UI Emoji" w:cs="Segoe UI Emoji"/>
+        </w:rPr>
+        <w:t>✅</w:t>
+      </w:r>
+      <w:r>
+        <w:t xml:space="preserve"> stop pen</w:t>
+      </w:r>
+    </w:p>
+    <w:p/>
+    <w:p>
+      <w:r>
+        <w:t>        if not self.start_point:</w:t>
+      </w:r>
+    </w:p>
+    <w:p>
+      <w:r>
+        <w:t>            return</w:t>
+      </w:r>
+    </w:p>
+    <w:p/>
+    <w:p>
+      <w:r>
+        <w:t>        x1, y1 = self.start_point</w:t>
+      </w:r>
+    </w:p>
+    <w:p>
+      <w:r>
+        <w:t>        x2, y2 = event.x, event.y</w:t>
+      </w:r>
+    </w:p>
+    <w:p/>
+    <w:p>
+      <w:r>
+        <w:t>        if self.preview_item:</w:t>
+      </w:r>
+    </w:p>
+    <w:p>
+      <w:r>
+        <w:t>            self.canvas_draw.delete(self.preview_item)</w:t>
+      </w:r>
+    </w:p>
+    <w:p>
+      <w:r>
+        <w:t>            self.preview_item = None</w:t>
+      </w:r>
+    </w:p>
+    <w:p/>
+    <w:p>
+      <w:r>
+        <w:t>        if self.current_tool == "arrow":</w:t>
+      </w:r>
+    </w:p>
+    <w:p>
+      <w:r>
+        <w:t>            obj = ("arrow", (x1, y1), (x2, y2), self.color, self.size)</w:t>
+      </w:r>
+    </w:p>
+    <w:p/>
+    <w:p>
+      <w:r>
+        <w:t>        elif self.current_tool == "rect":</w:t>
+      </w:r>
+    </w:p>
+    <w:p>
+      <w:r>
+        <w:t>            obj = ("rect", (x1, y1), (x2, y2), self.color, self.size)</w:t>
+      </w:r>
+    </w:p>
+    <w:p/>
+    <w:p>
+      <w:r>
+        <w:t>        else:</w:t>
+      </w:r>
+    </w:p>
+    <w:p>
+      <w:r>
+        <w:t>            self.start_point = None</w:t>
+      </w:r>
+    </w:p>
+    <w:p>
+      <w:r>
+        <w:t>            return</w:t>
+      </w:r>
+    </w:p>
+    <w:p/>
+    <w:p>
+      <w:r>
+        <w:t>        self.add_object(obj)</w:t>
+      </w:r>
+    </w:p>
+    <w:p>
+      <w:r>
+        <w:t>        self.render()</w:t>
+      </w:r>
+    </w:p>
+    <w:p/>
+    <w:p>
+      <w:r>
+        <w:lastRenderedPageBreak/>
+        <w:t>        self.start_point = None</w:t>
+      </w:r>
+    </w:p>
+    <w:p/>
+    <w:p>
+      <w:r>
+        <w:t>    def render(self):</w:t>
+      </w:r>
+    </w:p>
+    <w:p>
+      <w:r>
+        <w:t>        if not self.canvas_draw:</w:t>
+      </w:r>
+    </w:p>
+    <w:p>
+      <w:r>
+        <w:t>            return</w:t>
+      </w:r>
+    </w:p>
+    <w:p/>
+    <w:p>
+      <w:r>
+        <w:t>        self.canvas_draw.delete("draw")</w:t>
+      </w:r>
+    </w:p>
+    <w:p/>
+    <w:p>
+      <w:r>
+        <w:t>        for obj in self.draw_objects:</w:t>
+      </w:r>
+    </w:p>
+    <w:p>
+      <w:r>
+        <w:t>            t = obj[0]</w:t>
+      </w:r>
+    </w:p>
+    <w:p/>
+    <w:p>
+      <w:r>
+        <w:t>            # ================= PEN (REAL LINES) =================</w:t>
+      </w:r>
+    </w:p>
+    <w:p>
+      <w:r>
+        <w:t>            if t == "line":</w:t>
+      </w:r>
+    </w:p>
+    <w:p>
+      <w:r>
+        <w:t>                _, a, b, c, s = obj</w:t>
+      </w:r>
+    </w:p>
+    <w:p/>
+    <w:p>
+      <w:r>
+        <w:t>                self.canvas_draw.create_line(</w:t>
+      </w:r>
+    </w:p>
+    <w:p>
+      <w:r>
+        <w:t>                    a[0], a[1], b[0], b[1],</w:t>
+      </w:r>
+    </w:p>
+    <w:p>
+      <w:r>
+        <w:t>                    fill=c,</w:t>
+      </w:r>
+    </w:p>
+    <w:p>
+      <w:r>
+        <w:t>                    width=s,</w:t>
+      </w:r>
+    </w:p>
+    <w:p>
+      <w:r>
+        <w:t>                    capstyle=tk.ROUND,</w:t>
+      </w:r>
+    </w:p>
+    <w:p>
+      <w:r>
+        <w:t>                    smooth=True,</w:t>
+      </w:r>
+    </w:p>
+    <w:p>
+      <w:r>
+        <w:t>                    tags="draw"</w:t>
+      </w:r>
+    </w:p>
+    <w:p>
+      <w:r>
+        <w:t>                )</w:t>
+      </w:r>
+    </w:p>
+    <w:p/>
+    <w:p>
+      <w:r>
+        <w:t>            # ================= ARROW =================</w:t>
+      </w:r>
+    </w:p>
+    <w:p>
+      <w:r>
+        <w:t>            elif t == "arrow":</w:t>
+      </w:r>
+    </w:p>
+    <w:p>
+      <w:r>
+        <w:lastRenderedPageBreak/>
+        <w:t>                _, a, b, c, s = obj</w:t>
+      </w:r>
+    </w:p>
+    <w:p/>
+    <w:p>
+      <w:r>
+        <w:t>                self.canvas_draw.create_line(</w:t>
+      </w:r>
+    </w:p>
+    <w:p>
+      <w:r>
+        <w:t>                    a[0], a[1], b[0], b[1],</w:t>
+      </w:r>
+    </w:p>
+    <w:p>
+      <w:r>
+        <w:t>                    fill=c,</w:t>
+      </w:r>
+    </w:p>
+    <w:p>
+      <w:r>
+        <w:t>                    width=s,</w:t>
+      </w:r>
+    </w:p>
+    <w:p>
+      <w:r>
+        <w:t>                    arrow=tk.LAST,</w:t>
+      </w:r>
+    </w:p>
+    <w:p>
+      <w:r>
+        <w:t>                    tags="draw"</w:t>
+      </w:r>
+    </w:p>
+    <w:p>
+      <w:r>
+        <w:t>                )</w:t>
+      </w:r>
+    </w:p>
+    <w:p/>
+    <w:p>
+      <w:r>
+        <w:t xml:space="preserve">                # </w:t>
+      </w:r>
+      <w:r>
+        <w:rPr>
+          <w:rFonts w:ascii="Segoe UI Emoji" w:hAnsi="Segoe UI Emoji" w:cs="Segoe UI Emoji"/>
+        </w:rPr>
+        <w:t>🔥</w:t>
+      </w:r>
+      <w:r>
+        <w:t xml:space="preserve"> highlight if selected</w:t>
+      </w:r>
+    </w:p>
+    <w:p>
+      <w:r>
+        <w:t>                if obj == self.selected_object:</w:t>
+      </w:r>
+    </w:p>
+    <w:p>
+      <w:r>
+        <w:t>                    self.canvas_draw.create_line(</w:t>
+      </w:r>
+    </w:p>
+    <w:p>
+      <w:r>
+        <w:t>                        a[0], a[1], b[0], b[1],</w:t>
+      </w:r>
+    </w:p>
+    <w:p>
+      <w:r>
+        <w:t>                        fill="yellow",</w:t>
+      </w:r>
+    </w:p>
+    <w:p>
+      <w:r>
+        <w:t>                        width=s + 2,</w:t>
+      </w:r>
+    </w:p>
+    <w:p>
+      <w:r>
+        <w:t>                        dash=(4, 2),</w:t>
+      </w:r>
+    </w:p>
+    <w:p>
+      <w:r>
+        <w:t>                        arrow=tk.LAST,</w:t>
+      </w:r>
+    </w:p>
+    <w:p>
+      <w:r>
+        <w:t>                        tags="draw"</w:t>
+      </w:r>
+    </w:p>
+    <w:p>
+      <w:r>
+        <w:t>                    )</w:t>
+      </w:r>
+    </w:p>
+    <w:p/>
+    <w:p>
+      <w:r>
+        <w:t>            # ================= RECT =================</w:t>
+      </w:r>
+    </w:p>
+    <w:p>
+      <w:r>
+        <w:t>            elif t == "rect":</w:t>
+      </w:r>
+    </w:p>
+    <w:p>
+      <w:r>
+        <w:t>                _, a, b, c, s = obj</w:t>
+      </w:r>
+    </w:p>
+    <w:p/>
+    <w:p>
+      <w:r>
+        <w:t>                self.canvas_draw.create_rectangle(</w:t>
+      </w:r>
+    </w:p>
+    <w:p>
+      <w:r>
+        <w:lastRenderedPageBreak/>
+        <w:t>                    a[0], a[1], b[0], b[1],</w:t>
+      </w:r>
+    </w:p>
+    <w:p>
+      <w:r>
+        <w:t>                    outline=c,</w:t>
+      </w:r>
+    </w:p>
+    <w:p>
+      <w:r>
+        <w:t>                    width=s,</w:t>
+      </w:r>
+    </w:p>
+    <w:p>
+      <w:r>
+        <w:t>                    tags="draw"</w:t>
+      </w:r>
+    </w:p>
+    <w:p>
+      <w:r>
+        <w:t>                )</w:t>
+      </w:r>
+    </w:p>
+    <w:p/>
+    <w:p>
+      <w:r>
+        <w:t xml:space="preserve">                # </w:t>
+      </w:r>
+      <w:r>
+        <w:rPr>
+          <w:rFonts w:ascii="Segoe UI Emoji" w:hAnsi="Segoe UI Emoji" w:cs="Segoe UI Emoji"/>
+        </w:rPr>
+        <w:t>🔥</w:t>
+      </w:r>
+      <w:r>
+        <w:t xml:space="preserve"> highlight if selected</w:t>
+      </w:r>
+    </w:p>
+    <w:p>
+      <w:r>
+        <w:t>                if obj == self.selected_object:</w:t>
+      </w:r>
+    </w:p>
+    <w:p>
+      <w:r>
+        <w:t>                    self.canvas_draw.create_rectangle(</w:t>
+      </w:r>
+    </w:p>
+    <w:p>
+      <w:r>
+        <w:t>                        a[0], a[1], b[0], b[1],</w:t>
+      </w:r>
+    </w:p>
+    <w:p>
+      <w:r>
+        <w:t>                        outline="yellow",</w:t>
+      </w:r>
+    </w:p>
+    <w:p>
+      <w:r>
+        <w:t>                        width=s + 2,</w:t>
+      </w:r>
+    </w:p>
+    <w:p>
+      <w:r>
+        <w:t>                        dash=(4, 2),</w:t>
+      </w:r>
+    </w:p>
+    <w:p>
+      <w:r>
+        <w:t>                        tags="draw"</w:t>
+      </w:r>
+    </w:p>
+    <w:p>
+      <w:r>
+        <w:t>                    )</w:t>
+      </w:r>
+    </w:p>
+    <w:p/>
+    <w:p>
+      <w:r>
+        <w:t>            # ================= TEXT =================</w:t>
+      </w:r>
+    </w:p>
+    <w:p>
+      <w:r>
+        <w:t>            elif t == "text":</w:t>
+      </w:r>
+    </w:p>
+    <w:p>
+      <w:r>
+        <w:t>                _, p, text, c, s = obj</w:t>
+      </w:r>
+    </w:p>
+    <w:p/>
+    <w:p>
+      <w:r>
+        <w:t>                self.canvas_draw.create_text(</w:t>
+      </w:r>
+    </w:p>
+    <w:p>
+      <w:r>
+        <w:t>                    p[0], p[1],</w:t>
+      </w:r>
+    </w:p>
+    <w:p>
+      <w:r>
+        <w:t>                    text=text,</w:t>
+      </w:r>
+    </w:p>
+    <w:p>
+      <w:r>
+        <w:t>                    fill=c,</w:t>
+      </w:r>
+    </w:p>
+    <w:p>
+      <w:r>
+        <w:t>                    font=("Arial", s),</w:t>
+      </w:r>
+    </w:p>
+    <w:p>
+      <w:r>
+        <w:t>                    anchor="nw",</w:t>
+      </w:r>
+    </w:p>
+    <w:p>
+      <w:r>
+        <w:lastRenderedPageBreak/>
+        <w:t>                    tags="draw"</w:t>
+      </w:r>
+    </w:p>
+    <w:p>
+      <w:r>
+        <w:t>                )</w:t>
+      </w:r>
+    </w:p>
+    <w:p/>
+    <w:p>
+      <w:r>
+        <w:t xml:space="preserve">                # </w:t>
+      </w:r>
+      <w:r>
+        <w:rPr>
+          <w:rFonts w:ascii="Segoe UI Emoji" w:hAnsi="Segoe UI Emoji" w:cs="Segoe UI Emoji"/>
+        </w:rPr>
+        <w:t>🔥</w:t>
+      </w:r>
+      <w:r>
+        <w:t xml:space="preserve"> highlight if selected</w:t>
+      </w:r>
+    </w:p>
+    <w:p>
+      <w:r>
+        <w:t>                if obj == self.selected_object:</w:t>
+      </w:r>
+    </w:p>
+    <w:p>
+      <w:r>
+        <w:t>                    self.canvas_draw.create_rectangle(</w:t>
+      </w:r>
+    </w:p>
+    <w:p>
+      <w:r>
+        <w:t>                        p[0] - 2,</w:t>
+      </w:r>
+    </w:p>
+    <w:p>
+      <w:r>
+        <w:t>                        p[1] - 2,</w:t>
+      </w:r>
+    </w:p>
+    <w:p>
+      <w:r>
+        <w:t>                        p[0] + len(text) * (s * 2),</w:t>
+      </w:r>
+    </w:p>
+    <w:p>
+      <w:r>
+        <w:t>                        p[1] + (s * 4),</w:t>
+      </w:r>
+    </w:p>
+    <w:p>
+      <w:r>
+        <w:t>                        outline="yellow",</w:t>
+      </w:r>
+    </w:p>
+    <w:p>
+      <w:r>
+        <w:t>                        dash=(4, 2),</w:t>
+      </w:r>
+    </w:p>
+    <w:p>
+      <w:r>
+        <w:t>                        tags="draw"</w:t>
+      </w:r>
+    </w:p>
+    <w:p>
+      <w:r>
+        <w:t>                    )</w:t>
+      </w:r>
+    </w:p>
+    <w:p/>
+    <w:p>
+      <w:r>
+        <w:t>    def save_undo(self, obj):</w:t>
+      </w:r>
+    </w:p>
+    <w:p>
+      <w:r>
+        <w:t>        self.undo_stack.append(obj)</w:t>
+      </w:r>
+    </w:p>
+    <w:p>
+      <w:r>
+        <w:t>        self.redo_stack.clear()</w:t>
+      </w:r>
+    </w:p>
+    <w:p/>
+    <w:p>
+      <w:r>
+        <w:t>    def undo_draw(self, event=None):</w:t>
+      </w:r>
+    </w:p>
+    <w:p>
+      <w:r>
+        <w:t>        if not self.undo_stack:</w:t>
+      </w:r>
+    </w:p>
+    <w:p>
+      <w:r>
+        <w:t>            return</w:t>
+      </w:r>
+    </w:p>
+    <w:p/>
+    <w:p>
+      <w:r>
+        <w:t>        action, obj = self.undo_stack.pop()</w:t>
+      </w:r>
+    </w:p>
+    <w:p/>
+    <w:p>
+      <w:r>
+        <w:t>        if action == "add":</w:t>
+      </w:r>
+    </w:p>
+    <w:p>
+      <w:r>
+        <w:lastRenderedPageBreak/>
+        <w:t>            if obj in self.draw_objects:</w:t>
+      </w:r>
+    </w:p>
+    <w:p>
+      <w:r>
+        <w:t>                self.draw_objects.remove(obj)</w:t>
+      </w:r>
+    </w:p>
+    <w:p>
+      <w:r>
+        <w:t>            self.redo_stack.append(("add", obj))</w:t>
+      </w:r>
+    </w:p>
+    <w:p/>
+    <w:p>
+      <w:r>
+        <w:t>        self.render()</w:t>
+      </w:r>
+    </w:p>
+    <w:p/>
+    <w:p>
+      <w:r>
+        <w:t>    def redo_draw(self, event=None):</w:t>
+      </w:r>
+    </w:p>
+    <w:p>
+      <w:r>
+        <w:t>        if not self.redo_stack:</w:t>
+      </w:r>
+    </w:p>
+    <w:p>
+      <w:r>
+        <w:t>            return</w:t>
+      </w:r>
+    </w:p>
+    <w:p/>
+    <w:p>
+      <w:r>
+        <w:t>        action, obj = self.redo_stack.pop()</w:t>
+      </w:r>
+    </w:p>
+    <w:p/>
+    <w:p>
+      <w:r>
+        <w:t>        if action == "add":</w:t>
+      </w:r>
+    </w:p>
+    <w:p>
+      <w:r>
+        <w:t>            self.draw_objects.append(obj)</w:t>
+      </w:r>
+    </w:p>
+    <w:p>
+      <w:r>
+        <w:t>            self.undo_stack.append(("add", obj))</w:t>
+      </w:r>
+    </w:p>
+    <w:p/>
+    <w:p>
+      <w:r>
+        <w:t>        self.render()</w:t>
+      </w:r>
+    </w:p>
+    <w:p/>
+    <w:p>
+      <w:r>
+        <w:t>    def push_action(self, action):</w:t>
+      </w:r>
+    </w:p>
+    <w:p>
+      <w:r>
+        <w:t>        # cut future if we undo then draw again</w:t>
+      </w:r>
+    </w:p>
+    <w:p>
+      <w:r>
+        <w:t>        self.draw_history = self.draw_history[:self.history_index + 1]</w:t>
+      </w:r>
+    </w:p>
+    <w:p/>
+    <w:p>
+      <w:r>
+        <w:t>        self.draw_history.append(action)</w:t>
+      </w:r>
+    </w:p>
+    <w:p>
+      <w:r>
+        <w:t>        self.history_index += 1</w:t>
+      </w:r>
+    </w:p>
+    <w:p/>
+    <w:p>
+      <w:r>
+        <w:t>        self.render()</w:t>
+      </w:r>
+    </w:p>
+    <w:p/>
+    <w:p>
+      <w:r>
+        <w:t>    def add_object(self, obj):</w:t>
+      </w:r>
+    </w:p>
+    <w:p>
+      <w:r>
+        <w:t>        self.draw_objects.append(obj)</w:t>
+      </w:r>
+    </w:p>
+    <w:p>
+      <w:r>
+        <w:t>        self.undo_stack.append(("add", obj))</w:t>
+      </w:r>
+    </w:p>
+    <w:p>
+      <w:r>
+        <w:t>        self.redo_stack.clear()</w:t>
+      </w:r>
+    </w:p>
+    <w:p/>
+    <w:p>
+      <w:r>
+        <w:t>    def get_object_at(self, x, y):</w:t>
+      </w:r>
+    </w:p>
+    <w:p>
+      <w:r>
+        <w:t>        for i in range(len(self.draw_objects) - 1, -1, -1):</w:t>
+      </w:r>
+    </w:p>
+    <w:p>
+      <w:r>
+        <w:t>            obj = self.draw_objects[i]</w:t>
+      </w:r>
+    </w:p>
+    <w:p/>
+    <w:p>
+      <w:r>
+        <w:t>            t = obj[0]</w:t>
+      </w:r>
+    </w:p>
+    <w:p/>
+    <w:p>
+      <w:r>
+        <w:t>            if t in ("arrow", "line"):</w:t>
+      </w:r>
+    </w:p>
+    <w:p>
+      <w:r>
+        <w:t>                a = obj[1]</w:t>
+      </w:r>
+    </w:p>
+    <w:p>
+      <w:r>
+        <w:t>                b = obj[2]</w:t>
+      </w:r>
+    </w:p>
+    <w:p/>
+    <w:p>
+      <w:r>
+        <w:t>                if min(a[0], b[0]) - 5 &lt;= x &lt;= max(a[0], b[0]) + 5 and \</w:t>
+      </w:r>
+    </w:p>
+    <w:p>
+      <w:r>
+        <w:t>                min(a[1], b[1]) - 5 &lt;= y &lt;= max(a[1], b[1]) + 5:</w:t>
+      </w:r>
+    </w:p>
+    <w:p>
+      <w:r>
+        <w:t>                    return obj</w:t>
+      </w:r>
+    </w:p>
+    <w:p/>
+    <w:p>
+      <w:r>
+        <w:t>            elif t == "rect":</w:t>
+      </w:r>
+    </w:p>
+    <w:p>
+      <w:r>
+        <w:t>                a = obj[1]</w:t>
+      </w:r>
+    </w:p>
+    <w:p>
+      <w:r>
+        <w:t>                b = obj[2]</w:t>
+      </w:r>
+    </w:p>
+    <w:p/>
+    <w:p>
+      <w:r>
+        <w:t>                if min(a[0], b[0]) &lt;= x &lt;= max(a[0], b[0]) and \</w:t>
+      </w:r>
+    </w:p>
+    <w:p>
+      <w:r>
+        <w:t>                min(a[1], b[1]) &lt;= y &lt;= max(a[1], b[1]):</w:t>
+      </w:r>
+    </w:p>
+    <w:p>
+      <w:r>
+        <w:lastRenderedPageBreak/>
+        <w:t>                    return obj</w:t>
+      </w:r>
+    </w:p>
+    <w:p/>
+    <w:p>
+      <w:r>
+        <w:t>            elif t == "text":</w:t>
+      </w:r>
+    </w:p>
+    <w:p>
+      <w:r>
+        <w:t>                p = obj[1]</w:t>
+      </w:r>
+    </w:p>
+    <w:p>
+      <w:r>
+        <w:t>                if abs(p[0] - x) &lt; 50 and abs(p[1] - y) &lt; 20:</w:t>
+      </w:r>
+    </w:p>
+    <w:p>
+      <w:r>
+        <w:t>                    return obj</w:t>
+      </w:r>
+    </w:p>
+    <w:p/>
+    <w:p>
+      <w:r>
+        <w:t>        return None</w:t>
+      </w:r>
+    </w:p>
+    <w:p/>
+    <w:p>
+      <w:r>
+        <w:t>    def move_last(self, dx, dy):</w:t>
+      </w:r>
+    </w:p>
+    <w:p>
+      <w:r>
+        <w:t>        # ================= SAFETY =================</w:t>
+      </w:r>
+    </w:p>
+    <w:p>
+      <w:r>
+        <w:t>        if self.active_mode != "draw":</w:t>
+      </w:r>
+    </w:p>
+    <w:p>
+      <w:r>
+        <w:t>            return</w:t>
+      </w:r>
+    </w:p>
+    <w:p/>
+    <w:p>
+      <w:r>
+        <w:t>        if not self.draw_objects:</w:t>
+      </w:r>
+    </w:p>
+    <w:p>
+      <w:r>
+        <w:t>            return</w:t>
+      </w:r>
+    </w:p>
+    <w:p/>
+    <w:p>
+      <w:r>
+        <w:t>        # ================= GET LAST OBJECT =================</w:t>
+      </w:r>
+    </w:p>
+    <w:p>
+      <w:r>
+        <w:t>        idx = len(self.draw_objects) - 1</w:t>
+      </w:r>
+    </w:p>
+    <w:p>
+      <w:r>
+        <w:t>        obj = self.draw_objects[idx]</w:t>
+      </w:r>
+    </w:p>
+    <w:p>
+      <w:r>
+        <w:t>        t = obj[0]</w:t>
+      </w:r>
+    </w:p>
+    <w:p/>
+    <w:p>
+      <w:r>
+        <w:t>        # ================= MOVE OBJECT =================</w:t>
+      </w:r>
+    </w:p>
+    <w:p>
+      <w:r>
+        <w:t>        if t in ("line", "arrow", "rect"):</w:t>
+      </w:r>
+    </w:p>
+    <w:p>
+      <w:r>
+        <w:t>            a = obj[1]</w:t>
+      </w:r>
+    </w:p>
+    <w:p>
+      <w:r>
+        <w:t>            b = obj[2]</w:t>
+      </w:r>
+    </w:p>
+    <w:p/>
+    <w:p>
+      <w:r>
+        <w:t>            new_obj = (</w:t>
+      </w:r>
+    </w:p>
+    <w:p>
+      <w:r>
+        <w:t>                t,</w:t>
+      </w:r>
+    </w:p>
+    <w:p>
+      <w:r>
+        <w:t>                (a[0] + dx, a[1] + dy),</w:t>
+      </w:r>
+    </w:p>
+    <w:p>
+      <w:r>
+        <w:t>                (b[0] + dx, b[1] + dy),</w:t>
+      </w:r>
+    </w:p>
+    <w:p>
+      <w:r>
+        <w:t>                obj[3],</w:t>
+      </w:r>
+    </w:p>
+    <w:p>
+      <w:r>
+        <w:t>                obj[4]</w:t>
+      </w:r>
+    </w:p>
+    <w:p>
+      <w:r>
+        <w:t>            )</w:t>
+      </w:r>
+    </w:p>
+    <w:p/>
+    <w:p>
+      <w:r>
+        <w:t>        elif t == "text":</w:t>
+      </w:r>
+    </w:p>
+    <w:p>
+      <w:r>
+        <w:t>            p = obj[1]</w:t>
+      </w:r>
+    </w:p>
+    <w:p/>
+    <w:p>
+      <w:r>
+        <w:t>            new_obj = (</w:t>
+      </w:r>
+    </w:p>
+    <w:p>
+      <w:r>
+        <w:t>                "text",</w:t>
+      </w:r>
+    </w:p>
+    <w:p>
+      <w:r>
+        <w:t>                (p[0] + dx, p[1] + dy),</w:t>
+      </w:r>
+    </w:p>
+    <w:p>
+      <w:r>
+        <w:t>                obj[2],</w:t>
+      </w:r>
+    </w:p>
+    <w:p>
+      <w:r>
+        <w:t>                obj[3],</w:t>
+      </w:r>
+    </w:p>
+    <w:p>
+      <w:r>
+        <w:t>                obj[4]</w:t>
+      </w:r>
+    </w:p>
+    <w:p>
+      <w:r>
+        <w:t>            )</w:t>
+      </w:r>
+    </w:p>
+    <w:p/>
+    <w:p>
+      <w:r>
+        <w:t>        else:</w:t>
+      </w:r>
+    </w:p>
+    <w:p>
+      <w:r>
+        <w:t>            return</w:t>
+      </w:r>
+    </w:p>
+    <w:p/>
+    <w:p>
+      <w:r>
+        <w:t>        # ================= UPDATE LIST =================</w:t>
+      </w:r>
+    </w:p>
+    <w:p>
+      <w:r>
+        <w:t>        self.draw_objects[idx] = new_obj</w:t>
+      </w:r>
+    </w:p>
+    <w:p/>
+    <w:p>
+      <w:r>
+        <w:lastRenderedPageBreak/>
+        <w:t>        # ================= FORCE SELECTION UPDATE =================</w:t>
+      </w:r>
+    </w:p>
+    <w:p>
+      <w:r>
+        <w:t>        self.selected_object = new_obj</w:t>
+      </w:r>
+    </w:p>
+    <w:p/>
+    <w:p>
+      <w:r>
+        <w:t>        # ================= REDRAW =================</w:t>
+      </w:r>
+    </w:p>
+    <w:p>
+      <w:r>
+        <w:t>        self.render()</w:t>
+      </w:r>
+    </w:p>
+    <w:p>
+      <w:r>
+        <w:t>        self.canvas_draw.update_idletasks()</w:t>
+      </w:r>
+    </w:p>
+    <w:p/>
+    <w:p>
+      <w:r>
+        <w:t>    def move_selected_node(self, dx, dy):</w:t>
+      </w:r>
+    </w:p>
+    <w:p>
+      <w:r>
+        <w:t>        if not self.editor.enabled or not self.selected_node:</w:t>
+      </w:r>
+    </w:p>
+    <w:p>
+      <w:r>
+        <w:t>            return</w:t>
+      </w:r>
+    </w:p>
+    <w:p/>
+    <w:p>
+      <w:r>
+        <w:t>        node = self.selected_node</w:t>
+      </w:r>
+    </w:p>
+    <w:p/>
+    <w:p>
+      <w:r>
+        <w:t>        # ask editor to move node</w:t>
+      </w:r>
+    </w:p>
+    <w:p>
+      <w:r>
+        <w:t>        self.editor.move_node(node, dx, dy)</w:t>
+      </w:r>
+    </w:p>
+    <w:p/>
+    <w:p>
+      <w:r>
+        <w:t>        self.draw_handles()</w:t>
+      </w:r>
+    </w:p>
+    <w:p>
+      <w:r>
+        <w:t>        self.update_rect()</w:t>
+      </w:r>
+    </w:p>
+    <w:p/>
+    <w:p>
+      <w:r>
+        <w:t>    def move_input(self, dx, dy):</w:t>
+      </w:r>
+    </w:p>
+    <w:p>
+      <w:r>
+        <w:t>        # choose target object</w:t>
+      </w:r>
+    </w:p>
+    <w:p>
+      <w:r>
+        <w:t>        if getattr(self, "selected_object", None):</w:t>
+      </w:r>
+    </w:p>
+    <w:p>
+      <w:r>
+        <w:t>            obj = self.selected_object</w:t>
+      </w:r>
+    </w:p>
+    <w:p>
+      <w:r>
+        <w:t>            idx = self.draw_objects.index(obj)</w:t>
+      </w:r>
+    </w:p>
+    <w:p>
+      <w:r>
+        <w:t>        else:</w:t>
+      </w:r>
+    </w:p>
+    <w:p>
+      <w:r>
+        <w:t>            if not self.draw_objects:</w:t>
+      </w:r>
+    </w:p>
+    <w:p>
+      <w:r>
+        <w:lastRenderedPageBreak/>
+        <w:t>                return</w:t>
+      </w:r>
+    </w:p>
+    <w:p>
+      <w:r>
+        <w:t>            idx = len(self.draw_objects) - 1</w:t>
+      </w:r>
+    </w:p>
+    <w:p>
+      <w:r>
+        <w:t>            obj = self.draw_objects[idx]</w:t>
+      </w:r>
+    </w:p>
+    <w:p/>
+    <w:p>
+      <w:r>
+        <w:t>        t = obj[0]</w:t>
+      </w:r>
+    </w:p>
+    <w:p/>
+    <w:p>
+      <w:r>
+        <w:t>        if t in ("line", "arrow", "rect"):</w:t>
+      </w:r>
+    </w:p>
+    <w:p>
+      <w:r>
+        <w:t>            a = obj[1]</w:t>
+      </w:r>
+    </w:p>
+    <w:p>
+      <w:r>
+        <w:t>            b = obj[2]</w:t>
+      </w:r>
+    </w:p>
+    <w:p/>
+    <w:p>
+      <w:r>
+        <w:t>            new_obj = (</w:t>
+      </w:r>
+    </w:p>
+    <w:p>
+      <w:r>
+        <w:t>                t,</w:t>
+      </w:r>
+    </w:p>
+    <w:p>
+      <w:r>
+        <w:t>                (a[0] + dx, a[1] + dy),</w:t>
+      </w:r>
+    </w:p>
+    <w:p>
+      <w:r>
+        <w:t>                (b[0] + dx, b[1] + dy),</w:t>
+      </w:r>
+    </w:p>
+    <w:p>
+      <w:r>
+        <w:t>                obj[3],</w:t>
+      </w:r>
+    </w:p>
+    <w:p>
+      <w:r>
+        <w:t>                obj[4]</w:t>
+      </w:r>
+    </w:p>
+    <w:p>
+      <w:r>
+        <w:t>            )</w:t>
+      </w:r>
+    </w:p>
+    <w:p/>
+    <w:p>
+      <w:r>
+        <w:t>        elif t == "text":</w:t>
+      </w:r>
+    </w:p>
+    <w:p>
+      <w:r>
+        <w:t>            p = obj[1]</w:t>
+      </w:r>
+    </w:p>
+    <w:p/>
+    <w:p>
+      <w:r>
+        <w:t>            new_obj = (</w:t>
+      </w:r>
+    </w:p>
+    <w:p>
+      <w:r>
+        <w:t>                "text",</w:t>
+      </w:r>
+    </w:p>
+    <w:p>
+      <w:r>
+        <w:t>                (p[0] + dx, p[1] + dy),</w:t>
+      </w:r>
+    </w:p>
+    <w:p>
+      <w:r>
+        <w:t>                obj[2],</w:t>
+      </w:r>
+    </w:p>
+    <w:p>
+      <w:r>
+        <w:t>                obj[3],</w:t>
+      </w:r>
+    </w:p>
+    <w:p>
+      <w:r>
+        <w:lastRenderedPageBreak/>
+        <w:t>                obj[4]</w:t>
+      </w:r>
+    </w:p>
+    <w:p>
+      <w:r>
+        <w:t>            )</w:t>
+      </w:r>
+    </w:p>
+    <w:p/>
+    <w:p>
+      <w:r>
+        <w:t>        else:</w:t>
+      </w:r>
+    </w:p>
+    <w:p>
+      <w:r>
+        <w:t>            return</w:t>
+      </w:r>
+    </w:p>
+    <w:p/>
+    <w:p>
+      <w:r>
+        <w:t>        self.draw_objects[idx] = new_obj</w:t>
+      </w:r>
+    </w:p>
+    <w:p>
+      <w:r>
+        <w:t>        self.selected_object = new_obj</w:t>
+      </w:r>
+    </w:p>
+    <w:p/>
+    <w:p>
+      <w:r>
+        <w:t>        self.render()</w:t>
+      </w:r>
+    </w:p>
+    <w:p/>
+    <w:p>
+      <w:r>
+        <w:t>    def move_node(self, dx, dy):</w:t>
+      </w:r>
+    </w:p>
+    <w:p>
+      <w:r>
+        <w:t>        # ================= SAFETY CHECKS =================</w:t>
+      </w:r>
+    </w:p>
+    <w:p>
+      <w:r>
+        <w:t>        if not self.editor.enabled:</w:t>
+      </w:r>
+    </w:p>
+    <w:p>
+      <w:r>
+        <w:t>            return</w:t>
+      </w:r>
+    </w:p>
+    <w:p/>
+    <w:p>
+      <w:r>
+        <w:t>        if not self.selected_node:</w:t>
+      </w:r>
+    </w:p>
+    <w:p>
+      <w:r>
+        <w:t>            return</w:t>
+      </w:r>
+    </w:p>
+    <w:p/>
+    <w:p>
+      <w:r>
+        <w:t>        # ================= DELEGATE TO NODE EDITOR =================</w:t>
+      </w:r>
+    </w:p>
+    <w:p>
+      <w:r>
+        <w:t>        self.editor.move(dx, dy)</w:t>
+      </w:r>
+    </w:p>
+    <w:p/>
+    <w:p>
+      <w:r>
+        <w:t>        # ================= FORCE VISUAL UPDATE =================</w:t>
+      </w:r>
+    </w:p>
+    <w:p>
+      <w:r>
+        <w:t>        self.draw_handles()</w:t>
+      </w:r>
+    </w:p>
+    <w:p>
+      <w:r>
+        <w:t>        self.update_rect()</w:t>
+      </w:r>
+    </w:p>
+    <w:p>
+      <w:r>
+        <w:t>        self.canvas.update_idletasks()</w:t>
+      </w:r>
+    </w:p>
+    <w:p/>
+    <w:p>
+      <w:r>
+        <w:t>    def move_node_by(self, dx, dy):</w:t>
+      </w:r>
+    </w:p>
+    <w:p>
+      <w:r>
+        <w:t>        if not self.edit_mode or not self.selected_node:</w:t>
+      </w:r>
+    </w:p>
+    <w:p>
+      <w:r>
+        <w:t>            return</w:t>
+      </w:r>
+    </w:p>
+    <w:p/>
+    <w:p>
+      <w:r>
+        <w:t>        x1, y1, x2, y2 = self.get_normalized()</w:t>
+      </w:r>
+    </w:p>
+    <w:p/>
+    <w:p>
+      <w:r>
+        <w:t>        if self.selected_node == "nw":</w:t>
+      </w:r>
+    </w:p>
+    <w:p>
+      <w:r>
+        <w:t>            x1 += dx; y1 += dy</w:t>
+      </w:r>
+    </w:p>
+    <w:p>
+      <w:r>
+        <w:t>        elif self.selected_node == "ne":</w:t>
+      </w:r>
+    </w:p>
+    <w:p>
+      <w:r>
+        <w:t>            x2 += dx; y1 += dy</w:t>
+      </w:r>
+    </w:p>
+    <w:p>
+      <w:r>
+        <w:t>        elif self.selected_node == "se":</w:t>
+      </w:r>
+    </w:p>
+    <w:p>
+      <w:r>
+        <w:t>            x2 += dx; y2 += dy</w:t>
+      </w:r>
+    </w:p>
+    <w:p>
+      <w:r>
+        <w:t>        elif self.selected_node == "sw":</w:t>
+      </w:r>
+    </w:p>
+    <w:p>
+      <w:r>
+        <w:t>            x1 += dx; y2 += dy</w:t>
+      </w:r>
+    </w:p>
+    <w:p>
+      <w:r>
+        <w:t>        elif self.selected_node == "n":</w:t>
+      </w:r>
+    </w:p>
+    <w:p>
+      <w:r>
+        <w:t>            y1 += dy</w:t>
+      </w:r>
+    </w:p>
+    <w:p>
+      <w:r>
+        <w:t>        elif self.selected_node == "s":</w:t>
+      </w:r>
+    </w:p>
+    <w:p>
+      <w:r>
+        <w:t>            y2 += dy</w:t>
+      </w:r>
+    </w:p>
+    <w:p>
+      <w:r>
+        <w:t>        elif self.selected_node == "w":</w:t>
+      </w:r>
+    </w:p>
+    <w:p>
+      <w:r>
+        <w:t>            x1 += dx</w:t>
+      </w:r>
+    </w:p>
+    <w:p>
+      <w:r>
+        <w:t>        elif self.selected_node == "e":</w:t>
+      </w:r>
+    </w:p>
+    <w:p>
+      <w:r>
+        <w:t>            x2 += dx</w:t>
+      </w:r>
+    </w:p>
+    <w:p/>
+    <w:p>
+      <w:r>
+        <w:t>        self.sel_start = (x1, y1)</w:t>
+      </w:r>
+    </w:p>
+    <w:p>
+      <w:r>
+        <w:t>        self.sel_end = (x2, y2)</w:t>
+      </w:r>
+    </w:p>
+    <w:p/>
+    <w:p>
+      <w:r>
+        <w:t>        self.redraw_selection()</w:t>
+      </w:r>
+    </w:p>
+    <w:p>
+      <w:r>
+        <w:t>        self.highlight_nodes()</w:t>
+      </w:r>
+    </w:p>
+    <w:p/>
+    <w:p>
+      <w:r>
+        <w:t>    def key_move(self, event):</w:t>
+      </w:r>
+    </w:p>
+    <w:p>
+      <w:r>
+        <w:t>        if self.active_mode != "draw":</w:t>
+      </w:r>
+    </w:p>
+    <w:p>
+      <w:r>
+        <w:t>            return</w:t>
+      </w:r>
+    </w:p>
+    <w:p/>
+    <w:p>
+      <w:r>
+        <w:t>        key = event.keysym.lower()</w:t>
+      </w:r>
+    </w:p>
+    <w:p/>
+    <w:p>
+      <w:r>
+        <w:t>        # ================= DELETE SELECTED OBJECT =================</w:t>
+      </w:r>
+    </w:p>
+    <w:p>
+      <w:r>
+        <w:t>        if key in ("delete", "backspace"):</w:t>
+      </w:r>
+    </w:p>
+    <w:p>
+      <w:r>
+        <w:t>            if getattr(self, "selected_object", None):</w:t>
+      </w:r>
+    </w:p>
+    <w:p>
+      <w:r>
+        <w:t>                obj = self.selected_object</w:t>
+      </w:r>
+    </w:p>
+    <w:p/>
+    <w:p>
+      <w:r>
+        <w:t>                if obj in self.draw_objects:</w:t>
+      </w:r>
+    </w:p>
+    <w:p>
+      <w:r>
+        <w:t>                    self.draw_objects.remove(obj)</w:t>
+      </w:r>
+    </w:p>
+    <w:p/>
+    <w:p>
+      <w:r>
+        <w:t>                self.selected_object = None</w:t>
+      </w:r>
+    </w:p>
+    <w:p>
+      <w:r>
+        <w:t>                self.render()</w:t>
+      </w:r>
+    </w:p>
+    <w:p>
+      <w:r>
+        <w:t>            return</w:t>
+      </w:r>
+    </w:p>
+    <w:p/>
+    <w:p>
+      <w:r>
+        <w:t>        # ================= MOVE SELECTED OBJECT =================</w:t>
+      </w:r>
+    </w:p>
+    <w:p>
+      <w:r>
+        <w:t>        if key in ("up", "w"):</w:t>
+      </w:r>
+    </w:p>
+    <w:p>
+      <w:r>
+        <w:t>            self.move_input(0, -5)</w:t>
+      </w:r>
+    </w:p>
+    <w:p/>
+    <w:p>
+      <w:r>
+        <w:lastRenderedPageBreak/>
+        <w:t>        elif key in ("down", "s"):</w:t>
+      </w:r>
+    </w:p>
+    <w:p>
+      <w:r>
+        <w:t>            self.move_input(0, 5)</w:t>
+      </w:r>
+    </w:p>
+    <w:p/>
+    <w:p>
+      <w:r>
+        <w:t>        elif key in ("left", "a"):</w:t>
+      </w:r>
+    </w:p>
+    <w:p>
+      <w:r>
+        <w:t>            self.move_input(-5, 0)</w:t>
+      </w:r>
+    </w:p>
+    <w:p/>
+    <w:p>
+      <w:r>
+        <w:t>        elif key in ("right", "d"):</w:t>
+      </w:r>
+    </w:p>
+    <w:p>
+      <w:r>
+        <w:t>            self.move_input(5, 0)</w:t>
+      </w:r>
+    </w:p>
+    <w:p/>
+    <w:p>
+      <w:r>
+        <w:t>    def global_move(self, event):</w:t>
+      </w:r>
+    </w:p>
+    <w:p>
+      <w:r>
+        <w:t>        key = event.keysym.lower()</w:t>
+      </w:r>
+    </w:p>
+    <w:p/>
+    <w:p>
+      <w:r>
+        <w:t>        dx, dy = 0, 0</w:t>
+      </w:r>
+    </w:p>
+    <w:p/>
+    <w:p>
+      <w:r>
+        <w:t>        if key in ("up", "w"):</w:t>
+      </w:r>
+    </w:p>
+    <w:p>
+      <w:r>
+        <w:t>            dy = -5</w:t>
+      </w:r>
+    </w:p>
+    <w:p>
+      <w:r>
+        <w:t>        elif key in ("down", "s"):</w:t>
+      </w:r>
+    </w:p>
+    <w:p>
+      <w:r>
+        <w:t>            dy = 5</w:t>
+      </w:r>
+    </w:p>
+    <w:p>
+      <w:r>
+        <w:t>        elif key in ("left", "a"):</w:t>
+      </w:r>
+    </w:p>
+    <w:p>
+      <w:r>
+        <w:t>            dx = -5</w:t>
+      </w:r>
+    </w:p>
+    <w:p>
+      <w:r>
+        <w:t>        elif key in ("right", "d"):</w:t>
+      </w:r>
+    </w:p>
+    <w:p>
+      <w:r>
+        <w:t>            dx = 5</w:t>
+      </w:r>
+    </w:p>
+    <w:p>
+      <w:r>
+        <w:t>        else:</w:t>
+      </w:r>
+    </w:p>
+    <w:p>
+      <w:r>
+        <w:t>            return</w:t>
+      </w:r>
+    </w:p>
+    <w:p/>
+    <w:p>
+      <w:r>
+        <w:t>        # ================= EDIT MODE (NODES) =================</w:t>
+      </w:r>
+    </w:p>
+    <w:p>
+      <w:r>
+        <w:lastRenderedPageBreak/>
+        <w:t>        if self.editor.enabled and self.editor.selected_node:</w:t>
+      </w:r>
+    </w:p>
+    <w:p>
+      <w:r>
+        <w:t>            self.editor.move(dx, dy)</w:t>
+      </w:r>
+    </w:p>
+    <w:p>
+      <w:r>
+        <w:t>            return</w:t>
+      </w:r>
+    </w:p>
+    <w:p/>
+    <w:p>
+      <w:r>
+        <w:t>        # ================= DRAW MODE =================</w:t>
+      </w:r>
+    </w:p>
+    <w:p>
+      <w:r>
+        <w:t>        if self.active_mode == "draw":</w:t>
+      </w:r>
+    </w:p>
+    <w:p>
+      <w:r>
+        <w:t>            self.move_last(dx, dy)</w:t>
+      </w:r>
+    </w:p>
+    <w:p>
+      <w:r>
+        <w:t>            return</w:t>
+      </w:r>
+    </w:p>
+    <w:p/>
+    <w:p>
+      <w:r>
+        <w:t>        # ================= SNIP MODE =================</w:t>
+      </w:r>
+    </w:p>
+    <w:p>
+      <w:r>
+        <w:t>        self.move_input(dx, dy)</w:t>
+      </w:r>
+    </w:p>
+    <w:p/>
+    <w:p>
+      <w:r>
+        <w:t>    def sync_node_to_rect(self):</w:t>
+      </w:r>
+    </w:p>
+    <w:p>
+      <w:r>
+        <w:t>        if not self.editor.enabled or not self.editor.selected_node:</w:t>
+      </w:r>
+    </w:p>
+    <w:p>
+      <w:r>
+        <w:t>            return</w:t>
+      </w:r>
+    </w:p>
+    <w:p/>
+    <w:p>
+      <w:r>
+        <w:t>        n = self.editor.nodes[self.editor.selected_node]</w:t>
+      </w:r>
+    </w:p>
+    <w:p/>
+    <w:p>
+      <w:r>
+        <w:t>        # make rectangle follow node center</w:t>
+      </w:r>
+    </w:p>
+    <w:p>
+      <w:r>
+        <w:t>        cx, cy = n["x"], n["y"]</w:t>
+      </w:r>
+    </w:p>
+    <w:p/>
+    <w:p>
+      <w:r>
+        <w:t>        # keep fixed size box around node</w:t>
+      </w:r>
+    </w:p>
+    <w:p>
+      <w:r>
+        <w:t>        size = 100  # adjust if needed</w:t>
+      </w:r>
+    </w:p>
+    <w:p/>
+    <w:p>
+      <w:r>
+        <w:t>        self.start_x = cx - size</w:t>
+      </w:r>
+    </w:p>
+    <w:p>
+      <w:r>
+        <w:t>        self.start_y = cy - size</w:t>
+      </w:r>
+    </w:p>
+    <w:p>
+      <w:r>
+        <w:lastRenderedPageBreak/>
+        <w:t>        self.end_x = cx + size</w:t>
+      </w:r>
+    </w:p>
+    <w:p>
+      <w:r>
+        <w:t>        self.end_y = cy + size</w:t>
+      </w:r>
+    </w:p>
+    <w:p/>
+    <w:p>
+      <w:r>
+        <w:t>        self.update_rect()</w:t>
+      </w:r>
+    </w:p>
+    <w:p/>
+    <w:p>
+      <w:r>
+        <w:t>    def update_rect_from_nodes(self):</w:t>
+      </w:r>
+    </w:p>
+    <w:p>
+      <w:r>
+        <w:t>        if not self.editor.enabled:</w:t>
+      </w:r>
+    </w:p>
+    <w:p>
+      <w:r>
+        <w:t>            return</w:t>
+      </w:r>
+    </w:p>
+    <w:p/>
+    <w:p>
+      <w:r>
+        <w:t>        n = self.editor.nodes.get("n")</w:t>
+      </w:r>
+    </w:p>
+    <w:p>
+      <w:r>
+        <w:t>        s = self.editor.nodes.get("s")</w:t>
+      </w:r>
+    </w:p>
+    <w:p/>
+    <w:p>
+      <w:r>
+        <w:t>        if not n or not s:</w:t>
+      </w:r>
+    </w:p>
+    <w:p>
+      <w:r>
+        <w:t>            return</w:t>
+      </w:r>
+    </w:p>
+    <w:p/>
+    <w:p>
+      <w:r>
+        <w:t>        self.start_x, self.start_y = n["x"], n["y"]</w:t>
+      </w:r>
+    </w:p>
+    <w:p>
+      <w:r>
+        <w:t>        self.end_x, self.end_y = s["x"], s["y"]</w:t>
+      </w:r>
+    </w:p>
+    <w:p/>
+    <w:p>
+      <w:r>
+        <w:t>        self.update_rect()</w:t>
+      </w:r>
+    </w:p>
+    <w:p/>
+    <w:p>
+      <w:r>
+        <w:t>    # =========================================================</w:t>
+      </w:r>
+    </w:p>
+    <w:p>
+      <w:r>
+        <w:t>    # 8 NODES (WITH YELLOW SELECTION)</w:t>
+      </w:r>
+    </w:p>
+    <w:p>
+      <w:r>
+        <w:t>    # =========================================================</w:t>
+      </w:r>
+    </w:p>
+    <w:p>
+      <w:r>
+        <w:t>    def draw_handles(self):</w:t>
+      </w:r>
+    </w:p>
+    <w:p>
+      <w:r>
+        <w:t>        self.clear_handles()</w:t>
+      </w:r>
+    </w:p>
+    <w:p/>
+    <w:p>
+      <w:r>
+        <w:lastRenderedPageBreak/>
+        <w:t>        if not self.rect:</w:t>
+      </w:r>
+    </w:p>
+    <w:p>
+      <w:r>
+        <w:t>            return</w:t>
+      </w:r>
+    </w:p>
+    <w:p/>
+    <w:p>
+      <w:r>
+        <w:t>        x1, y1, x2, y2 = self.get_coords()</w:t>
+      </w:r>
+    </w:p>
+    <w:p/>
+    <w:p>
+      <w:r>
+        <w:t>        points = {</w:t>
+      </w:r>
+    </w:p>
+    <w:p>
+      <w:r>
+        <w:t>            "nw": (x1, y1),</w:t>
+      </w:r>
+    </w:p>
+    <w:p>
+      <w:r>
+        <w:t>            "n": ((x1 + x2) // 2, y1),</w:t>
+      </w:r>
+    </w:p>
+    <w:p>
+      <w:r>
+        <w:t>            "ne": (x2, y1),</w:t>
+      </w:r>
+    </w:p>
+    <w:p>
+      <w:r>
+        <w:t>            "e": (x2, (y1 + y2) // 2),</w:t>
+      </w:r>
+    </w:p>
+    <w:p>
+      <w:r>
+        <w:t>            "se": (x2, y2),</w:t>
+      </w:r>
+    </w:p>
+    <w:p>
+      <w:r>
+        <w:t>            "s": ((x1 + x2) // 2, y2),</w:t>
+      </w:r>
+    </w:p>
+    <w:p>
+      <w:r>
+        <w:t>            "sw": (x1, y2),</w:t>
+      </w:r>
+    </w:p>
+    <w:p>
+      <w:r>
+        <w:t>            "w": (x1, (y1 + y2) // 2),</w:t>
+      </w:r>
+    </w:p>
+    <w:p>
+      <w:r>
+        <w:t>        }</w:t>
+      </w:r>
+    </w:p>
+    <w:p/>
+    <w:p>
+      <w:r>
+        <w:t>        for name, (x, y) in points.items():</w:t>
+      </w:r>
+    </w:p>
+    <w:p/>
+    <w:p>
+      <w:r>
+        <w:t>            # highlight selected node only (NO resizing bugs)</w:t>
+      </w:r>
+    </w:p>
+    <w:p>
+      <w:r>
+        <w:t>            color = "yellow" if name == self.editor.selected_node else "white"</w:t>
+      </w:r>
+    </w:p>
+    <w:p/>
+    <w:p>
+      <w:r>
+        <w:t>            h = self.canvas.create_rectangle(</w:t>
+      </w:r>
+    </w:p>
+    <w:p>
+      <w:r>
+        <w:t>                x - 5, y - 5,</w:t>
+      </w:r>
+    </w:p>
+    <w:p>
+      <w:r>
+        <w:t>                x + 5, y + 5,</w:t>
+      </w:r>
+    </w:p>
+    <w:p>
+      <w:r>
+        <w:t>                fill=color,</w:t>
+      </w:r>
+    </w:p>
+    <w:p>
+      <w:r>
+        <w:t>                outline=""</w:t>
+      </w:r>
+    </w:p>
+    <w:p>
+      <w:r>
+        <w:lastRenderedPageBreak/>
+        <w:t>            )</w:t>
+      </w:r>
+    </w:p>
+    <w:p/>
+    <w:p>
+      <w:r>
+        <w:t>            self.handles.append((h, name))</w:t>
+      </w:r>
+    </w:p>
+    <w:p/>
+    <w:p>
+      <w:r>
+        <w:t>    def save_draw_result(self, file_path):</w:t>
+      </w:r>
+    </w:p>
+    <w:p>
+      <w:r>
+        <w:t>        from PIL import ImageDraw, ImageFont</w:t>
+      </w:r>
+    </w:p>
+    <w:p>
+      <w:r>
+        <w:t>        import math</w:t>
+      </w:r>
+    </w:p>
+    <w:p/>
+    <w:p>
+      <w:r>
+        <w:t>        if not file_path:</w:t>
+      </w:r>
+    </w:p>
+    <w:p>
+      <w:r>
+        <w:t>            print("No file path selected")</w:t>
+      </w:r>
+    </w:p>
+    <w:p>
+      <w:r>
+        <w:t>            return</w:t>
+      </w:r>
+    </w:p>
+    <w:p/>
+    <w:p>
+      <w:r>
+        <w:t>        if self.image is None:</w:t>
+      </w:r>
+    </w:p>
+    <w:p>
+      <w:r>
+        <w:t>            print("No image to save")</w:t>
+      </w:r>
+    </w:p>
+    <w:p>
+      <w:r>
+        <w:t>            return</w:t>
+      </w:r>
+    </w:p>
+    <w:p/>
+    <w:p>
+      <w:r>
+        <w:t>        try:</w:t>
+      </w:r>
+    </w:p>
+    <w:p>
+      <w:r>
+        <w:t>            img = self.image.copy()</w:t>
+      </w:r>
+    </w:p>
+    <w:p>
+      <w:r>
+        <w:t>            draw = ImageDraw.Draw(img)</w:t>
+      </w:r>
+    </w:p>
+    <w:p/>
+    <w:p>
+      <w:r>
+        <w:t>            for obj in list(self.draw_objects):  # defensive copy</w:t>
+      </w:r>
+    </w:p>
+    <w:p>
+      <w:r>
+        <w:t>                t = obj[0]</w:t>
+      </w:r>
+    </w:p>
+    <w:p/>
+    <w:p>
+      <w:r>
+        <w:t>                if t == "line":</w:t>
+      </w:r>
+    </w:p>
+    <w:p>
+      <w:r>
+        <w:t>                    _, a, b, color, size = obj</w:t>
+      </w:r>
+    </w:p>
+    <w:p>
+      <w:r>
+        <w:t>                    draw.line([a, b], fill=color, width=size)</w:t>
+      </w:r>
+    </w:p>
+    <w:p/>
+    <w:p>
+      <w:r>
+        <w:t>                elif t == "arrow":</w:t>
+      </w:r>
+    </w:p>
+    <w:p>
+      <w:r>
+        <w:t>                    _, a, b, color, size = obj</w:t>
+      </w:r>
+    </w:p>
+    <w:p/>
+    <w:p>
+      <w:r>
+        <w:t>                    ax, ay = a</w:t>
+      </w:r>
+    </w:p>
+    <w:p>
+      <w:r>
+        <w:t>                    bx, by = b</w:t>
+      </w:r>
+    </w:p>
+    <w:p/>
+    <w:p>
+      <w:r>
+        <w:t>                    dx = bx - ax</w:t>
+      </w:r>
+    </w:p>
+    <w:p>
+      <w:r>
+        <w:t>                    dy = by - ay</w:t>
+      </w:r>
+    </w:p>
+    <w:p/>
+    <w:p>
+      <w:r>
+        <w:t>                    length = math.hypot(dx, dy)</w:t>
+      </w:r>
+    </w:p>
+    <w:p>
+      <w:r>
+        <w:t>                    if length == 0:</w:t>
+      </w:r>
+    </w:p>
+    <w:p>
+      <w:r>
+        <w:t xml:space="preserve">                        continue   # </w:t>
+      </w:r>
+      <w:r>
+        <w:rPr>
+          <w:rFonts w:ascii="Segoe UI Emoji" w:hAnsi="Segoe UI Emoji" w:cs="Segoe UI Emoji"/>
+        </w:rPr>
+        <w:t>❗</w:t>
+      </w:r>
+      <w:r>
+        <w:t xml:space="preserve"> don't break whole save</w:t>
+      </w:r>
+    </w:p>
+    <w:p/>
+    <w:p>
+      <w:r>
+        <w:t>                    ux = dx / length</w:t>
+      </w:r>
+    </w:p>
+    <w:p>
+      <w:r>
+        <w:t>                    uy = dy / length</w:t>
+      </w:r>
+    </w:p>
+    <w:p/>
+    <w:p>
+      <w:r>
+        <w:t>                    px = -uy</w:t>
+      </w:r>
+    </w:p>
+    <w:p>
+      <w:r>
+        <w:t>                    py = ux</w:t>
+      </w:r>
+    </w:p>
+    <w:p/>
+    <w:p>
+      <w:r>
+        <w:t>                    line_size = max(2, int(size * 1.4))</w:t>
+      </w:r>
+    </w:p>
+    <w:p/>
+    <w:p>
+      <w:r>
+        <w:t>                    head_len = max(7, line_size * 2.3)</w:t>
+      </w:r>
+    </w:p>
+    <w:p>
+      <w:r>
+        <w:t>                    head_w   = max(5, line_size * 1.5)</w:t>
+      </w:r>
+    </w:p>
+    <w:p>
+      <w:r>
+        <w:t xml:space="preserve">                    </w:t>
+      </w:r>
+    </w:p>
+    <w:p>
+      <w:r>
+        <w:t>                    # small extra spacing between line and head</w:t>
+      </w:r>
+    </w:p>
+    <w:p>
+      <w:r>
+        <w:lastRenderedPageBreak/>
+        <w:t>                    ex = bx - ux * head_len</w:t>
+      </w:r>
+    </w:p>
+    <w:p>
+      <w:r>
+        <w:t>                    ey = by - uy * head_len</w:t>
+      </w:r>
+    </w:p>
+    <w:p>
+      <w:r>
+        <w:t>                    shaft_width = max(size + 2, int(size * 1.8))</w:t>
+      </w:r>
+    </w:p>
+    <w:p/>
+    <w:p>
+      <w:r>
+        <w:t>                    draw.line([(ax, ay), (ex, ey)], fill=color, width=shaft_width)</w:t>
+      </w:r>
+    </w:p>
+    <w:p/>
+    <w:p>
+      <w:r>
+        <w:t>                    tip = (bx, by)</w:t>
+      </w:r>
+    </w:p>
+    <w:p/>
+    <w:p>
+      <w:r>
+        <w:t>                    left = (</w:t>
+      </w:r>
+    </w:p>
+    <w:p>
+      <w:r>
+        <w:t>                        ex - ux * head_len + px * head_w,</w:t>
+      </w:r>
+    </w:p>
+    <w:p>
+      <w:r>
+        <w:t>                        ey - uy * head_len + py * head_w</w:t>
+      </w:r>
+    </w:p>
+    <w:p>
+      <w:r>
+        <w:t>                    )</w:t>
+      </w:r>
+    </w:p>
+    <w:p/>
+    <w:p>
+      <w:r>
+        <w:t>                    right = (</w:t>
+      </w:r>
+    </w:p>
+    <w:p>
+      <w:r>
+        <w:t>                        ex - ux * head_len - px * head_w,</w:t>
+      </w:r>
+    </w:p>
+    <w:p>
+      <w:r>
+        <w:t>                        ey - uy * head_len - py * head_w</w:t>
+      </w:r>
+    </w:p>
+    <w:p>
+      <w:r>
+        <w:t>                    )</w:t>
+      </w:r>
+    </w:p>
+    <w:p/>
+    <w:p>
+      <w:r>
+        <w:t>                    draw.polygon([tip, left, right], fill=color)</w:t>
+      </w:r>
+    </w:p>
+    <w:p/>
+    <w:p>
+      <w:r>
+        <w:t>                elif t == "rect":</w:t>
+      </w:r>
+    </w:p>
+    <w:p>
+      <w:r>
+        <w:t>                    _, a, b, color, size = obj</w:t>
+      </w:r>
+    </w:p>
+    <w:p>
+      <w:r>
+        <w:t>                    x0 = min(a[0], b[0])</w:t>
+      </w:r>
+    </w:p>
+    <w:p>
+      <w:r>
+        <w:t>                    y0 = min(a[1], b[1])</w:t>
+      </w:r>
+    </w:p>
+    <w:p>
+      <w:r>
+        <w:t>                    x1 = max(a[0], b[0])</w:t>
+      </w:r>
+    </w:p>
+    <w:p>
+      <w:r>
+        <w:t>                    y1 = max(a[1], b[1])</w:t>
+      </w:r>
+    </w:p>
+    <w:p>
+      <w:r>
+        <w:lastRenderedPageBreak/>
+        <w:t>                    draw.rectangle([(x0, y0), (x1, y1)], outline=color, width=size)</w:t>
+      </w:r>
+    </w:p>
+    <w:p/>
+    <w:p>
+      <w:r>
+        <w:t>                elif t == "text":</w:t>
+      </w:r>
+    </w:p>
+    <w:p>
+      <w:r>
+        <w:t>                    _, pos, text, color, size = obj</w:t>
+      </w:r>
+    </w:p>
+    <w:p>
+      <w:r>
+        <w:t>                    try:</w:t>
+      </w:r>
+    </w:p>
+    <w:p>
+      <w:r>
+        <w:t>                        font = ImageFont.truetype("C:/Windows/Fonts/arial.ttf", size)</w:t>
+      </w:r>
+    </w:p>
+    <w:p>
+      <w:r>
+        <w:t>                    except:</w:t>
+      </w:r>
+    </w:p>
+    <w:p>
+      <w:r>
+        <w:t>                        font = ImageFont.load_default()</w:t>
+      </w:r>
+    </w:p>
+    <w:p/>
+    <w:p>
+      <w:r>
+        <w:t>                    draw.text(pos, text, fill=color, font=font)</w:t>
+      </w:r>
+    </w:p>
+    <w:p/>
+    <w:p>
+      <w:r>
+        <w:t>            img.save(file_path)</w:t>
+      </w:r>
+    </w:p>
+    <w:p/>
+    <w:p>
+      <w:r>
+        <w:t>            self.last_saved_file = file_path</w:t>
+      </w:r>
+    </w:p>
+    <w:p>
+      <w:r>
+        <w:t>            self.last_saved_path = file_path</w:t>
+      </w:r>
+    </w:p>
+    <w:p/>
+    <w:p>
+      <w:r>
+        <w:t xml:space="preserve">            print("Saved </w:t>
+      </w:r>
+      <w:r>
+        <w:rPr>
+          <w:rFonts w:ascii="Segoe UI Symbol" w:hAnsi="Segoe UI Symbol" w:cs="Segoe UI Symbol"/>
+        </w:rPr>
+        <w:t>✔</w:t>
+      </w:r>
+      <w:r>
+        <w:t>", file_path)</w:t>
+      </w:r>
+    </w:p>
+    <w:p/>
+    <w:p>
+      <w:r>
+        <w:t>        except Exception as e:</w:t>
+      </w:r>
+    </w:p>
+    <w:p>
+      <w:r>
+        <w:t xml:space="preserve">            print("SAVE FAILED </w:t>
+      </w:r>
+      <w:r>
+        <w:rPr>
+          <w:rFonts w:ascii="Segoe UI Emoji" w:hAnsi="Segoe UI Emoji" w:cs="Segoe UI Emoji"/>
+        </w:rPr>
+        <w:t>❌</w:t>
+      </w:r>
+      <w:r>
+        <w:t>:", e)</w:t>
+      </w:r>
+    </w:p>
+    <w:p/>
+    <w:p>
+      <w:r>
+        <w:t>    def save_dialog(self, event=None):</w:t>
+      </w:r>
+    </w:p>
+    <w:p>
+      <w:r>
+        <w:t>        from tkinter import filedialog</w:t>
+      </w:r>
+    </w:p>
+    <w:p/>
+    <w:p>
+      <w:r>
+        <w:t>        file_path = filedialog.asksaveasfilename(</w:t>
+      </w:r>
+    </w:p>
+    <w:p>
+      <w:r>
+        <w:t>            defaultextension=".png",</w:t>
+      </w:r>
+    </w:p>
+    <w:p>
+      <w:r>
+        <w:lastRenderedPageBreak/>
+        <w:t>            filetypes=[</w:t>
+      </w:r>
+    </w:p>
+    <w:p>
+      <w:r>
+        <w:t>                ("PNG", "*.png"),</w:t>
+      </w:r>
+    </w:p>
+    <w:p>
+      <w:r>
+        <w:t>                ("JPG", "*.jpg"),</w:t>
+      </w:r>
+    </w:p>
+    <w:p>
+      <w:r>
+        <w:t>                ("All Files", "*.*")</w:t>
+      </w:r>
+    </w:p>
+    <w:p>
+      <w:r>
+        <w:t>            ]</w:t>
+      </w:r>
+    </w:p>
+    <w:p>
+      <w:r>
+        <w:t>        )</w:t>
+      </w:r>
+    </w:p>
+    <w:p/>
+    <w:p>
+      <w:r>
+        <w:t>        if file_path:</w:t>
+      </w:r>
+    </w:p>
+    <w:p>
+      <w:r>
+        <w:t>            self.last_saved_path = file_path</w:t>
+      </w:r>
+    </w:p>
+    <w:p>
+      <w:r>
+        <w:t>            self.save_draw_result(file_path)</w:t>
+      </w:r>
+    </w:p>
+    <w:p/>
+    <w:p>
+      <w:r>
+        <w:t>    def open_image_file(self):</w:t>
+      </w:r>
+    </w:p>
+    <w:p>
+      <w:r>
+        <w:t>        from tkinter import filedialog</w:t>
+      </w:r>
+    </w:p>
+    <w:p>
+      <w:r>
+        <w:t>        from PIL import Image, ImageTk</w:t>
+      </w:r>
+    </w:p>
+    <w:p/>
+    <w:p>
+      <w:r>
+        <w:t>        if self.draw_win:</w:t>
+      </w:r>
+    </w:p>
+    <w:p>
+      <w:r>
+        <w:t>            self.draw_win.lift()</w:t>
+      </w:r>
+    </w:p>
+    <w:p>
+      <w:r>
+        <w:t>            self.draw_win.focus_force()</w:t>
+      </w:r>
+    </w:p>
+    <w:p/>
+    <w:p>
+      <w:r>
+        <w:t>        file_path = filedialog.askopenfilename(</w:t>
+      </w:r>
+    </w:p>
+    <w:p>
+      <w:r>
+        <w:t>            filetypes=[</w:t>
+      </w:r>
+    </w:p>
+    <w:p>
+      <w:r>
+        <w:t>                ("Images", "*.png *.jpg *.jpeg *.bmp"),</w:t>
+      </w:r>
+    </w:p>
+    <w:p>
+      <w:r>
+        <w:t>                ("All Files", "*.*")</w:t>
+      </w:r>
+    </w:p>
+    <w:p>
+      <w:r>
+        <w:t>            ]</w:t>
+      </w:r>
+    </w:p>
+    <w:p>
+      <w:r>
+        <w:t>        )</w:t>
+      </w:r>
+    </w:p>
+    <w:p/>
+    <w:p>
+      <w:r>
+        <w:lastRenderedPageBreak/>
+        <w:t xml:space="preserve">        # </w:t>
+      </w:r>
+      <w:r>
+        <w:rPr>
+          <w:rFonts w:ascii="Segoe UI Emoji" w:hAnsi="Segoe UI Emoji" w:cs="Segoe UI Emoji"/>
+        </w:rPr>
+        <w:t>🔥</w:t>
+      </w:r>
+      <w:r>
+        <w:t xml:space="preserve"> return focus immediately</w:t>
+      </w:r>
+    </w:p>
+    <w:p>
+      <w:r>
+        <w:t>        if self.draw_win:</w:t>
+      </w:r>
+    </w:p>
+    <w:p>
+      <w:r>
+        <w:t>            self.draw_win.after(50, lambda: self.draw_win.focus_force())</w:t>
+      </w:r>
+    </w:p>
+    <w:p/>
+    <w:p>
+      <w:r>
+        <w:t>        if not file_path:</w:t>
+      </w:r>
+    </w:p>
+    <w:p>
+      <w:r>
+        <w:t>            return</w:t>
+      </w:r>
+    </w:p>
+    <w:p/>
+    <w:p>
+      <w:r>
+        <w:t>        img = Image.open(file_path)</w:t>
+      </w:r>
+    </w:p>
+    <w:p>
+      <w:r>
+        <w:t>        self.image = img</w:t>
+      </w:r>
+    </w:p>
+    <w:p/>
+    <w:p>
+      <w:r>
+        <w:t>        self.draw_objects.clear()</w:t>
+      </w:r>
+    </w:p>
+    <w:p>
+      <w:r>
+        <w:t>        self.undo_stack.clear()</w:t>
+      </w:r>
+    </w:p>
+    <w:p>
+      <w:r>
+        <w:t>        self.redo_stack.clear()</w:t>
+      </w:r>
+    </w:p>
+    <w:p/>
+    <w:p>
+      <w:r>
+        <w:t>        w, h = img.size</w:t>
+      </w:r>
+    </w:p>
+    <w:p>
+      <w:r>
+        <w:t>        self.canvas_draw.config(width=w, height=h)</w:t>
+      </w:r>
+    </w:p>
+    <w:p/>
+    <w:p>
+      <w:r>
+        <w:t>        self.tk_img = ImageTk.PhotoImage(img)</w:t>
+      </w:r>
+    </w:p>
+    <w:p/>
+    <w:p>
+      <w:r>
+        <w:t>        self.canvas_draw.delete("all")</w:t>
+      </w:r>
+    </w:p>
+    <w:p>
+      <w:r>
+        <w:t>        self.canvas_draw.create_image(0, 0, anchor="nw", image=self.tk_img)</w:t>
+      </w:r>
+    </w:p>
+    <w:p/>
+    <w:p>
+      <w:r>
+        <w:t xml:space="preserve">        print("Image loaded </w:t>
+      </w:r>
+      <w:r>
+        <w:rPr>
+          <w:rFonts w:ascii="Segoe UI Emoji" w:hAnsi="Segoe UI Emoji" w:cs="Segoe UI Emoji"/>
+        </w:rPr>
+        <w:t>✅</w:t>
+      </w:r>
+      <w:r>
+        <w:t>")</w:t>
+      </w:r>
+    </w:p>
+    <w:p/>
+    <w:p>
+      <w:r>
+        <w:t>    def increase_text_size(self, event=None):</w:t>
+      </w:r>
+    </w:p>
+    <w:p>
+      <w:r>
+        <w:t>        self.text_size += 2</w:t>
+      </w:r>
+    </w:p>
+    <w:p/>
+    <w:p>
+      <w:r>
+        <w:t>        if hasattr(self, "text_size_label"):</w:t>
+      </w:r>
+    </w:p>
+    <w:p>
+      <w:r>
+        <w:t>            self.text_size_label.config(</w:t>
+      </w:r>
+    </w:p>
+    <w:p>
+      <w:r>
+        <w:t>                text=f"Text Size: {self.text_size}"</w:t>
+      </w:r>
+    </w:p>
+    <w:p>
+      <w:r>
+        <w:t>            )</w:t>
+      </w:r>
+    </w:p>
+    <w:p/>
+    <w:p>
+      <w:r>
+        <w:t>        print("Text Size:", self.text_size)</w:t>
+      </w:r>
+    </w:p>
+    <w:p/>
+    <w:p>
+      <w:r>
+        <w:t>    def decrease_text_size(self, event=None):</w:t>
+      </w:r>
+    </w:p>
+    <w:p>
+      <w:r>
+        <w:t>        self.text_size = max(6, self.text_size - 2)</w:t>
+      </w:r>
+    </w:p>
+    <w:p/>
+    <w:p>
+      <w:r>
+        <w:t>        if hasattr(self, "text_size_label"):</w:t>
+      </w:r>
+    </w:p>
+    <w:p>
+      <w:r>
+        <w:t>            self.text_size_label.config(</w:t>
+      </w:r>
+    </w:p>
+    <w:p>
+      <w:r>
+        <w:t>                text=f"Text Size: {self.text_size}"</w:t>
+      </w:r>
+    </w:p>
+    <w:p>
+      <w:r>
+        <w:t>            )</w:t>
+      </w:r>
+    </w:p>
+    <w:p/>
+    <w:p>
+      <w:r>
+        <w:t>        print("Text Size:", self.text_size)</w:t>
+      </w:r>
+    </w:p>
     <w:p/>
     <w:p>
       <w:pPr>
@@ -1123,27 +7661,7 @@
           <w:sz w:val="18"/>
           <w:highlight w:val="lightGray"/>
         </w:rPr>
-        <w:t xml:space="preserve">: Persons Table -&gt; ID Column: 1, </w:t>
-      </w:r>
-      <w:proofErr w:type="spellStart"/>
-      <w:r>
-        <w:rPr>
-          <w:rFonts w:ascii="Arial" w:hAnsi="Arial"/>
-          <w:color w:val="000000"/>
-          <w:sz w:val="18"/>
-          <w:highlight w:val="lightGray"/>
-        </w:rPr>
-        <w:t>Name_En</w:t>
-      </w:r>
-      <w:proofErr w:type="spellEnd"/>
-      <w:r>
-        <w:rPr>
-          <w:rFonts w:ascii="Arial" w:hAnsi="Arial"/>
-          <w:color w:val="000000"/>
-          <w:sz w:val="18"/>
-          <w:highlight w:val="lightGray"/>
-        </w:rPr>
-        <w:t xml:space="preserve"> Column: Motasem Essam] -&gt; </w:t>
+        <w:t xml:space="preserve">: Persons Table -&gt; ID Column: 1, Name_En Column: Motasem Essam] -&gt; </w:t>
       </w:r>
       <w:r>
         <w:rPr>
@@ -1201,117 +7719,706 @@
         <w:t xml:space="preserve"> [5/2/2026]</w:t>
       </w:r>
     </w:p>
-    <w:p/>
-    <w:p>
-      <w:pPr>
-        <w:pStyle w:val="Heading3"/>
-      </w:pPr>
-      <w:r>
-        <w:t>draw_tools.py</w:t>
-      </w:r>
-    </w:p>
-    <w:p>
-      <w:pPr>
-        <w:rPr>
-          <w:rFonts w:ascii="Arial" w:hAnsi="Arial"/>
-          <w:sz w:val="18"/>
-        </w:rPr>
-      </w:pPr>
-      <w:r>
-        <w:rPr>
-          <w:rFonts w:ascii="Arial" w:hAnsi="Arial"/>
-          <w:b/>
-          <w:color w:val="000000"/>
-          <w:sz w:val="18"/>
-          <w:highlight w:val="lightGray"/>
-        </w:rPr>
-        <w:t># Source: AI Source: Provided by: [Data Path</w:t>
-      </w:r>
-      <w:r>
-        <w:rPr>
-          <w:rFonts w:ascii="Arial" w:hAnsi="Arial"/>
-          <w:color w:val="000000"/>
-          <w:sz w:val="18"/>
-          <w:highlight w:val="lightGray"/>
-        </w:rPr>
-        <w:t xml:space="preserve">: Persons Table -&gt; ID Column: 1, </w:t>
-      </w:r>
-      <w:proofErr w:type="spellStart"/>
-      <w:r>
-        <w:rPr>
-          <w:rFonts w:ascii="Arial" w:hAnsi="Arial"/>
-          <w:color w:val="000000"/>
-          <w:sz w:val="18"/>
-          <w:highlight w:val="lightGray"/>
-        </w:rPr>
-        <w:t>Name_En</w:t>
-      </w:r>
-      <w:proofErr w:type="spellEnd"/>
-      <w:r>
-        <w:rPr>
-          <w:rFonts w:ascii="Arial" w:hAnsi="Arial"/>
-          <w:color w:val="000000"/>
-          <w:sz w:val="18"/>
-          <w:highlight w:val="lightGray"/>
-        </w:rPr>
-        <w:t xml:space="preserve"> Column: Motasem Essam] -&gt; </w:t>
-      </w:r>
-      <w:r>
-        <w:rPr>
-          <w:rFonts w:ascii="Arial" w:hAnsi="Arial"/>
-          <w:b/>
-          <w:color w:val="000000"/>
-          <w:sz w:val="18"/>
-          <w:highlight w:val="lightGray"/>
-        </w:rPr>
-        <w:t>From:</w:t>
-      </w:r>
-      <w:r>
-        <w:rPr>
-          <w:rFonts w:ascii="Arial" w:hAnsi="Arial"/>
-          <w:color w:val="000000"/>
-          <w:sz w:val="18"/>
-          <w:highlight w:val="lightGray"/>
-        </w:rPr>
-        <w:t xml:space="preserve"> [</w:t>
-      </w:r>
-      <w:r>
-        <w:rPr>
-          <w:rFonts w:ascii="Arial" w:eastAsia="Arial" w:hAnsi="Arial" w:cs="Arial"/>
-          <w:color w:val="000000"/>
-          <w:sz w:val="18"/>
-          <w:highlight w:val="lightGray"/>
-        </w:rPr>
-        <w:t>ChatGPT</w:t>
-      </w:r>
-      <w:r>
-        <w:rPr>
-          <w:rFonts w:ascii="Arial" w:hAnsi="Arial"/>
-          <w:color w:val="000000"/>
-          <w:sz w:val="18"/>
-          <w:highlight w:val="lightGray"/>
-        </w:rPr>
-        <w:t xml:space="preserve">] </w:t>
-      </w:r>
-      <w:r>
-        <w:rPr>
-          <w:rFonts w:ascii="Arial" w:hAnsi="Arial"/>
-          <w:b/>
-          <w:color w:val="000000"/>
-          <w:sz w:val="18"/>
-          <w:highlight w:val="lightGray"/>
-        </w:rPr>
-        <w:t>on</w:t>
-      </w:r>
-      <w:r>
-        <w:rPr>
-          <w:rFonts w:ascii="Arial" w:hAnsi="Arial"/>
-          <w:sz w:val="18"/>
-          <w:highlight w:val="lightGray"/>
-        </w:rPr>
-        <w:t xml:space="preserve"> [5/2/2026]</w:t>
-      </w:r>
-    </w:p>
+    <w:p>
+      <w:r>
+        <w:t>class NodeEditor:</w:t>
+      </w:r>
+    </w:p>
+    <w:p>
+      <w:r>
+        <w:t>    def __init__(self, core):</w:t>
+      </w:r>
+    </w:p>
+    <w:p>
+      <w:r>
+        <w:t>        self.core = core</w:t>
+      </w:r>
+    </w:p>
+    <w:p/>
+    <w:p>
+      <w:r>
+        <w:t>        # ================= 8 NODES =================</w:t>
+      </w:r>
+    </w:p>
+    <w:p>
+      <w:r>
+        <w:t>        self.nodes = {</w:t>
+      </w:r>
+    </w:p>
+    <w:p>
+      <w:r>
+        <w:lastRenderedPageBreak/>
+        <w:t>            "nw": {"x": 0, "y": 0},</w:t>
+      </w:r>
+    </w:p>
+    <w:p>
+      <w:r>
+        <w:t>            "n":  {"x": 0, "y": 0},</w:t>
+      </w:r>
+    </w:p>
+    <w:p>
+      <w:r>
+        <w:t>            "ne": {"x": 0, "y": 0},</w:t>
+      </w:r>
+    </w:p>
+    <w:p>
+      <w:r>
+        <w:t>            "e":  {"x": 0, "y": 0},</w:t>
+      </w:r>
+    </w:p>
+    <w:p>
+      <w:r>
+        <w:t>            "se": {"x": 0, "y": 0},</w:t>
+      </w:r>
+    </w:p>
+    <w:p>
+      <w:r>
+        <w:t>            "s":  {"x": 0, "y": 0},</w:t>
+      </w:r>
+    </w:p>
+    <w:p>
+      <w:r>
+        <w:t>            "sw": {"x": 0, "y": 0},</w:t>
+      </w:r>
+    </w:p>
+    <w:p>
+      <w:r>
+        <w:t>            "w":  {"x": 0, "y": 0},</w:t>
+      </w:r>
+    </w:p>
+    <w:p>
+      <w:r>
+        <w:t>        }</w:t>
+      </w:r>
+    </w:p>
+    <w:p/>
+    <w:p>
+      <w:r>
+        <w:t>        self.enabled = False</w:t>
+      </w:r>
+    </w:p>
+    <w:p>
+      <w:r>
+        <w:t>        self.selected_node = None</w:t>
+      </w:r>
+    </w:p>
+    <w:p>
+      <w:r>
+        <w:t>        self.dragging = False</w:t>
+      </w:r>
+    </w:p>
+    <w:p/>
+    <w:p>
+      <w:r>
+        <w:t>        # mouse events</w:t>
+      </w:r>
+    </w:p>
+    <w:p>
+      <w:r>
+        <w:t>        self.core.canvas.bind("&lt;ButtonPress-1&gt;", self.on_press)</w:t>
+      </w:r>
+    </w:p>
+    <w:p>
+      <w:r>
+        <w:t>        self.core.canvas.bind("&lt;B1-Motion&gt;", self.on_drag)</w:t>
+      </w:r>
+    </w:p>
+    <w:p>
+      <w:r>
+        <w:t>        self.core.canvas.bind("&lt;ButtonRelease-1&gt;", self.on_release)</w:t>
+      </w:r>
+    </w:p>
+    <w:p/>
+    <w:p>
+      <w:r>
+        <w:t>    # =========================================================</w:t>
+      </w:r>
+    </w:p>
+    <w:p>
+      <w:r>
+        <w:t>    # SELECT NODE</w:t>
+      </w:r>
+    </w:p>
+    <w:p>
+      <w:r>
+        <w:t>    # =========================================================</w:t>
+      </w:r>
+    </w:p>
+    <w:p>
+      <w:r>
+        <w:t>    def get_node(self, x, y):</w:t>
+      </w:r>
+    </w:p>
+    <w:p>
+      <w:r>
+        <w:t>        for name, node in self.nodes.items():</w:t>
+      </w:r>
+    </w:p>
+    <w:p>
+      <w:r>
+        <w:t>            nx, ny = node["x"], node["y"]</w:t>
+      </w:r>
+    </w:p>
+    <w:p>
+      <w:r>
+        <w:t>            if abs(nx - x) &lt; 6 and abs(ny - y) &lt; 6:</w:t>
+      </w:r>
+    </w:p>
+    <w:p>
+      <w:r>
+        <w:lastRenderedPageBreak/>
+        <w:t>                return name</w:t>
+      </w:r>
+    </w:p>
+    <w:p>
+      <w:r>
+        <w:t>        return None</w:t>
+      </w:r>
+    </w:p>
+    <w:p/>
+    <w:p>
+      <w:r>
+        <w:t>    # =========================================================</w:t>
+      </w:r>
+    </w:p>
+    <w:p>
+      <w:r>
+        <w:t>    # MOUSE PRESS</w:t>
+      </w:r>
+    </w:p>
+    <w:p>
+      <w:r>
+        <w:t>    # =========================================================</w:t>
+      </w:r>
+    </w:p>
+    <w:p>
+      <w:r>
+        <w:t>    def on_press(self, event):</w:t>
+      </w:r>
+    </w:p>
+    <w:p>
+      <w:r>
+        <w:t>        if not self.enabled:</w:t>
+      </w:r>
+    </w:p>
+    <w:p>
+      <w:r>
+        <w:t>            return</w:t>
+      </w:r>
+    </w:p>
+    <w:p/>
+    <w:p>
+      <w:r>
+        <w:t>        node = self.get_node(event.x, event.y)</w:t>
+      </w:r>
+    </w:p>
+    <w:p/>
+    <w:p>
+      <w:r>
+        <w:t>        if node:</w:t>
+      </w:r>
+    </w:p>
+    <w:p>
+      <w:r>
+        <w:t>            self.selected_node = node</w:t>
+      </w:r>
+    </w:p>
+    <w:p>
+      <w:r>
+        <w:t>            self.dragging = True</w:t>
+      </w:r>
+    </w:p>
+    <w:p/>
+    <w:p>
+      <w:r>
+        <w:t>    # =========================================================</w:t>
+      </w:r>
+    </w:p>
+    <w:p>
+      <w:r>
+        <w:t>    # DRAG NODE (RESIZE RECTANGLE)</w:t>
+      </w:r>
+    </w:p>
+    <w:p>
+      <w:r>
+        <w:t>    # =========================================================</w:t>
+      </w:r>
+    </w:p>
+    <w:p>
+      <w:r>
+        <w:t>    def on_drag(self, event):</w:t>
+      </w:r>
+    </w:p>
+    <w:p>
+      <w:r>
+        <w:t>        if not self.enabled or not self.dragging:</w:t>
+      </w:r>
+    </w:p>
+    <w:p>
+      <w:r>
+        <w:t>            return</w:t>
+      </w:r>
+    </w:p>
+    <w:p/>
+    <w:p>
+      <w:r>
+        <w:t>        c = self.core</w:t>
+      </w:r>
+    </w:p>
+    <w:p>
+      <w:r>
+        <w:t>        n = self.selected_node</w:t>
+      </w:r>
+    </w:p>
+    <w:p/>
+    <w:p>
+      <w:r>
+        <w:lastRenderedPageBreak/>
+        <w:t>        x, y = event.x, event.y</w:t>
+      </w:r>
+    </w:p>
+    <w:p/>
+    <w:p>
+      <w:r>
+        <w:t>        # ================= CORNERS =================</w:t>
+      </w:r>
+    </w:p>
+    <w:p>
+      <w:r>
+        <w:t>        if n == "nw":</w:t>
+      </w:r>
+    </w:p>
+    <w:p>
+      <w:r>
+        <w:t>            c.sel_start = (x, y)</w:t>
+      </w:r>
+    </w:p>
+    <w:p/>
+    <w:p>
+      <w:r>
+        <w:t>        elif n == "ne":</w:t>
+      </w:r>
+    </w:p>
+    <w:p>
+      <w:r>
+        <w:t>            c.sel_start = (c.sel_start[0], y)</w:t>
+      </w:r>
+    </w:p>
+    <w:p>
+      <w:r>
+        <w:t>            c.sel_end = (x, c.sel_end[1])</w:t>
+      </w:r>
+    </w:p>
+    <w:p/>
+    <w:p>
+      <w:r>
+        <w:t>        elif n == "se":</w:t>
+      </w:r>
+    </w:p>
+    <w:p>
+      <w:r>
+        <w:t>            c.sel_end = (x, y)</w:t>
+      </w:r>
+    </w:p>
+    <w:p/>
+    <w:p>
+      <w:r>
+        <w:t>        elif n == "sw":</w:t>
+      </w:r>
+    </w:p>
+    <w:p>
+      <w:r>
+        <w:t>            c.sel_start = (x, c.sel_start[1])</w:t>
+      </w:r>
+    </w:p>
+    <w:p>
+      <w:r>
+        <w:t>            c.sel_end = (c.sel_end[0], y)</w:t>
+      </w:r>
+    </w:p>
+    <w:p/>
+    <w:p>
+      <w:r>
+        <w:t>        # ================= EDGES =================</w:t>
+      </w:r>
+    </w:p>
+    <w:p>
+      <w:r>
+        <w:t>        elif n == "n":</w:t>
+      </w:r>
+    </w:p>
+    <w:p>
+      <w:r>
+        <w:t>            c.sel_start = (c.sel_start[0], y)</w:t>
+      </w:r>
+    </w:p>
+    <w:p/>
+    <w:p>
+      <w:r>
+        <w:t>        elif n == "s":</w:t>
+      </w:r>
+    </w:p>
+    <w:p>
+      <w:r>
+        <w:t>            c.sel_end = (c.sel_end[0], y)</w:t>
+      </w:r>
+    </w:p>
+    <w:p/>
+    <w:p>
+      <w:r>
+        <w:t>        elif n == "w":</w:t>
+      </w:r>
+    </w:p>
+    <w:p>
+      <w:r>
+        <w:t>            c.sel_start = (x, c.sel_start[1])</w:t>
+      </w:r>
+    </w:p>
+    <w:p/>
+    <w:p>
+      <w:r>
+        <w:t>        elif n == "e":</w:t>
+      </w:r>
+    </w:p>
+    <w:p>
+      <w:r>
+        <w:t>            c.sel_end = (x, c.sel_end[1])</w:t>
+      </w:r>
+    </w:p>
+    <w:p/>
+    <w:p>
+      <w:r>
+        <w:t>        # refresh rectangle</w:t>
+      </w:r>
+    </w:p>
+    <w:p>
+      <w:r>
+        <w:t>        c.update_selection_rect()</w:t>
+      </w:r>
+    </w:p>
+    <w:p>
+      <w:r>
+        <w:t>        self.update_nodes()</w:t>
+      </w:r>
+    </w:p>
+    <w:p/>
+    <w:p>
+      <w:r>
+        <w:t>    # =========================================================</w:t>
+      </w:r>
+    </w:p>
+    <w:p>
+      <w:r>
+        <w:t>    # RELEASE</w:t>
+      </w:r>
+    </w:p>
+    <w:p>
+      <w:r>
+        <w:t>    # =========================================================</w:t>
+      </w:r>
+    </w:p>
+    <w:p>
+      <w:r>
+        <w:t>    def on_release(self, event):</w:t>
+      </w:r>
+    </w:p>
+    <w:p>
+      <w:r>
+        <w:t>        self.dragging = False</w:t>
+      </w:r>
+    </w:p>
+    <w:p>
+      <w:r>
+        <w:t>        self.selected_node = None</w:t>
+      </w:r>
+    </w:p>
+    <w:p/>
+    <w:p>
+      <w:r>
+        <w:t>    # =========================================================</w:t>
+      </w:r>
+    </w:p>
+    <w:p>
+      <w:r>
+        <w:t>    # UPDATE NODE POSITIONS FROM RECT</w:t>
+      </w:r>
+    </w:p>
+    <w:p>
+      <w:r>
+        <w:t>    # =========================================================</w:t>
+      </w:r>
+    </w:p>
+    <w:p>
+      <w:r>
+        <w:t>    def update_nodes(self):</w:t>
+      </w:r>
+    </w:p>
+    <w:p>
+      <w:r>
+        <w:t>        c = self.core</w:t>
+      </w:r>
+    </w:p>
+    <w:p/>
+    <w:p>
+      <w:r>
+        <w:t>        if not c.sel_start or not c.sel_end:</w:t>
+      </w:r>
+    </w:p>
+    <w:p>
+      <w:r>
+        <w:t>            return</w:t>
+      </w:r>
+    </w:p>
+    <w:p/>
+    <w:p>
+      <w:r>
+        <w:t>        x1, y1 = c.sel_start</w:t>
+      </w:r>
+    </w:p>
+    <w:p>
+      <w:r>
+        <w:t>        x2, y2 = c.sel_end</w:t>
+      </w:r>
+    </w:p>
+    <w:p/>
+    <w:p>
+      <w:r>
+        <w:t>        self.nodes["nw"] = {"x": x1, "y": y1}</w:t>
+      </w:r>
+    </w:p>
+    <w:p>
+      <w:r>
+        <w:t>        self.nodes["ne"] = {"x": x2, "y": y1}</w:t>
+      </w:r>
+    </w:p>
+    <w:p>
+      <w:r>
+        <w:t>        self.nodes["se"] = {"x": x2, "y": y2}</w:t>
+      </w:r>
+    </w:p>
+    <w:p>
+      <w:r>
+        <w:t>        self.nodes["sw"] = {"x": x1, "y": y2}</w:t>
+      </w:r>
+    </w:p>
+    <w:p/>
+    <w:p>
+      <w:r>
+        <w:t>        self.nodes["n"] = {"x": (x1 + x2) // 2, "y": y1}</w:t>
+      </w:r>
+    </w:p>
+    <w:p>
+      <w:r>
+        <w:t>        self.nodes["s"] = {"x": (x1 + x2) // 2, "y": y2}</w:t>
+      </w:r>
+    </w:p>
+    <w:p>
+      <w:r>
+        <w:t>        self.nodes["w"] = {"x": x1, "y": (y1 + y2) // 2}</w:t>
+      </w:r>
+    </w:p>
+    <w:p>
+      <w:r>
+        <w:t>        self.nodes["e"] = {"x": x2, "y": (y1 + y2) // 2}</w:t>
+      </w:r>
+    </w:p>
+    <w:p/>
+    <w:p>
+      <w:r>
+        <w:t>    def draw_nodes(self):</w:t>
+      </w:r>
+    </w:p>
+    <w:p>
+      <w:r>
+        <w:t>        c = self.core</w:t>
+      </w:r>
+    </w:p>
+    <w:p/>
+    <w:p>
+      <w:r>
+        <w:t>        # remove old nodes</w:t>
+      </w:r>
+    </w:p>
+    <w:p>
+      <w:r>
+        <w:t>        c.canvas.delete("node")</w:t>
+      </w:r>
+    </w:p>
+    <w:p/>
+    <w:p>
+      <w:r>
+        <w:t>        if not c.sel_start or not c.sel_end:</w:t>
+      </w:r>
+    </w:p>
+    <w:p>
+      <w:r>
+        <w:t>            return</w:t>
+      </w:r>
+    </w:p>
+    <w:p/>
+    <w:p>
+      <w:r>
+        <w:t>        x1, y1 = c.sel_start</w:t>
+      </w:r>
+    </w:p>
+    <w:p>
+      <w:r>
+        <w:t>        x2, y2 = c.sel_end</w:t>
+      </w:r>
+    </w:p>
+    <w:p/>
+    <w:p>
+      <w:r>
+        <w:t>        # normalize</w:t>
+      </w:r>
+    </w:p>
+    <w:p>
+      <w:r>
+        <w:t>        x1, x2 = sorted([x1, x2])</w:t>
+      </w:r>
+    </w:p>
+    <w:p>
+      <w:r>
+        <w:t>        y1, y2 = sorted([y1, y2])</w:t>
+      </w:r>
+    </w:p>
+    <w:p/>
+    <w:p>
+      <w:r>
+        <w:t>        # 8 node positions</w:t>
+      </w:r>
+    </w:p>
+    <w:p>
+      <w:r>
+        <w:t>        points = {</w:t>
+      </w:r>
+    </w:p>
+    <w:p>
+      <w:r>
+        <w:t>            "nw": (x1, y1),</w:t>
+      </w:r>
+    </w:p>
+    <w:p>
+      <w:r>
+        <w:t>            "n":  ((x1+x2)//2, y1),</w:t>
+      </w:r>
+    </w:p>
+    <w:p>
+      <w:r>
+        <w:t>            "ne": (x2, y1),</w:t>
+      </w:r>
+    </w:p>
+    <w:p/>
+    <w:p>
+      <w:r>
+        <w:t>            "w":  (x1, (y1+y2)//2),</w:t>
+      </w:r>
+    </w:p>
+    <w:p>
+      <w:r>
+        <w:t>            "e":  (x2, (y1+y2)//2),</w:t>
+      </w:r>
+    </w:p>
+    <w:p/>
+    <w:p>
+      <w:r>
+        <w:t>            "sw": (x1, y2),</w:t>
+      </w:r>
+    </w:p>
+    <w:p>
+      <w:r>
+        <w:t>            "s":  ((x1+x2)//2, y2),</w:t>
+      </w:r>
+    </w:p>
+    <w:p>
+      <w:r>
+        <w:t>            "se": (x2, y2),</w:t>
+      </w:r>
+    </w:p>
+    <w:p>
+      <w:r>
+        <w:t>        }</w:t>
+      </w:r>
+    </w:p>
+    <w:p/>
+    <w:p>
+      <w:r>
+        <w:t>        self.nodes = points</w:t>
+      </w:r>
+    </w:p>
+    <w:p/>
+    <w:p>
+      <w:r>
+        <w:t>        # draw red dots</w:t>
+      </w:r>
+    </w:p>
+    <w:p>
+      <w:r>
+        <w:t>        for name, (x, y) in points.items():</w:t>
+      </w:r>
+    </w:p>
+    <w:p>
+      <w:r>
+        <w:t>            c.canvas.create_oval(</w:t>
+      </w:r>
+    </w:p>
+    <w:p>
+      <w:r>
+        <w:t>                x-5, y-5,</w:t>
+      </w:r>
+    </w:p>
+    <w:p>
+      <w:r>
+        <w:t>                x+5, y+5,</w:t>
+      </w:r>
+    </w:p>
+    <w:p>
+      <w:r>
+        <w:t>                fill="white",</w:t>
+      </w:r>
+    </w:p>
+    <w:p>
+      <w:r>
+        <w:t>                outline="black",</w:t>
+      </w:r>
+    </w:p>
+    <w:p>
+      <w:r>
+        <w:t>                tags="node"</w:t>
+      </w:r>
+    </w:p>
+    <w:p>
+      <w:r>
+        <w:t>            )</w:t>
+      </w:r>
+    </w:p>
+    <w:p/>
+    <w:p>
+      <w:r>
+        <w:t>    def get_handle(self, x, y):</w:t>
+      </w:r>
+    </w:p>
+    <w:p>
+      <w:r>
+        <w:t>        for name, (hx, hy) in self.nodes.items():</w:t>
+      </w:r>
+    </w:p>
+    <w:p>
+      <w:r>
+        <w:t>            if abs(hx - x) &lt;= 6 and abs(hy - y) &lt;= 6:</w:t>
+      </w:r>
+    </w:p>
+    <w:p>
+      <w:r>
+        <w:t>                return name</w:t>
+      </w:r>
+    </w:p>
+    <w:p>
+      <w:r>
+        <w:t>        return None</w:t>
+      </w:r>
+    </w:p>
+    <w:p/>
     <w:p/>
     <w:sectPr>
       <w:pgSz w:w="12240" w:h="15840"/>
@@ -2197,7 +9304,6 @@
   <w:style w:type="character" w:default="1" w:styleId="DefaultParagraphFont">
     <w:name w:val="Default Paragraph Font"/>
     <w:uiPriority w:val="1"/>
-    <w:semiHidden/>
     <w:unhideWhenUsed/>
   </w:style>
   <w:style w:type="table" w:default="1" w:styleId="TableNormal">
